--- a/submission/bao-cao-vdt-2026.docx
+++ b/submission/bao-cao-vdt-2026.docx
@@ -15,7 +15,7 @@
           <w:i w:val="0"/>
           <w:sz w:val="32"/>
         </w:rPr>
-        <w:t>Không gian truy xuất bằng chứng cho QA đa bước và tìm kiếm metadata ngữ nghĩa</w:t>
+        <w:t>Không gian truy xuất bằng chứng full-corpus cho QA đa bước và tìm kiếm metadata ngữ nghĩa</w:t>
       </w:r>
     </w:p>
     <w:p>
@@ -89,7 +89,7 @@
           <w:i w:val="0"/>
           <w:sz w:val="24"/>
         </w:rPr>
-        <w:t>Trong các hệ thống hỏi đáp và tìm kiếm trên kho tài liệu lớn, bước quan trọng đầu tiên không phải là sinh câu trả lời, mà là truy xuất đúng các tài liệu làm bằng chứng cho bước suy luận phía sau. Với bài toán HotpotQA, một câu hỏi thường cần nhiều tài liệu hỗ trợ; nếu hệ thống chỉ tìm được một tài liệu đúng nhưng thiếu tài liệu còn lại, câu trả lời cuối cùng vẫn có thể sai. Vì vậy đề tài tập trung vào xây dựng một không gian truy xuất bằng chứng có khả năng chạy trên toàn bộ corpus, đánh giá đúng bài toán đa bước và mở rộng sang tìm kiếm theo metadata ngữ nghĩa.</w:t>
+        <w:t>Trong các hệ thống hỏi đáp và tìm kiếm trên kho tài liệu lớn, bước truy xuất bằng chứng quyết định chất lượng của toàn bộ pipeline phía sau. Với bài toán HotpotQA, một câu hỏi thường cần nhiều tài liệu hỗ trợ; nếu hệ thống chỉ tìm được một tài liệu đúng nhưng thiếu tài liệu còn lại, câu trả lời cuối cùng vẫn có thể sai. Vì vậy đề tài không chỉ tối ưu việc tìm một tài liệu liên quan, mà xây dựng một không gian truy xuất bằng chứng có khả năng tìm đủ bộ tài liệu hỗ trợ trong top-k.</w:t>
       </w:r>
     </w:p>
     <w:p>
@@ -105,7 +105,7 @@
           <w:i w:val="0"/>
           <w:sz w:val="24"/>
         </w:rPr>
-        <w:t>Mục tiêu của đề tài gồm: (1) xây dựng pipeline ingest và truy xuất cho HotpotQA full corpus 5,233,329 tài liệu; (2) so sánh BM25, dense retrieval, hybrid RRF, filtered hybrid, reranker và bridge-aware retrieval bằng các metric phù hợp; (3) hỗ trợ runtime dataset-first cho HotpotQA và VimQA; (4) triển khai semantic metadata search để người dùng có thể nhập truy vấn tự nhiên chứa cả ý định nội dung và điều kiện metadata. Phần trực tiếp thực hiện bao gồm thiết kế pipeline dữ liệu, xây dựng index và artifact, tích hợp retrieval methods, benchmark/ablation, API/UI dataset-first, semantic metadata parser và báo cáo kết quả.</w:t>
+        <w:t>Mục tiêu của đề tài là xây dựng một hệ thống retrieval chạy được trên HotpotQA full corpus gồm 5,233,329 tài liệu, đánh giá bằng metric phù hợp với truy vấn đa bước, và mở rộng runtime sang demo dataset-first cho HotpotQA/VimQA. Phần cốt lõi gồm: ingest corpus full-scale, xây Elasticsearch BM25 index, sinh embedding bằng BGE-small, xây dense index nén bằng TurboVec, tích hợp hybrid retrieval, thiết kế bridge-aware retrieval để tìm tài liệu hỗ trợ thứ hai, benchmark/ablation, và triển khai API/UI để quan sát kết quả.</w:t>
       </w:r>
     </w:p>
     <w:p>
@@ -121,7 +121,23 @@
           <w:i w:val="0"/>
           <w:sz w:val="24"/>
         </w:rPr>
-        <w:t>Ý nghĩa thực tiễn của đề tài là tạo một nền tảng demo cho meeting/document search: người dùng không chỉ cần kết quả liên quan theo từ khóa, mà còn cần biết kết quả nào là bằng chứng, vì sao được chọn, lỗi nằm ở sinh ứng viên hay xếp hạng, và có thể lọc theo thông tin như tác giả hoặc thời gian.</w:t>
+        <w:t>Hai phương pháp chính được chọn để báo cáo kết quả là tv_hybrid và tv_bridge_title_entities_rrf. tv_hybrid là baseline thực dụng: kết hợp BM25 của Elasticsearch với dense retrieval của TurboVec bằng Reciprocal Rank Fusion (RRF). tv_bridge_title_entities_rrf là phương pháp quality-first: bắt đầu từ kết quả first-hop của tv_hybrid, sinh truy vấn bridge từ title/entity của tài liệu đầu tiên, rồi truy xuất second-hop để giảm lỗi thiếu support document thứ hai.</w:t>
+      </w:r>
+    </w:p>
+    <w:p>
+      <w:pPr>
+        <w:spacing w:line="280" w:lineRule="exact" w:after="40"/>
+        <w:ind w:firstLine="283"/>
+        <w:jc w:val="left"/>
+      </w:pPr>
+      <w:r>
+        <w:rPr>
+          <w:rFonts w:ascii="Times New Roman" w:hAnsi="Times New Roman" w:eastAsia="Times New Roman"/>
+          <w:b w:val="0"/>
+          <w:i w:val="0"/>
+          <w:sz w:val="24"/>
+        </w:rPr>
+        <w:t>Ý nghĩa thực tiễn của đề tài là tạo một nền tảng demo cho meeting/document search: người dùng cần kết quả liên quan, nhưng cũng cần biết kết quả nào là bằng chứng, tài liệu hỗ trợ nào còn thiếu, vì sao một phương pháp tốt hơn phương pháp khác, và có thể điều khiển không gian tìm kiếm bằng metadata như tác giả hoặc thời gian.</w:t>
       </w:r>
     </w:p>
     <w:p>
@@ -153,7 +169,7 @@
           <w:i w:val="0"/>
           <w:sz w:val="24"/>
         </w:rPr>
-        <w:t>Kiến trúc được tách thành hai pipeline rõ ràng. Pipeline ingest/xử lý offline biến raw corpus thành artifact ổn định: chuẩn hóa tài liệu, gán numeric_id, tạo metadata tổng hợp, chia JSONL shards, xây Elasticsearch BM25 index, sinh embedding shards, xây TurboVec dense index 4-bit và validate số lượng tài liệu. Pipeline retrieval online chạy tại thời điểm người dùng nhập truy vấn: parser metadata tùy chọn, BM25 retrieval, TurboVec dense retrieval, hydrate kết quả qua Elasticsearch, gộp hạng bằng RRF hoặc bridge-aware strategy, sau đó trả kết quả lên dashboard kèm support overlay và highlighting.</w:t>
+        <w:t>Hệ thống được tách thành hai pipeline: offline ingest và online retrieval. Pipeline offline biến corpus thô thành artifact ổn định: load BEIR HotpotQA, chuẩn hóa tài liệu, gán numeric_id, ghi JSONL staging shards, xây Elasticsearch BM25 index, sinh embedding shards bằng BAAI/bge-small-en-v1.5, xây TurboVec index 4-bit .tvim, và validate số lượng tài liệu. Pipeline online chạy khi người dùng nhập truy vấn: parser metadata tùy chọn, BM25 retrieval, TurboVec dense retrieval, hydrate kết quả dense qua Elasticsearch bằng numeric_id, gộp hạng bằng RRF, tùy chọn chạy bridge-aware second-hop retrieval, rồi trả kết quả lên dashboard kèm support overlay, highlighting, benchmark metadata và search history.</w:t>
       </w:r>
     </w:p>
     <w:p>
@@ -169,7 +185,7 @@
           <w:i w:val="0"/>
           <w:sz w:val="24"/>
         </w:rPr>
-        <w:t>Các phương pháp chính:</w:t>
+        <w:t>Kiến trúc tổng thể có thể tóm tắt như sau:</w:t>
       </w:r>
     </w:p>
     <w:tbl>
@@ -209,7 +225,7 @@
                 <w:i w:val="0"/>
                 <w:sz w:val="19"/>
               </w:rPr>
-              <w:t>Phương pháp</w:t>
+              <w:t>Thành phần</w:t>
             </w:r>
           </w:p>
         </w:tc>
@@ -266,7 +282,7 @@
                 <w:i w:val="0"/>
                 <w:sz w:val="19"/>
               </w:rPr>
-              <w:t>es_bm25</w:t>
+              <w:t>Staging pipeline</w:t>
             </w:r>
           </w:p>
         </w:tc>
@@ -293,7 +309,7 @@
                 <w:i w:val="0"/>
                 <w:sz w:val="19"/>
               </w:rPr>
-              <w:t>Mốc so sánh lexical nhanh trên Elasticsearch, dùng title^2 và content.</w:t>
+              <w:t>Chuẩn hóa HotpotQA, giữ doc_id, sinh numeric_id, ghi 105 shards cho 5,233,329 tài liệu.</w:t>
             </w:r>
           </w:p>
         </w:tc>
@@ -322,7 +338,7 @@
                 <w:i w:val="0"/>
                 <w:sz w:val="19"/>
               </w:rPr>
-              <w:t>tv_dense</w:t>
+              <w:t>Elasticsearch</w:t>
             </w:r>
           </w:p>
         </w:tc>
@@ -349,7 +365,7 @@
                 <w:i w:val="0"/>
                 <w:sz w:val="19"/>
               </w:rPr>
-              <w:t>Truy xuất ngữ nghĩa bằng TurboVec với BGE-small 384 chiều, nén 4-bit.</w:t>
+              <w:t>BM25 lexical retrieval, structured filter, document store và hydrate kết quả từ numeric_id.</w:t>
             </w:r>
           </w:p>
         </w:tc>
@@ -378,7 +394,7 @@
                 <w:i w:val="0"/>
                 <w:sz w:val="19"/>
               </w:rPr>
-              <w:t>tv_hybrid</w:t>
+              <w:t>Embedding service</w:t>
             </w:r>
           </w:p>
         </w:tc>
@@ -405,7 +421,7 @@
                 <w:i w:val="0"/>
                 <w:sz w:val="19"/>
               </w:rPr>
-              <w:t>Gộp BM25 và dense candidates bằng Reciprocal Rank Fusion.</w:t>
+              <w:t>Chạy BGE-small trên host GPU để tạo query embedding 384 chiều cho HotpotQA.</w:t>
             </w:r>
           </w:p>
         </w:tc>
@@ -434,7 +450,7 @@
                 <w:i w:val="0"/>
                 <w:sz w:val="19"/>
               </w:rPr>
-              <w:t>tv_filtered_hybrid</w:t>
+              <w:t>TurboVec</w:t>
             </w:r>
           </w:p>
         </w:tc>
@@ -461,7 +477,7 @@
                 <w:i w:val="0"/>
                 <w:sz w:val="19"/>
               </w:rPr>
-              <w:t>Dùng BM25/filter làm allowlist cho TurboVec; phù hợp ràng buộc metadata.</w:t>
+              <w:t>Dense vector search trên full corpus bằng index nén 4-bit, artifact khoảng 1.07 GB.</w:t>
             </w:r>
           </w:p>
         </w:tc>
@@ -490,7 +506,7 @@
                 <w:i w:val="0"/>
                 <w:sz w:val="19"/>
               </w:rPr>
-              <w:t>tv_hybrid_rerank</w:t>
+              <w:t>FastAPI</w:t>
             </w:r>
           </w:p>
         </w:tc>
@@ -517,7 +533,7 @@
                 <w:i w:val="0"/>
                 <w:sz w:val="19"/>
               </w:rPr>
-              <w:t>Ablation chỉ dùng trong benchmark; rerank top-100 candidates bằng cross-encoder.</w:t>
+              <w:t>Cung cấp dataset profiles, search endpoints, benchmark/status/history APIs.</w:t>
             </w:r>
           </w:p>
         </w:tc>
@@ -546,7 +562,7 @@
                 <w:i w:val="0"/>
                 <w:sz w:val="19"/>
               </w:rPr>
-              <w:t>tv_bridge_title_entities_rrf</w:t>
+              <w:t>React dashboard</w:t>
             </w:r>
           </w:p>
         </w:tc>
@@ -573,7 +589,63 @@
                 <w:i w:val="0"/>
                 <w:sz w:val="19"/>
               </w:rPr>
-              <w:t>Sinh truy vấn bước hai từ title/entity để tìm tài liệu hỗ trợ còn thiếu.</w:t>
+              <w:t>Hiển thị Search, Queries, Benchmarks, Indexes, Metadata, History và Status.</w:t>
+            </w:r>
+          </w:p>
+        </w:tc>
+      </w:tr>
+      <w:tr>
+        <w:tc>
+          <w:tcPr>
+            <w:tcW w:type="dxa" w:w="5103"/>
+            <w:vAlign w:val="top"/>
+            <w:tcMar>
+              <w:top w:w="80" w:type="dxa"/>
+              <w:left w:w="80" w:type="dxa"/>
+              <w:bottom w:w="80" w:type="dxa"/>
+              <w:right w:w="80" w:type="dxa"/>
+            </w:tcMar>
+          </w:tcPr>
+          <w:p>
+            <w:pPr>
+              <w:spacing w:before="0" w:after="0" w:line="220" w:lineRule="exact"/>
+              <w:ind w:firstLine="0" w:left="0"/>
+            </w:pPr>
+            <w:r>
+              <w:rPr>
+                <w:rFonts w:ascii="Times New Roman" w:hAnsi="Times New Roman" w:eastAsia="Times New Roman"/>
+                <w:b w:val="0"/>
+                <w:i w:val="0"/>
+                <w:sz w:val="19"/>
+              </w:rPr>
+              <w:t>Redis/SQLite</w:t>
+            </w:r>
+          </w:p>
+        </w:tc>
+        <w:tc>
+          <w:tcPr>
+            <w:tcW w:type="dxa" w:w="5103"/>
+            <w:vAlign w:val="top"/>
+            <w:tcMar>
+              <w:top w:w="80" w:type="dxa"/>
+              <w:left w:w="80" w:type="dxa"/>
+              <w:bottom w:w="80" w:type="dxa"/>
+              <w:right w:w="80" w:type="dxa"/>
+            </w:tcMar>
+          </w:tcPr>
+          <w:p>
+            <w:pPr>
+              <w:spacing w:before="0" w:after="0" w:line="220" w:lineRule="exact"/>
+              <w:ind w:firstLine="0" w:left="0"/>
+            </w:pPr>
+            <w:r>
+              <w:rPr>
+                <w:rFonts w:ascii="Times New Roman" w:hAnsi="Times New Roman" w:eastAsia="Times New Roman"/>
+                <w:b w:val="0"/>
+                <w:i w:val="0"/>
+                <w:sz w:val="19"/>
+              </w:rPr>
+              <w:t>Cache kết quả search lặp lại và lưu search history cục bộ.</w:t>
             </w:r>
           </w:p>
         </w:tc>
@@ -598,7 +670,7 @@
           <w:i w:val="0"/>
           <w:sz w:val="24"/>
         </w:rPr>
-        <w:t>Điểm mới của cách tiếp cận là không chỉ tối ưu top-k ranking chung, mà tập trung vào lỗi đặc thù của multi-hop retrieval: thiếu tài liệu hỗ trợ thứ hai. Vì vậy đề tài dùng full_support_recall@10 làm metric chính cho HotpotQA. Reranker chỉ có thể cải thiện khi tài liệu đúng đã có trong tập ứng viên; bridge-aware retrieval được thiết kế để mở rộng tập ứng viên theo bằng chứng bước đầu.</w:t>
+        <w:t>TurboVec không thay Elasticsearch. Elasticsearch vẫn là thành phần phù hợp nhất cho BM25, filter, lưu document, exact lookup và hydrate kết quả. TurboVec được dùng vì dense retrieval full-corpus bằng Elasticsearch dense_vector/HNSW trên 5.23M documents có rủi ro RAM và index overhead cao trong môi trường laptop mục tiêu. Với TurboVec, hệ thống giữ dense index nén 4-bit riêng, trả về numeric_id, rồi dùng Elasticsearch để lấy lại title/text/url và metadata. Như vậy lợi thế của TurboVec nằm ở dense vector search full-corpus cục bộ, còn Elasticsearch vẫn là xương sống lexical và document store.</w:t>
       </w:r>
     </w:p>
     <w:p>
@@ -614,7 +686,71 @@
           <w:i w:val="0"/>
           <w:sz w:val="24"/>
         </w:rPr>
-        <w:t>Runtime được thiết kế theo dataset profile. HotpotQA dùng Elasticsearch + TurboVec với default tv_hybrid; VimQA dùng Elasticsearch BM25/dense/hybrid với model bkai-foundation-models/vietnamese-bi-encoder và default es_bm25. Semantic metadata search dùng parser rule-based để tách effective_query và metadata_filters; parser chỉ chạy khi bật semantic_metadata=true, filter nhập tay từ UI có quyền ưu tiên, và metadata không được append vào embedding text để tránh làm nhiễu vector nội dung.</w:t>
+        <w:t>Lợi ích chất lượng của TurboVec được thể hiện qua benchmark hybrid. Trên pilot 200 truy vấn, BM25 đơn thuần đạt full_support@10=36.50%, trong khi tv_hybrid kết hợp BM25 + TurboVec đạt 54.50%. Nói cách khác, TurboVec đóng góp phần semantic retrieval cho hybrid system; hệ thống tốt lên không phải vì bỏ Elasticsearch, mà vì dùng đúng vai trò của cả hai thành phần.</w:t>
+      </w:r>
+    </w:p>
+    <w:p>
+      <w:pPr>
+        <w:spacing w:line="280" w:lineRule="exact" w:after="40"/>
+        <w:ind w:firstLine="283"/>
+        <w:jc w:val="left"/>
+      </w:pPr>
+      <w:r>
+        <w:rPr>
+          <w:rFonts w:ascii="Times New Roman" w:hAnsi="Times New Roman" w:eastAsia="Times New Roman"/>
+          <w:b w:val="0"/>
+          <w:i w:val="0"/>
+          <w:sz w:val="24"/>
+        </w:rPr>
+        <w:t>Phương pháp tv_hybrid chạy song song hai đường retrieval. Đường BM25 dùng Elasticsearch multi_match trên title^2 và content để bắt tín hiệu lexical/entity. Đường dense encode query bằng BGE-small, tìm nearest neighbors trong TurboVec, rồi hydrate các numeric_id qua Elasticsearch. Hai ranking được fuse bằng RRF để tránh phải calibrate score giữa BM25 và vector distance. Đây là phương pháp cân bằng nhất cho runtime: chất lượng cao hơn BM25, đơn giản hơn bridge, và phù hợp làm default interactive demo.</w:t>
+      </w:r>
+    </w:p>
+    <w:p>
+      <w:pPr>
+        <w:spacing w:line="280" w:lineRule="exact" w:after="40"/>
+        <w:ind w:firstLine="283"/>
+        <w:jc w:val="left"/>
+      </w:pPr>
+      <w:r>
+        <w:rPr>
+          <w:rFonts w:ascii="Times New Roman" w:hAnsi="Times New Roman" w:eastAsia="Times New Roman"/>
+          <w:b w:val="0"/>
+          <w:i w:val="0"/>
+          <w:sz w:val="24"/>
+        </w:rPr>
+        <w:t>Phương pháp tv_bridge_title_entities_rrf nhắm trực tiếp vào lỗi đặc thù của HotpotQA: hệ thống thường tìm được một support document nhưng thiếu support document còn lại. Method này chạy first-hop tv_hybrid, lấy các ứng viên đầu, trích title/entity/lead terms để tạo bridge query, chạy second-hop retrieval, rank evidence chains rồi flatten thành top-10 documents. Cấu hình full test dùng beam_size=1, max_bridge_terms=6, đây là điểm đã tune từ pilot dev vì giữ được chất lượng nhưng giảm độ trễ so với beam rộng hơn.</w:t>
+      </w:r>
+    </w:p>
+    <w:p>
+      <w:pPr>
+        <w:spacing w:line="280" w:lineRule="exact" w:after="40"/>
+        <w:ind w:firstLine="283"/>
+        <w:jc w:val="left"/>
+      </w:pPr>
+      <w:r>
+        <w:rPr>
+          <w:rFonts w:ascii="Times New Roman" w:hAnsi="Times New Roman" w:eastAsia="Times New Roman"/>
+          <w:b w:val="0"/>
+          <w:i w:val="0"/>
+          <w:sz w:val="24"/>
+        </w:rPr>
+        <w:t>Các phương pháp khác được dùng làm ablation: es_bm25 là lexical baseline; tv_dense đo riêng dense retrieval; tv_filtered_hybrid dùng BM25/filter làm allowlist cho dense retrieval; es_bm25_title thử tăng title/entity lexical signal; tv_hybrid_rerank thử cross-encoder reranking; tv_two_hop_bridge_rrf là bridge baseline trước khi có title/entity bridge. Chúng không phải headline method, nhưng giúp giải thích vì sao kết luận cuối cùng chọn hybrid và bridge-aware retrieval.</w:t>
+      </w:r>
+    </w:p>
+    <w:p>
+      <w:pPr>
+        <w:spacing w:line="280" w:lineRule="exact" w:after="40"/>
+        <w:ind w:firstLine="283"/>
+        <w:jc w:val="left"/>
+      </w:pPr>
+      <w:r>
+        <w:rPr>
+          <w:rFonts w:ascii="Times New Roman" w:hAnsi="Times New Roman" w:eastAsia="Times New Roman"/>
+          <w:b w:val="0"/>
+          <w:i w:val="0"/>
+          <w:sz w:val="24"/>
+        </w:rPr>
+        <w:t>Metric chính của HotpotQA là full_support_recall@10: một truy vấn chỉ được tính thành công khi toàn bộ gold support documents xuất hiện trong top-10. Các metric khác như recall@10, MRR@10, nDCG@10, p95 latency và QPS vẫn được báo cáo, nhưng nếu chỉ nhìn recall hoặc nDCG thì chưa đủ phản ánh yêu cầu multi-hop.</w:t>
       </w:r>
     </w:p>
     <w:p>
@@ -646,7 +782,7 @@
           <w:i w:val="0"/>
           <w:sz w:val="24"/>
         </w:rPr>
-        <w:t>Hệ thống đã hoàn thiện một không gian truy xuất có thể chạy trên hai dataset trong cùng API/UI. Với HotpotQA, hệ thống stage và index toàn bộ 5,233,329 tài liệu, xây alias hotpotqa_full_bm25_current, xây artifact TurboVec hotpotqa_bge_small_4bit.tvim, hỗ trợ các phương pháp es_bm25, tv_dense, tv_hybrid, tv_filtered_hybrid và các ablation benchmark. Với VimQA, hệ thống stage 3,623 tài liệu và 9,044 truy vấn/qrels, xây BM25/dense index và benchmark toàn bộ tập truy vấn.</w:t>
+        <w:t>Hệ thống đã hoàn thiện một workspace có thể chạy trên HotpotQA và VimQA trong cùng API/UI. Với HotpotQA, hệ thống stage và index toàn bộ 5,233,329 tài liệu, xây alias hotpotqa_full_bm25_current, tạo artifact TurboVec hotpotqa_bge_small_4bit.tvim, hỗ trợ BM25, dense, hybrid, filtered hybrid và bridge-aware benchmark. Với VimQA, hệ thống stage 3,623 tài liệu và 9,044 truy vấn/qrels, xây BM25/dense index và benchmark toàn bộ tập truy vấn.</w:t>
       </w:r>
     </w:p>
     <w:p>
@@ -662,7 +798,7 @@
           <w:i w:val="0"/>
           <w:sz w:val="24"/>
         </w:rPr>
-        <w:t>Kết quả HotpotQA trên full test beir/hotpotqa/test gồm 7,405 truy vấn:</w:t>
+        <w:t>Kết quả full test 7,405 truy vấn trên beir/hotpotqa/test cho hai phương pháp chính:</w:t>
       </w:r>
     </w:p>
     <w:tbl>
@@ -846,7 +982,7 @@
                 <w:i w:val="0"/>
                 <w:sz w:val="19"/>
               </w:rPr>
-              <w:t>Độ trễ p95</w:t>
+              <w:t>p95 latency</w:t>
             </w:r>
           </w:p>
         </w:tc>
@@ -902,7 +1038,7 @@
                 <w:i w:val="0"/>
                 <w:sz w:val="19"/>
               </w:rPr>
-              <w:t>0.5175</w:t>
+              <w:t>51.75%</w:t>
             </w:r>
           </w:p>
         </w:tc>
@@ -929,7 +1065,7 @@
                 <w:i w:val="0"/>
                 <w:sz w:val="19"/>
               </w:rPr>
-              <w:t>0.7305</w:t>
+              <w:t>73.05%</w:t>
             </w:r>
           </w:p>
         </w:tc>
@@ -956,7 +1092,7 @@
                 <w:i w:val="0"/>
                 <w:sz w:val="19"/>
               </w:rPr>
-              <w:t>0.8413</w:t>
+              <w:t>84.13%</w:t>
             </w:r>
           </w:p>
         </w:tc>
@@ -983,7 +1119,7 @@
                 <w:i w:val="0"/>
                 <w:sz w:val="19"/>
               </w:rPr>
-              <w:t>0.7001</w:t>
+              <w:t>70.01%</w:t>
             </w:r>
           </w:p>
         </w:tc>
@@ -1010,7 +1146,7 @@
                 <w:i w:val="0"/>
                 <w:sz w:val="19"/>
               </w:rPr>
-              <w:t>760.92 ms</w:t>
+              <w:t>0.76 s</w:t>
             </w:r>
           </w:p>
         </w:tc>
@@ -1066,7 +1202,7 @@
                 <w:i w:val="0"/>
                 <w:sz w:val="19"/>
               </w:rPr>
-              <w:t>0.6008</w:t>
+              <w:t>60.08%</w:t>
             </w:r>
           </w:p>
         </w:tc>
@@ -1093,7 +1229,7 @@
                 <w:i w:val="0"/>
                 <w:sz w:val="19"/>
               </w:rPr>
-              <w:t>0.7585</w:t>
+              <w:t>75.85%</w:t>
             </w:r>
           </w:p>
         </w:tc>
@@ -1120,7 +1256,7 @@
                 <w:i w:val="0"/>
                 <w:sz w:val="19"/>
               </w:rPr>
-              <w:t>0.8251</w:t>
+              <w:t>82.51%</w:t>
             </w:r>
           </w:p>
         </w:tc>
@@ -1147,7 +1283,7 @@
                 <w:i w:val="0"/>
                 <w:sz w:val="19"/>
               </w:rPr>
-              <w:t>0.7120</w:t>
+              <w:t>71.20%</w:t>
             </w:r>
           </w:p>
         </w:tc>
@@ -1174,7 +1310,7 @@
                 <w:i w:val="0"/>
                 <w:sz w:val="19"/>
               </w:rPr>
-              <w:t>1598.34 ms</w:t>
+              <w:t>1.60 s</w:t>
             </w:r>
           </w:p>
         </w:tc>
@@ -1203,7 +1339,7 @@
                 <w:i w:val="0"/>
                 <w:sz w:val="19"/>
               </w:rPr>
-              <w:t>Chênh lệch</w:t>
+              <w:t>Chênh lệch tuyệt đối</w:t>
             </w:r>
           </w:p>
         </w:tc>
@@ -1230,7 +1366,7 @@
                 <w:i w:val="0"/>
                 <w:sz w:val="19"/>
               </w:rPr>
-              <w:t>+0.0833</w:t>
+              <w:t>+8.33 điểm %</w:t>
             </w:r>
           </w:p>
         </w:tc>
@@ -1257,7 +1393,7 @@
                 <w:i w:val="0"/>
                 <w:sz w:val="19"/>
               </w:rPr>
-              <w:t>+0.0280</w:t>
+              <w:t>+2.80 điểm %</w:t>
             </w:r>
           </w:p>
         </w:tc>
@@ -1284,7 +1420,7 @@
                 <w:i w:val="0"/>
                 <w:sz w:val="19"/>
               </w:rPr>
-              <w:t>-0.0162</w:t>
+              <w:t>-1.62 điểm %</w:t>
             </w:r>
           </w:p>
         </w:tc>
@@ -1311,7 +1447,7 @@
                 <w:i w:val="0"/>
                 <w:sz w:val="19"/>
               </w:rPr>
-              <w:t>+0.0119</w:t>
+              <w:t>+1.19 điểm %</w:t>
             </w:r>
           </w:p>
         </w:tc>
@@ -1338,7 +1474,171 @@
                 <w:i w:val="0"/>
                 <w:sz w:val="19"/>
               </w:rPr>
-              <w:t>+837.42 ms</w:t>
+              <w:t>+0.84 s</w:t>
+            </w:r>
+          </w:p>
+        </w:tc>
+      </w:tr>
+      <w:tr>
+        <w:tc>
+          <w:tcPr>
+            <w:tcW w:type="dxa" w:w="1701"/>
+            <w:vAlign w:val="top"/>
+            <w:tcMar>
+              <w:top w:w="80" w:type="dxa"/>
+              <w:left w:w="80" w:type="dxa"/>
+              <w:bottom w:w="80" w:type="dxa"/>
+              <w:right w:w="80" w:type="dxa"/>
+            </w:tcMar>
+          </w:tcPr>
+          <w:p>
+            <w:pPr>
+              <w:spacing w:before="0" w:after="0" w:line="220" w:lineRule="exact"/>
+              <w:ind w:firstLine="0" w:left="0"/>
+            </w:pPr>
+            <w:r>
+              <w:rPr>
+                <w:rFonts w:ascii="Times New Roman" w:hAnsi="Times New Roman" w:eastAsia="Times New Roman"/>
+                <w:b w:val="0"/>
+                <w:i w:val="0"/>
+                <w:sz w:val="19"/>
+              </w:rPr>
+              <w:t>Chênh lệch tương đối</w:t>
+            </w:r>
+          </w:p>
+        </w:tc>
+        <w:tc>
+          <w:tcPr>
+            <w:tcW w:type="dxa" w:w="1701"/>
+            <w:vAlign w:val="top"/>
+            <w:tcMar>
+              <w:top w:w="80" w:type="dxa"/>
+              <w:left w:w="80" w:type="dxa"/>
+              <w:bottom w:w="80" w:type="dxa"/>
+              <w:right w:w="80" w:type="dxa"/>
+            </w:tcMar>
+          </w:tcPr>
+          <w:p>
+            <w:pPr>
+              <w:spacing w:before="0" w:after="0" w:line="220" w:lineRule="exact"/>
+              <w:ind w:firstLine="0" w:left="0"/>
+            </w:pPr>
+            <w:r>
+              <w:rPr>
+                <w:rFonts w:ascii="Times New Roman" w:hAnsi="Times New Roman" w:eastAsia="Times New Roman"/>
+                <w:b w:val="0"/>
+                <w:i w:val="0"/>
+                <w:sz w:val="19"/>
+              </w:rPr>
+              <w:t>+16.1%</w:t>
+            </w:r>
+          </w:p>
+        </w:tc>
+        <w:tc>
+          <w:tcPr>
+            <w:tcW w:type="dxa" w:w="1701"/>
+            <w:vAlign w:val="top"/>
+            <w:tcMar>
+              <w:top w:w="80" w:type="dxa"/>
+              <w:left w:w="80" w:type="dxa"/>
+              <w:bottom w:w="80" w:type="dxa"/>
+              <w:right w:w="80" w:type="dxa"/>
+            </w:tcMar>
+          </w:tcPr>
+          <w:p>
+            <w:pPr>
+              <w:spacing w:before="0" w:after="0" w:line="220" w:lineRule="exact"/>
+              <w:ind w:firstLine="0" w:left="0"/>
+            </w:pPr>
+            <w:r>
+              <w:rPr>
+                <w:rFonts w:ascii="Times New Roman" w:hAnsi="Times New Roman" w:eastAsia="Times New Roman"/>
+                <w:b w:val="0"/>
+                <w:i w:val="0"/>
+                <w:sz w:val="19"/>
+              </w:rPr>
+              <w:t>+3.8%</w:t>
+            </w:r>
+          </w:p>
+        </w:tc>
+        <w:tc>
+          <w:tcPr>
+            <w:tcW w:type="dxa" w:w="1701"/>
+            <w:vAlign w:val="top"/>
+            <w:tcMar>
+              <w:top w:w="80" w:type="dxa"/>
+              <w:left w:w="80" w:type="dxa"/>
+              <w:bottom w:w="80" w:type="dxa"/>
+              <w:right w:w="80" w:type="dxa"/>
+            </w:tcMar>
+          </w:tcPr>
+          <w:p>
+            <w:pPr>
+              <w:spacing w:before="0" w:after="0" w:line="220" w:lineRule="exact"/>
+              <w:ind w:firstLine="0" w:left="0"/>
+            </w:pPr>
+            <w:r>
+              <w:rPr>
+                <w:rFonts w:ascii="Times New Roman" w:hAnsi="Times New Roman" w:eastAsia="Times New Roman"/>
+                <w:b w:val="0"/>
+                <w:i w:val="0"/>
+                <w:sz w:val="19"/>
+              </w:rPr>
+              <w:t>-1.9%</w:t>
+            </w:r>
+          </w:p>
+        </w:tc>
+        <w:tc>
+          <w:tcPr>
+            <w:tcW w:type="dxa" w:w="1701"/>
+            <w:vAlign w:val="top"/>
+            <w:tcMar>
+              <w:top w:w="80" w:type="dxa"/>
+              <w:left w:w="80" w:type="dxa"/>
+              <w:bottom w:w="80" w:type="dxa"/>
+              <w:right w:w="80" w:type="dxa"/>
+            </w:tcMar>
+          </w:tcPr>
+          <w:p>
+            <w:pPr>
+              <w:spacing w:before="0" w:after="0" w:line="220" w:lineRule="exact"/>
+              <w:ind w:firstLine="0" w:left="0"/>
+            </w:pPr>
+            <w:r>
+              <w:rPr>
+                <w:rFonts w:ascii="Times New Roman" w:hAnsi="Times New Roman" w:eastAsia="Times New Roman"/>
+                <w:b w:val="0"/>
+                <w:i w:val="0"/>
+                <w:sz w:val="19"/>
+              </w:rPr>
+              <w:t>+1.7%</w:t>
+            </w:r>
+          </w:p>
+        </w:tc>
+        <w:tc>
+          <w:tcPr>
+            <w:tcW w:type="dxa" w:w="1701"/>
+            <w:vAlign w:val="top"/>
+            <w:tcMar>
+              <w:top w:w="80" w:type="dxa"/>
+              <w:left w:w="80" w:type="dxa"/>
+              <w:bottom w:w="80" w:type="dxa"/>
+              <w:right w:w="80" w:type="dxa"/>
+            </w:tcMar>
+          </w:tcPr>
+          <w:p>
+            <w:pPr>
+              <w:spacing w:before="0" w:after="0" w:line="220" w:lineRule="exact"/>
+              <w:ind w:firstLine="0" w:left="0"/>
+            </w:pPr>
+            <w:r>
+              <w:rPr>
+                <w:rFonts w:ascii="Times New Roman" w:hAnsi="Times New Roman" w:eastAsia="Times New Roman"/>
+                <w:b w:val="0"/>
+                <w:i w:val="0"/>
+                <w:sz w:val="19"/>
+              </w:rPr>
+              <w:t>+110.1%</w:t>
             </w:r>
           </w:p>
         </w:tc>
@@ -1363,7 +1663,7 @@
           <w:i w:val="0"/>
           <w:sz w:val="24"/>
         </w:rPr>
-        <w:t>Các kết quả ablation chính cho thấy: title-aware BM25 không tăng full_support@10; reranker top-100 không tạo net win so với RRF; bridge-aware retrieval xử lý đúng lỗi thiếu tài liệu hỗ trợ thứ hai và tăng full_support@10 từ 0.5175 lên 0.6008 trên full test; cấu hình beam1_terms6 là điểm vận hành đã tune từ pilot dev; dense retrieval bền hơn khi query bị paraphrase lexical-strong; filtered hybrid phù hợp metadata constraint nhưng không nên dùng làm default chất lượng cho HotpotQA.</w:t>
+        <w:t>Kết quả này cho thấy bridge-aware retrieval tăng mạnh metric quan trọng nhất: complete evidence coverage. full_support@10 tăng từ 51.75% lên 60.08%, tức thêm 8.33 điểm phần trăm, tương đương tăng tương đối khoảng 16.1%. Đổi lại, p95 latency tăng từ 0.76 giây lên 1.60 giây. Vì vậy tv_hybrid phù hợp hơn cho interactive default, còn tv_bridge_title_entities_rrf là quality-first benchmark method khi mục tiêu chính là tìm đủ bằng chứng.</w:t>
       </w:r>
     </w:p>
     <w:p>
@@ -1379,7 +1679,2166 @@
           <w:i w:val="0"/>
           <w:sz w:val="24"/>
         </w:rPr>
-        <w:t>Với VimQA, BM25 là phương pháp tốt nhất về cân bằng chất lượng và độ trễ: recall@10=0.9627, MRR@10=0.8606, nDCG@10=0.8859, p95 khoảng 84.42 ms. Dense/hybrid không thắng BM25 trên dataset này, cho thấy lựa chọn retrieval method phụ thuộc mạnh vào đặc tính dataset.</w:t>
+        <w:t>Ablation 200 truy vấn ban đầu trên HotpotQA dev/qrels cho thấy vai trò của từng lớp retrieval.</w:t>
+      </w:r>
+    </w:p>
+    <w:tbl>
+      <w:tblPr>
+        <w:tblStyle w:val="TableGrid"/>
+        <w:tblW w:type="auto" w:w="0"/>
+        <w:jc w:val="center"/>
+        <w:tblLayout w:type="autofit"/>
+        <w:tblLook w:firstColumn="1" w:firstRow="1" w:lastColumn="0" w:lastRow="0" w:noHBand="0" w:noVBand="1" w:val="04A0"/>
+      </w:tblPr>
+      <w:tblGrid>
+        <w:gridCol w:w="1458"/>
+        <w:gridCol w:w="1458"/>
+        <w:gridCol w:w="1458"/>
+        <w:gridCol w:w="1458"/>
+        <w:gridCol w:w="1458"/>
+        <w:gridCol w:w="1458"/>
+        <w:gridCol w:w="1458"/>
+      </w:tblGrid>
+      <w:tr>
+        <w:tc>
+          <w:tcPr>
+            <w:tcW w:type="dxa" w:w="1458"/>
+            <w:shd w:fill="EDEDED"/>
+            <w:vAlign w:val="top"/>
+            <w:tcMar>
+              <w:top w:w="80" w:type="dxa"/>
+              <w:left w:w="80" w:type="dxa"/>
+              <w:bottom w:w="80" w:type="dxa"/>
+              <w:right w:w="80" w:type="dxa"/>
+            </w:tcMar>
+          </w:tcPr>
+          <w:p>
+            <w:pPr>
+              <w:spacing w:before="0" w:after="0" w:line="220" w:lineRule="exact"/>
+              <w:ind w:firstLine="0" w:left="0"/>
+            </w:pPr>
+            <w:r>
+              <w:rPr>
+                <w:rFonts w:ascii="Times New Roman" w:hAnsi="Times New Roman" w:eastAsia="Times New Roman"/>
+                <w:b/>
+                <w:i w:val="0"/>
+                <w:sz w:val="19"/>
+              </w:rPr>
+              <w:t>Nhóm</w:t>
+            </w:r>
+          </w:p>
+        </w:tc>
+        <w:tc>
+          <w:tcPr>
+            <w:tcW w:type="dxa" w:w="1458"/>
+            <w:shd w:fill="EDEDED"/>
+            <w:vAlign w:val="top"/>
+            <w:tcMar>
+              <w:top w:w="80" w:type="dxa"/>
+              <w:left w:w="80" w:type="dxa"/>
+              <w:bottom w:w="80" w:type="dxa"/>
+              <w:right w:w="80" w:type="dxa"/>
+            </w:tcMar>
+          </w:tcPr>
+          <w:p>
+            <w:pPr>
+              <w:spacing w:before="0" w:after="0" w:line="220" w:lineRule="exact"/>
+              <w:ind w:firstLine="0" w:left="0"/>
+            </w:pPr>
+            <w:r>
+              <w:rPr>
+                <w:rFonts w:ascii="Times New Roman" w:hAnsi="Times New Roman" w:eastAsia="Times New Roman"/>
+                <w:b/>
+                <w:i w:val="0"/>
+                <w:sz w:val="19"/>
+              </w:rPr>
+              <w:t>Phương pháp</w:t>
+            </w:r>
+          </w:p>
+        </w:tc>
+        <w:tc>
+          <w:tcPr>
+            <w:tcW w:type="dxa" w:w="1458"/>
+            <w:shd w:fill="EDEDED"/>
+            <w:vAlign w:val="top"/>
+            <w:tcMar>
+              <w:top w:w="80" w:type="dxa"/>
+              <w:left w:w="80" w:type="dxa"/>
+              <w:bottom w:w="80" w:type="dxa"/>
+              <w:right w:w="80" w:type="dxa"/>
+            </w:tcMar>
+          </w:tcPr>
+          <w:p>
+            <w:pPr>
+              <w:spacing w:before="0" w:after="0" w:line="220" w:lineRule="exact"/>
+              <w:ind w:firstLine="0" w:left="0"/>
+            </w:pPr>
+            <w:r>
+              <w:rPr>
+                <w:rFonts w:ascii="Times New Roman" w:hAnsi="Times New Roman" w:eastAsia="Times New Roman"/>
+                <w:b/>
+                <w:i w:val="0"/>
+                <w:sz w:val="19"/>
+              </w:rPr>
+              <w:t>Full-support@10</w:t>
+            </w:r>
+          </w:p>
+        </w:tc>
+        <w:tc>
+          <w:tcPr>
+            <w:tcW w:type="dxa" w:w="1458"/>
+            <w:shd w:fill="EDEDED"/>
+            <w:vAlign w:val="top"/>
+            <w:tcMar>
+              <w:top w:w="80" w:type="dxa"/>
+              <w:left w:w="80" w:type="dxa"/>
+              <w:bottom w:w="80" w:type="dxa"/>
+              <w:right w:w="80" w:type="dxa"/>
+            </w:tcMar>
+          </w:tcPr>
+          <w:p>
+            <w:pPr>
+              <w:spacing w:before="0" w:after="0" w:line="220" w:lineRule="exact"/>
+              <w:ind w:firstLine="0" w:left="0"/>
+            </w:pPr>
+            <w:r>
+              <w:rPr>
+                <w:rFonts w:ascii="Times New Roman" w:hAnsi="Times New Roman" w:eastAsia="Times New Roman"/>
+                <w:b/>
+                <w:i w:val="0"/>
+                <w:sz w:val="19"/>
+              </w:rPr>
+              <w:t>Recall@10</w:t>
+            </w:r>
+          </w:p>
+        </w:tc>
+        <w:tc>
+          <w:tcPr>
+            <w:tcW w:type="dxa" w:w="1458"/>
+            <w:shd w:fill="EDEDED"/>
+            <w:vAlign w:val="top"/>
+            <w:tcMar>
+              <w:top w:w="80" w:type="dxa"/>
+              <w:left w:w="80" w:type="dxa"/>
+              <w:bottom w:w="80" w:type="dxa"/>
+              <w:right w:w="80" w:type="dxa"/>
+            </w:tcMar>
+          </w:tcPr>
+          <w:p>
+            <w:pPr>
+              <w:spacing w:before="0" w:after="0" w:line="220" w:lineRule="exact"/>
+              <w:ind w:firstLine="0" w:left="0"/>
+            </w:pPr>
+            <w:r>
+              <w:rPr>
+                <w:rFonts w:ascii="Times New Roman" w:hAnsi="Times New Roman" w:eastAsia="Times New Roman"/>
+                <w:b/>
+                <w:i w:val="0"/>
+                <w:sz w:val="19"/>
+              </w:rPr>
+              <w:t>nDCG@10</w:t>
+            </w:r>
+          </w:p>
+        </w:tc>
+        <w:tc>
+          <w:tcPr>
+            <w:tcW w:type="dxa" w:w="1458"/>
+            <w:shd w:fill="EDEDED"/>
+            <w:vAlign w:val="top"/>
+            <w:tcMar>
+              <w:top w:w="80" w:type="dxa"/>
+              <w:left w:w="80" w:type="dxa"/>
+              <w:bottom w:w="80" w:type="dxa"/>
+              <w:right w:w="80" w:type="dxa"/>
+            </w:tcMar>
+          </w:tcPr>
+          <w:p>
+            <w:pPr>
+              <w:spacing w:before="0" w:after="0" w:line="220" w:lineRule="exact"/>
+              <w:ind w:firstLine="0" w:left="0"/>
+            </w:pPr>
+            <w:r>
+              <w:rPr>
+                <w:rFonts w:ascii="Times New Roman" w:hAnsi="Times New Roman" w:eastAsia="Times New Roman"/>
+                <w:b/>
+                <w:i w:val="0"/>
+                <w:sz w:val="19"/>
+              </w:rPr>
+              <w:t>p95 latency</w:t>
+            </w:r>
+          </w:p>
+        </w:tc>
+        <w:tc>
+          <w:tcPr>
+            <w:tcW w:type="dxa" w:w="1458"/>
+            <w:shd w:fill="EDEDED"/>
+            <w:vAlign w:val="top"/>
+            <w:tcMar>
+              <w:top w:w="80" w:type="dxa"/>
+              <w:left w:w="80" w:type="dxa"/>
+              <w:bottom w:w="80" w:type="dxa"/>
+              <w:right w:w="80" w:type="dxa"/>
+            </w:tcMar>
+          </w:tcPr>
+          <w:p>
+            <w:pPr>
+              <w:spacing w:before="0" w:after="0" w:line="220" w:lineRule="exact"/>
+              <w:ind w:firstLine="0" w:left="0"/>
+            </w:pPr>
+            <w:r>
+              <w:rPr>
+                <w:rFonts w:ascii="Times New Roman" w:hAnsi="Times New Roman" w:eastAsia="Times New Roman"/>
+                <w:b/>
+                <w:i w:val="0"/>
+                <w:sz w:val="19"/>
+              </w:rPr>
+              <w:t>Kết luận</w:t>
+            </w:r>
+          </w:p>
+        </w:tc>
+      </w:tr>
+      <w:tr>
+        <w:tc>
+          <w:tcPr>
+            <w:tcW w:type="dxa" w:w="1458"/>
+            <w:vAlign w:val="top"/>
+            <w:tcMar>
+              <w:top w:w="80" w:type="dxa"/>
+              <w:left w:w="80" w:type="dxa"/>
+              <w:bottom w:w="80" w:type="dxa"/>
+              <w:right w:w="80" w:type="dxa"/>
+            </w:tcMar>
+          </w:tcPr>
+          <w:p>
+            <w:pPr>
+              <w:spacing w:before="0" w:after="0" w:line="220" w:lineRule="exact"/>
+              <w:ind w:firstLine="0" w:left="0"/>
+            </w:pPr>
+            <w:r>
+              <w:rPr>
+                <w:rFonts w:ascii="Times New Roman" w:hAnsi="Times New Roman" w:eastAsia="Times New Roman"/>
+                <w:b w:val="0"/>
+                <w:i w:val="0"/>
+                <w:sz w:val="19"/>
+              </w:rPr>
+              <w:t>Lexical</w:t>
+            </w:r>
+          </w:p>
+        </w:tc>
+        <w:tc>
+          <w:tcPr>
+            <w:tcW w:type="dxa" w:w="1458"/>
+            <w:vAlign w:val="top"/>
+            <w:tcMar>
+              <w:top w:w="80" w:type="dxa"/>
+              <w:left w:w="80" w:type="dxa"/>
+              <w:bottom w:w="80" w:type="dxa"/>
+              <w:right w:w="80" w:type="dxa"/>
+            </w:tcMar>
+          </w:tcPr>
+          <w:p>
+            <w:pPr>
+              <w:spacing w:before="0" w:after="0" w:line="220" w:lineRule="exact"/>
+              <w:ind w:firstLine="0" w:left="0"/>
+            </w:pPr>
+            <w:r>
+              <w:rPr>
+                <w:rFonts w:ascii="Times New Roman" w:hAnsi="Times New Roman" w:eastAsia="Times New Roman"/>
+                <w:b w:val="0"/>
+                <w:i w:val="0"/>
+                <w:sz w:val="19"/>
+              </w:rPr>
+              <w:t>es_bm25</w:t>
+            </w:r>
+          </w:p>
+        </w:tc>
+        <w:tc>
+          <w:tcPr>
+            <w:tcW w:type="dxa" w:w="1458"/>
+            <w:vAlign w:val="top"/>
+            <w:tcMar>
+              <w:top w:w="80" w:type="dxa"/>
+              <w:left w:w="80" w:type="dxa"/>
+              <w:bottom w:w="80" w:type="dxa"/>
+              <w:right w:w="80" w:type="dxa"/>
+            </w:tcMar>
+          </w:tcPr>
+          <w:p>
+            <w:pPr>
+              <w:spacing w:before="0" w:after="0" w:line="220" w:lineRule="exact"/>
+              <w:ind w:firstLine="0" w:left="0"/>
+            </w:pPr>
+            <w:r>
+              <w:rPr>
+                <w:rFonts w:ascii="Times New Roman" w:hAnsi="Times New Roman" w:eastAsia="Times New Roman"/>
+                <w:b w:val="0"/>
+                <w:i w:val="0"/>
+                <w:sz w:val="19"/>
+              </w:rPr>
+              <w:t>36.50%</w:t>
+            </w:r>
+          </w:p>
+        </w:tc>
+        <w:tc>
+          <w:tcPr>
+            <w:tcW w:type="dxa" w:w="1458"/>
+            <w:vAlign w:val="top"/>
+            <w:tcMar>
+              <w:top w:w="80" w:type="dxa"/>
+              <w:left w:w="80" w:type="dxa"/>
+              <w:bottom w:w="80" w:type="dxa"/>
+              <w:right w:w="80" w:type="dxa"/>
+            </w:tcMar>
+          </w:tcPr>
+          <w:p>
+            <w:pPr>
+              <w:spacing w:before="0" w:after="0" w:line="220" w:lineRule="exact"/>
+              <w:ind w:firstLine="0" w:left="0"/>
+            </w:pPr>
+            <w:r>
+              <w:rPr>
+                <w:rFonts w:ascii="Times New Roman" w:hAnsi="Times New Roman" w:eastAsia="Times New Roman"/>
+                <w:b w:val="0"/>
+                <w:i w:val="0"/>
+                <w:sz w:val="19"/>
+              </w:rPr>
+              <w:t>60.25%</w:t>
+            </w:r>
+          </w:p>
+        </w:tc>
+        <w:tc>
+          <w:tcPr>
+            <w:tcW w:type="dxa" w:w="1458"/>
+            <w:vAlign w:val="top"/>
+            <w:tcMar>
+              <w:top w:w="80" w:type="dxa"/>
+              <w:left w:w="80" w:type="dxa"/>
+              <w:bottom w:w="80" w:type="dxa"/>
+              <w:right w:w="80" w:type="dxa"/>
+            </w:tcMar>
+          </w:tcPr>
+          <w:p>
+            <w:pPr>
+              <w:spacing w:before="0" w:after="0" w:line="220" w:lineRule="exact"/>
+              <w:ind w:firstLine="0" w:left="0"/>
+            </w:pPr>
+            <w:r>
+              <w:rPr>
+                <w:rFonts w:ascii="Times New Roman" w:hAnsi="Times New Roman" w:eastAsia="Times New Roman"/>
+                <w:b w:val="0"/>
+                <w:i w:val="0"/>
+                <w:sz w:val="19"/>
+              </w:rPr>
+              <w:t>57.27%</w:t>
+            </w:r>
+          </w:p>
+        </w:tc>
+        <w:tc>
+          <w:tcPr>
+            <w:tcW w:type="dxa" w:w="1458"/>
+            <w:vAlign w:val="top"/>
+            <w:tcMar>
+              <w:top w:w="80" w:type="dxa"/>
+              <w:left w:w="80" w:type="dxa"/>
+              <w:bottom w:w="80" w:type="dxa"/>
+              <w:right w:w="80" w:type="dxa"/>
+            </w:tcMar>
+          </w:tcPr>
+          <w:p>
+            <w:pPr>
+              <w:spacing w:before="0" w:after="0" w:line="220" w:lineRule="exact"/>
+              <w:ind w:firstLine="0" w:left="0"/>
+            </w:pPr>
+            <w:r>
+              <w:rPr>
+                <w:rFonts w:ascii="Times New Roman" w:hAnsi="Times New Roman" w:eastAsia="Times New Roman"/>
+                <w:b w:val="0"/>
+                <w:i w:val="0"/>
+                <w:sz w:val="19"/>
+              </w:rPr>
+              <w:t>359.63 ms</w:t>
+            </w:r>
+          </w:p>
+        </w:tc>
+        <w:tc>
+          <w:tcPr>
+            <w:tcW w:type="dxa" w:w="1458"/>
+            <w:vAlign w:val="top"/>
+            <w:tcMar>
+              <w:top w:w="80" w:type="dxa"/>
+              <w:left w:w="80" w:type="dxa"/>
+              <w:bottom w:w="80" w:type="dxa"/>
+              <w:right w:w="80" w:type="dxa"/>
+            </w:tcMar>
+          </w:tcPr>
+          <w:p>
+            <w:pPr>
+              <w:spacing w:before="0" w:after="0" w:line="220" w:lineRule="exact"/>
+              <w:ind w:firstLine="0" w:left="0"/>
+            </w:pPr>
+            <w:r>
+              <w:rPr>
+                <w:rFonts w:ascii="Times New Roman" w:hAnsi="Times New Roman" w:eastAsia="Times New Roman"/>
+                <w:b w:val="0"/>
+                <w:i w:val="0"/>
+                <w:sz w:val="19"/>
+              </w:rPr>
+              <w:t>Nhanh, nhưng thiếu semantic support.</w:t>
+            </w:r>
+          </w:p>
+        </w:tc>
+      </w:tr>
+      <w:tr>
+        <w:tc>
+          <w:tcPr>
+            <w:tcW w:type="dxa" w:w="1458"/>
+            <w:vAlign w:val="top"/>
+            <w:tcMar>
+              <w:top w:w="80" w:type="dxa"/>
+              <w:left w:w="80" w:type="dxa"/>
+              <w:bottom w:w="80" w:type="dxa"/>
+              <w:right w:w="80" w:type="dxa"/>
+            </w:tcMar>
+          </w:tcPr>
+          <w:p>
+            <w:pPr>
+              <w:spacing w:before="0" w:after="0" w:line="220" w:lineRule="exact"/>
+              <w:ind w:firstLine="0" w:left="0"/>
+            </w:pPr>
+            <w:r>
+              <w:rPr>
+                <w:rFonts w:ascii="Times New Roman" w:hAnsi="Times New Roman" w:eastAsia="Times New Roman"/>
+                <w:b w:val="0"/>
+                <w:i w:val="0"/>
+                <w:sz w:val="19"/>
+              </w:rPr>
+              <w:t>Dense</w:t>
+            </w:r>
+          </w:p>
+        </w:tc>
+        <w:tc>
+          <w:tcPr>
+            <w:tcW w:type="dxa" w:w="1458"/>
+            <w:vAlign w:val="top"/>
+            <w:tcMar>
+              <w:top w:w="80" w:type="dxa"/>
+              <w:left w:w="80" w:type="dxa"/>
+              <w:bottom w:w="80" w:type="dxa"/>
+              <w:right w:w="80" w:type="dxa"/>
+            </w:tcMar>
+          </w:tcPr>
+          <w:p>
+            <w:pPr>
+              <w:spacing w:before="0" w:after="0" w:line="220" w:lineRule="exact"/>
+              <w:ind w:firstLine="0" w:left="0"/>
+            </w:pPr>
+            <w:r>
+              <w:rPr>
+                <w:rFonts w:ascii="Times New Roman" w:hAnsi="Times New Roman" w:eastAsia="Times New Roman"/>
+                <w:b w:val="0"/>
+                <w:i w:val="0"/>
+                <w:sz w:val="19"/>
+              </w:rPr>
+              <w:t>tv_dense</w:t>
+            </w:r>
+          </w:p>
+        </w:tc>
+        <w:tc>
+          <w:tcPr>
+            <w:tcW w:type="dxa" w:w="1458"/>
+            <w:vAlign w:val="top"/>
+            <w:tcMar>
+              <w:top w:w="80" w:type="dxa"/>
+              <w:left w:w="80" w:type="dxa"/>
+              <w:bottom w:w="80" w:type="dxa"/>
+              <w:right w:w="80" w:type="dxa"/>
+            </w:tcMar>
+          </w:tcPr>
+          <w:p>
+            <w:pPr>
+              <w:spacing w:before="0" w:after="0" w:line="220" w:lineRule="exact"/>
+              <w:ind w:firstLine="0" w:left="0"/>
+            </w:pPr>
+            <w:r>
+              <w:rPr>
+                <w:rFonts w:ascii="Times New Roman" w:hAnsi="Times New Roman" w:eastAsia="Times New Roman"/>
+                <w:b w:val="0"/>
+                <w:i w:val="0"/>
+                <w:sz w:val="19"/>
+              </w:rPr>
+              <w:t>51.50%</w:t>
+            </w:r>
+          </w:p>
+        </w:tc>
+        <w:tc>
+          <w:tcPr>
+            <w:tcW w:type="dxa" w:w="1458"/>
+            <w:vAlign w:val="top"/>
+            <w:tcMar>
+              <w:top w:w="80" w:type="dxa"/>
+              <w:left w:w="80" w:type="dxa"/>
+              <w:bottom w:w="80" w:type="dxa"/>
+              <w:right w:w="80" w:type="dxa"/>
+            </w:tcMar>
+          </w:tcPr>
+          <w:p>
+            <w:pPr>
+              <w:spacing w:before="0" w:after="0" w:line="220" w:lineRule="exact"/>
+              <w:ind w:firstLine="0" w:left="0"/>
+            </w:pPr>
+            <w:r>
+              <w:rPr>
+                <w:rFonts w:ascii="Times New Roman" w:hAnsi="Times New Roman" w:eastAsia="Times New Roman"/>
+                <w:b w:val="0"/>
+                <w:i w:val="0"/>
+                <w:sz w:val="19"/>
+              </w:rPr>
+              <w:t>72.25%</w:t>
+            </w:r>
+          </w:p>
+        </w:tc>
+        <w:tc>
+          <w:tcPr>
+            <w:tcW w:type="dxa" w:w="1458"/>
+            <w:vAlign w:val="top"/>
+            <w:tcMar>
+              <w:top w:w="80" w:type="dxa"/>
+              <w:left w:w="80" w:type="dxa"/>
+              <w:bottom w:w="80" w:type="dxa"/>
+              <w:right w:w="80" w:type="dxa"/>
+            </w:tcMar>
+          </w:tcPr>
+          <w:p>
+            <w:pPr>
+              <w:spacing w:before="0" w:after="0" w:line="220" w:lineRule="exact"/>
+              <w:ind w:firstLine="0" w:left="0"/>
+            </w:pPr>
+            <w:r>
+              <w:rPr>
+                <w:rFonts w:ascii="Times New Roman" w:hAnsi="Times New Roman" w:eastAsia="Times New Roman"/>
+                <w:b w:val="0"/>
+                <w:i w:val="0"/>
+                <w:sz w:val="19"/>
+              </w:rPr>
+              <w:t>70.82%</w:t>
+            </w:r>
+          </w:p>
+        </w:tc>
+        <w:tc>
+          <w:tcPr>
+            <w:tcW w:type="dxa" w:w="1458"/>
+            <w:vAlign w:val="top"/>
+            <w:tcMar>
+              <w:top w:w="80" w:type="dxa"/>
+              <w:left w:w="80" w:type="dxa"/>
+              <w:bottom w:w="80" w:type="dxa"/>
+              <w:right w:w="80" w:type="dxa"/>
+            </w:tcMar>
+          </w:tcPr>
+          <w:p>
+            <w:pPr>
+              <w:spacing w:before="0" w:after="0" w:line="220" w:lineRule="exact"/>
+              <w:ind w:firstLine="0" w:left="0"/>
+            </w:pPr>
+            <w:r>
+              <w:rPr>
+                <w:rFonts w:ascii="Times New Roman" w:hAnsi="Times New Roman" w:eastAsia="Times New Roman"/>
+                <w:b w:val="0"/>
+                <w:i w:val="0"/>
+                <w:sz w:val="19"/>
+              </w:rPr>
+              <w:t>868.00 ms</w:t>
+            </w:r>
+          </w:p>
+        </w:tc>
+        <w:tc>
+          <w:tcPr>
+            <w:tcW w:type="dxa" w:w="1458"/>
+            <w:vAlign w:val="top"/>
+            <w:tcMar>
+              <w:top w:w="80" w:type="dxa"/>
+              <w:left w:w="80" w:type="dxa"/>
+              <w:bottom w:w="80" w:type="dxa"/>
+              <w:right w:w="80" w:type="dxa"/>
+            </w:tcMar>
+          </w:tcPr>
+          <w:p>
+            <w:pPr>
+              <w:spacing w:before="0" w:after="0" w:line="220" w:lineRule="exact"/>
+              <w:ind w:firstLine="0" w:left="0"/>
+            </w:pPr>
+            <w:r>
+              <w:rPr>
+                <w:rFonts w:ascii="Times New Roman" w:hAnsi="Times New Roman" w:eastAsia="Times New Roman"/>
+                <w:b w:val="0"/>
+                <w:i w:val="0"/>
+                <w:sz w:val="19"/>
+              </w:rPr>
+              <w:t>Dense retrieval cải thiện mạnh so với BM25.</w:t>
+            </w:r>
+          </w:p>
+        </w:tc>
+      </w:tr>
+      <w:tr>
+        <w:tc>
+          <w:tcPr>
+            <w:tcW w:type="dxa" w:w="1458"/>
+            <w:vAlign w:val="top"/>
+            <w:tcMar>
+              <w:top w:w="80" w:type="dxa"/>
+              <w:left w:w="80" w:type="dxa"/>
+              <w:bottom w:w="80" w:type="dxa"/>
+              <w:right w:w="80" w:type="dxa"/>
+            </w:tcMar>
+          </w:tcPr>
+          <w:p>
+            <w:pPr>
+              <w:spacing w:before="0" w:after="0" w:line="220" w:lineRule="exact"/>
+              <w:ind w:firstLine="0" w:left="0"/>
+            </w:pPr>
+            <w:r>
+              <w:rPr>
+                <w:rFonts w:ascii="Times New Roman" w:hAnsi="Times New Roman" w:eastAsia="Times New Roman"/>
+                <w:b w:val="0"/>
+                <w:i w:val="0"/>
+                <w:sz w:val="19"/>
+              </w:rPr>
+              <w:t>Filtered hybrid</w:t>
+            </w:r>
+          </w:p>
+        </w:tc>
+        <w:tc>
+          <w:tcPr>
+            <w:tcW w:type="dxa" w:w="1458"/>
+            <w:vAlign w:val="top"/>
+            <w:tcMar>
+              <w:top w:w="80" w:type="dxa"/>
+              <w:left w:w="80" w:type="dxa"/>
+              <w:bottom w:w="80" w:type="dxa"/>
+              <w:right w:w="80" w:type="dxa"/>
+            </w:tcMar>
+          </w:tcPr>
+          <w:p>
+            <w:pPr>
+              <w:spacing w:before="0" w:after="0" w:line="220" w:lineRule="exact"/>
+              <w:ind w:firstLine="0" w:left="0"/>
+            </w:pPr>
+            <w:r>
+              <w:rPr>
+                <w:rFonts w:ascii="Times New Roman" w:hAnsi="Times New Roman" w:eastAsia="Times New Roman"/>
+                <w:b w:val="0"/>
+                <w:i w:val="0"/>
+                <w:sz w:val="19"/>
+              </w:rPr>
+              <w:t>tv_filtered_hybrid</w:t>
+            </w:r>
+          </w:p>
+        </w:tc>
+        <w:tc>
+          <w:tcPr>
+            <w:tcW w:type="dxa" w:w="1458"/>
+            <w:vAlign w:val="top"/>
+            <w:tcMar>
+              <w:top w:w="80" w:type="dxa"/>
+              <w:left w:w="80" w:type="dxa"/>
+              <w:bottom w:w="80" w:type="dxa"/>
+              <w:right w:w="80" w:type="dxa"/>
+            </w:tcMar>
+          </w:tcPr>
+          <w:p>
+            <w:pPr>
+              <w:spacing w:before="0" w:after="0" w:line="220" w:lineRule="exact"/>
+              <w:ind w:firstLine="0" w:left="0"/>
+            </w:pPr>
+            <w:r>
+              <w:rPr>
+                <w:rFonts w:ascii="Times New Roman" w:hAnsi="Times New Roman" w:eastAsia="Times New Roman"/>
+                <w:b w:val="0"/>
+                <w:i w:val="0"/>
+                <w:sz w:val="19"/>
+              </w:rPr>
+              <w:t>45.50%</w:t>
+            </w:r>
+          </w:p>
+        </w:tc>
+        <w:tc>
+          <w:tcPr>
+            <w:tcW w:type="dxa" w:w="1458"/>
+            <w:vAlign w:val="top"/>
+            <w:tcMar>
+              <w:top w:w="80" w:type="dxa"/>
+              <w:left w:w="80" w:type="dxa"/>
+              <w:bottom w:w="80" w:type="dxa"/>
+              <w:right w:w="80" w:type="dxa"/>
+            </w:tcMar>
+          </w:tcPr>
+          <w:p>
+            <w:pPr>
+              <w:spacing w:before="0" w:after="0" w:line="220" w:lineRule="exact"/>
+              <w:ind w:firstLine="0" w:left="0"/>
+            </w:pPr>
+            <w:r>
+              <w:rPr>
+                <w:rFonts w:ascii="Times New Roman" w:hAnsi="Times New Roman" w:eastAsia="Times New Roman"/>
+                <w:b w:val="0"/>
+                <w:i w:val="0"/>
+                <w:sz w:val="19"/>
+              </w:rPr>
+              <w:t>68.00%</w:t>
+            </w:r>
+          </w:p>
+        </w:tc>
+        <w:tc>
+          <w:tcPr>
+            <w:tcW w:type="dxa" w:w="1458"/>
+            <w:vAlign w:val="top"/>
+            <w:tcMar>
+              <w:top w:w="80" w:type="dxa"/>
+              <w:left w:w="80" w:type="dxa"/>
+              <w:bottom w:w="80" w:type="dxa"/>
+              <w:right w:w="80" w:type="dxa"/>
+            </w:tcMar>
+          </w:tcPr>
+          <w:p>
+            <w:pPr>
+              <w:spacing w:before="0" w:after="0" w:line="220" w:lineRule="exact"/>
+              <w:ind w:firstLine="0" w:left="0"/>
+            </w:pPr>
+            <w:r>
+              <w:rPr>
+                <w:rFonts w:ascii="Times New Roman" w:hAnsi="Times New Roman" w:eastAsia="Times New Roman"/>
+                <w:b w:val="0"/>
+                <w:i w:val="0"/>
+                <w:sz w:val="19"/>
+              </w:rPr>
+              <w:t>67.35%</w:t>
+            </w:r>
+          </w:p>
+        </w:tc>
+        <w:tc>
+          <w:tcPr>
+            <w:tcW w:type="dxa" w:w="1458"/>
+            <w:vAlign w:val="top"/>
+            <w:tcMar>
+              <w:top w:w="80" w:type="dxa"/>
+              <w:left w:w="80" w:type="dxa"/>
+              <w:bottom w:w="80" w:type="dxa"/>
+              <w:right w:w="80" w:type="dxa"/>
+            </w:tcMar>
+          </w:tcPr>
+          <w:p>
+            <w:pPr>
+              <w:spacing w:before="0" w:after="0" w:line="220" w:lineRule="exact"/>
+              <w:ind w:firstLine="0" w:left="0"/>
+            </w:pPr>
+            <w:r>
+              <w:rPr>
+                <w:rFonts w:ascii="Times New Roman" w:hAnsi="Times New Roman" w:eastAsia="Times New Roman"/>
+                <w:b w:val="0"/>
+                <w:i w:val="0"/>
+                <w:sz w:val="19"/>
+              </w:rPr>
+              <w:t>1953.61 ms</w:t>
+            </w:r>
+          </w:p>
+        </w:tc>
+        <w:tc>
+          <w:tcPr>
+            <w:tcW w:type="dxa" w:w="1458"/>
+            <w:vAlign w:val="top"/>
+            <w:tcMar>
+              <w:top w:w="80" w:type="dxa"/>
+              <w:left w:w="80" w:type="dxa"/>
+              <w:bottom w:w="80" w:type="dxa"/>
+              <w:right w:w="80" w:type="dxa"/>
+            </w:tcMar>
+          </w:tcPr>
+          <w:p>
+            <w:pPr>
+              <w:spacing w:before="0" w:after="0" w:line="220" w:lineRule="exact"/>
+              <w:ind w:firstLine="0" w:left="0"/>
+            </w:pPr>
+            <w:r>
+              <w:rPr>
+                <w:rFonts w:ascii="Times New Roman" w:hAnsi="Times New Roman" w:eastAsia="Times New Roman"/>
+                <w:b w:val="0"/>
+                <w:i w:val="0"/>
+                <w:sz w:val="19"/>
+              </w:rPr>
+              <w:t>Hữu ích khi có filter/metadata, không phải default chất lượng.</w:t>
+            </w:r>
+          </w:p>
+        </w:tc>
+      </w:tr>
+      <w:tr>
+        <w:tc>
+          <w:tcPr>
+            <w:tcW w:type="dxa" w:w="1458"/>
+            <w:vAlign w:val="top"/>
+            <w:tcMar>
+              <w:top w:w="80" w:type="dxa"/>
+              <w:left w:w="80" w:type="dxa"/>
+              <w:bottom w:w="80" w:type="dxa"/>
+              <w:right w:w="80" w:type="dxa"/>
+            </w:tcMar>
+          </w:tcPr>
+          <w:p>
+            <w:pPr>
+              <w:spacing w:before="0" w:after="0" w:line="220" w:lineRule="exact"/>
+              <w:ind w:firstLine="0" w:left="0"/>
+            </w:pPr>
+            <w:r>
+              <w:rPr>
+                <w:rFonts w:ascii="Times New Roman" w:hAnsi="Times New Roman" w:eastAsia="Times New Roman"/>
+                <w:b w:val="0"/>
+                <w:i w:val="0"/>
+                <w:sz w:val="19"/>
+              </w:rPr>
+              <w:t>Hybrid</w:t>
+            </w:r>
+          </w:p>
+        </w:tc>
+        <w:tc>
+          <w:tcPr>
+            <w:tcW w:type="dxa" w:w="1458"/>
+            <w:vAlign w:val="top"/>
+            <w:tcMar>
+              <w:top w:w="80" w:type="dxa"/>
+              <w:left w:w="80" w:type="dxa"/>
+              <w:bottom w:w="80" w:type="dxa"/>
+              <w:right w:w="80" w:type="dxa"/>
+            </w:tcMar>
+          </w:tcPr>
+          <w:p>
+            <w:pPr>
+              <w:spacing w:before="0" w:after="0" w:line="220" w:lineRule="exact"/>
+              <w:ind w:firstLine="0" w:left="0"/>
+            </w:pPr>
+            <w:r>
+              <w:rPr>
+                <w:rFonts w:ascii="Times New Roman" w:hAnsi="Times New Roman" w:eastAsia="Times New Roman"/>
+                <w:b w:val="0"/>
+                <w:i w:val="0"/>
+                <w:sz w:val="19"/>
+              </w:rPr>
+              <w:t>tv_hybrid</w:t>
+            </w:r>
+          </w:p>
+        </w:tc>
+        <w:tc>
+          <w:tcPr>
+            <w:tcW w:type="dxa" w:w="1458"/>
+            <w:vAlign w:val="top"/>
+            <w:tcMar>
+              <w:top w:w="80" w:type="dxa"/>
+              <w:left w:w="80" w:type="dxa"/>
+              <w:bottom w:w="80" w:type="dxa"/>
+              <w:right w:w="80" w:type="dxa"/>
+            </w:tcMar>
+          </w:tcPr>
+          <w:p>
+            <w:pPr>
+              <w:spacing w:before="0" w:after="0" w:line="220" w:lineRule="exact"/>
+              <w:ind w:firstLine="0" w:left="0"/>
+            </w:pPr>
+            <w:r>
+              <w:rPr>
+                <w:rFonts w:ascii="Times New Roman" w:hAnsi="Times New Roman" w:eastAsia="Times New Roman"/>
+                <w:b w:val="0"/>
+                <w:i w:val="0"/>
+                <w:sz w:val="19"/>
+              </w:rPr>
+              <w:t>54.50%</w:t>
+            </w:r>
+          </w:p>
+        </w:tc>
+        <w:tc>
+          <w:tcPr>
+            <w:tcW w:type="dxa" w:w="1458"/>
+            <w:vAlign w:val="top"/>
+            <w:tcMar>
+              <w:top w:w="80" w:type="dxa"/>
+              <w:left w:w="80" w:type="dxa"/>
+              <w:bottom w:w="80" w:type="dxa"/>
+              <w:right w:w="80" w:type="dxa"/>
+            </w:tcMar>
+          </w:tcPr>
+          <w:p>
+            <w:pPr>
+              <w:spacing w:before="0" w:after="0" w:line="220" w:lineRule="exact"/>
+              <w:ind w:firstLine="0" w:left="0"/>
+            </w:pPr>
+            <w:r>
+              <w:rPr>
+                <w:rFonts w:ascii="Times New Roman" w:hAnsi="Times New Roman" w:eastAsia="Times New Roman"/>
+                <w:b w:val="0"/>
+                <w:i w:val="0"/>
+                <w:sz w:val="19"/>
+              </w:rPr>
+              <w:t>75.00%</w:t>
+            </w:r>
+          </w:p>
+        </w:tc>
+        <w:tc>
+          <w:tcPr>
+            <w:tcW w:type="dxa" w:w="1458"/>
+            <w:vAlign w:val="top"/>
+            <w:tcMar>
+              <w:top w:w="80" w:type="dxa"/>
+              <w:left w:w="80" w:type="dxa"/>
+              <w:bottom w:w="80" w:type="dxa"/>
+              <w:right w:w="80" w:type="dxa"/>
+            </w:tcMar>
+          </w:tcPr>
+          <w:p>
+            <w:pPr>
+              <w:spacing w:before="0" w:after="0" w:line="220" w:lineRule="exact"/>
+              <w:ind w:firstLine="0" w:left="0"/>
+            </w:pPr>
+            <w:r>
+              <w:rPr>
+                <w:rFonts w:ascii="Times New Roman" w:hAnsi="Times New Roman" w:eastAsia="Times New Roman"/>
+                <w:b w:val="0"/>
+                <w:i w:val="0"/>
+                <w:sz w:val="19"/>
+              </w:rPr>
+              <w:t>72.86%</w:t>
+            </w:r>
+          </w:p>
+        </w:tc>
+        <w:tc>
+          <w:tcPr>
+            <w:tcW w:type="dxa" w:w="1458"/>
+            <w:vAlign w:val="top"/>
+            <w:tcMar>
+              <w:top w:w="80" w:type="dxa"/>
+              <w:left w:w="80" w:type="dxa"/>
+              <w:bottom w:w="80" w:type="dxa"/>
+              <w:right w:w="80" w:type="dxa"/>
+            </w:tcMar>
+          </w:tcPr>
+          <w:p>
+            <w:pPr>
+              <w:spacing w:before="0" w:after="0" w:line="220" w:lineRule="exact"/>
+              <w:ind w:firstLine="0" w:left="0"/>
+            </w:pPr>
+            <w:r>
+              <w:rPr>
+                <w:rFonts w:ascii="Times New Roman" w:hAnsi="Times New Roman" w:eastAsia="Times New Roman"/>
+                <w:b w:val="0"/>
+                <w:i w:val="0"/>
+                <w:sz w:val="19"/>
+              </w:rPr>
+              <w:t>3089.22 ms</w:t>
+            </w:r>
+          </w:p>
+        </w:tc>
+        <w:tc>
+          <w:tcPr>
+            <w:tcW w:type="dxa" w:w="1458"/>
+            <w:vAlign w:val="top"/>
+            <w:tcMar>
+              <w:top w:w="80" w:type="dxa"/>
+              <w:left w:w="80" w:type="dxa"/>
+              <w:bottom w:w="80" w:type="dxa"/>
+              <w:right w:w="80" w:type="dxa"/>
+            </w:tcMar>
+          </w:tcPr>
+          <w:p>
+            <w:pPr>
+              <w:spacing w:before="0" w:after="0" w:line="220" w:lineRule="exact"/>
+              <w:ind w:firstLine="0" w:left="0"/>
+            </w:pPr>
+            <w:r>
+              <w:rPr>
+                <w:rFonts w:ascii="Times New Roman" w:hAnsi="Times New Roman" w:eastAsia="Times New Roman"/>
+                <w:b w:val="0"/>
+                <w:i w:val="0"/>
+                <w:sz w:val="19"/>
+              </w:rPr>
+              <w:t>Baseline hybrid mạnh nhất trong nhóm một lượt.</w:t>
+            </w:r>
+          </w:p>
+        </w:tc>
+      </w:tr>
+    </w:tbl>
+    <w:p>
+      <w:pPr>
+        <w:spacing w:after="40"/>
+        <w:ind w:firstLine="0"/>
+      </w:pPr>
+    </w:p>
+    <w:p>
+      <w:pPr>
+        <w:spacing w:line="280" w:lineRule="exact" w:after="40"/>
+        <w:ind w:firstLine="283"/>
+        <w:jc w:val="left"/>
+      </w:pPr>
+      <w:r>
+        <w:rPr>
+          <w:rFonts w:ascii="Times New Roman" w:hAnsi="Times New Roman" w:eastAsia="Times New Roman"/>
+          <w:b w:val="0"/>
+          <w:i w:val="0"/>
+          <w:sz w:val="24"/>
+        </w:rPr>
+        <w:t>Title-aware BM25 thử tăng trọng số title/entity bằng các field title_exact, lead_sentence, title_repeat_content. Kết quả cải thiện nhẹ metric lexical nhưng không cải thiện full_support@10.</w:t>
+      </w:r>
+    </w:p>
+    <w:tbl>
+      <w:tblPr>
+        <w:tblStyle w:val="TableGrid"/>
+        <w:tblW w:type="auto" w:w="0"/>
+        <w:jc w:val="center"/>
+        <w:tblLayout w:type="autofit"/>
+        <w:tblLook w:firstColumn="1" w:firstRow="1" w:lastColumn="0" w:lastRow="0" w:noHBand="0" w:noVBand="1" w:val="04A0"/>
+      </w:tblPr>
+      <w:tblGrid>
+        <w:gridCol w:w="1701"/>
+        <w:gridCol w:w="1701"/>
+        <w:gridCol w:w="1701"/>
+        <w:gridCol w:w="1701"/>
+        <w:gridCol w:w="1701"/>
+        <w:gridCol w:w="1701"/>
+      </w:tblGrid>
+      <w:tr>
+        <w:tc>
+          <w:tcPr>
+            <w:tcW w:type="dxa" w:w="1701"/>
+            <w:shd w:fill="EDEDED"/>
+            <w:vAlign w:val="top"/>
+            <w:tcMar>
+              <w:top w:w="80" w:type="dxa"/>
+              <w:left w:w="80" w:type="dxa"/>
+              <w:bottom w:w="80" w:type="dxa"/>
+              <w:right w:w="80" w:type="dxa"/>
+            </w:tcMar>
+          </w:tcPr>
+          <w:p>
+            <w:pPr>
+              <w:spacing w:before="0" w:after="0" w:line="220" w:lineRule="exact"/>
+              <w:ind w:firstLine="0" w:left="0"/>
+            </w:pPr>
+            <w:r>
+              <w:rPr>
+                <w:rFonts w:ascii="Times New Roman" w:hAnsi="Times New Roman" w:eastAsia="Times New Roman"/>
+                <w:b/>
+                <w:i w:val="0"/>
+                <w:sz w:val="19"/>
+              </w:rPr>
+              <w:t>Phương pháp</w:t>
+            </w:r>
+          </w:p>
+        </w:tc>
+        <w:tc>
+          <w:tcPr>
+            <w:tcW w:type="dxa" w:w="1701"/>
+            <w:shd w:fill="EDEDED"/>
+            <w:vAlign w:val="top"/>
+            <w:tcMar>
+              <w:top w:w="80" w:type="dxa"/>
+              <w:left w:w="80" w:type="dxa"/>
+              <w:bottom w:w="80" w:type="dxa"/>
+              <w:right w:w="80" w:type="dxa"/>
+            </w:tcMar>
+          </w:tcPr>
+          <w:p>
+            <w:pPr>
+              <w:spacing w:before="0" w:after="0" w:line="220" w:lineRule="exact"/>
+              <w:ind w:firstLine="0" w:left="0"/>
+            </w:pPr>
+            <w:r>
+              <w:rPr>
+                <w:rFonts w:ascii="Times New Roman" w:hAnsi="Times New Roman" w:eastAsia="Times New Roman"/>
+                <w:b/>
+                <w:i w:val="0"/>
+                <w:sz w:val="19"/>
+              </w:rPr>
+              <w:t>Full-support@10</w:t>
+            </w:r>
+          </w:p>
+        </w:tc>
+        <w:tc>
+          <w:tcPr>
+            <w:tcW w:type="dxa" w:w="1701"/>
+            <w:shd w:fill="EDEDED"/>
+            <w:vAlign w:val="top"/>
+            <w:tcMar>
+              <w:top w:w="80" w:type="dxa"/>
+              <w:left w:w="80" w:type="dxa"/>
+              <w:bottom w:w="80" w:type="dxa"/>
+              <w:right w:w="80" w:type="dxa"/>
+            </w:tcMar>
+          </w:tcPr>
+          <w:p>
+            <w:pPr>
+              <w:spacing w:before="0" w:after="0" w:line="220" w:lineRule="exact"/>
+              <w:ind w:firstLine="0" w:left="0"/>
+            </w:pPr>
+            <w:r>
+              <w:rPr>
+                <w:rFonts w:ascii="Times New Roman" w:hAnsi="Times New Roman" w:eastAsia="Times New Roman"/>
+                <w:b/>
+                <w:i w:val="0"/>
+                <w:sz w:val="19"/>
+              </w:rPr>
+              <w:t>Recall@10</w:t>
+            </w:r>
+          </w:p>
+        </w:tc>
+        <w:tc>
+          <w:tcPr>
+            <w:tcW w:type="dxa" w:w="1701"/>
+            <w:shd w:fill="EDEDED"/>
+            <w:vAlign w:val="top"/>
+            <w:tcMar>
+              <w:top w:w="80" w:type="dxa"/>
+              <w:left w:w="80" w:type="dxa"/>
+              <w:bottom w:w="80" w:type="dxa"/>
+              <w:right w:w="80" w:type="dxa"/>
+            </w:tcMar>
+          </w:tcPr>
+          <w:p>
+            <w:pPr>
+              <w:spacing w:before="0" w:after="0" w:line="220" w:lineRule="exact"/>
+              <w:ind w:firstLine="0" w:left="0"/>
+            </w:pPr>
+            <w:r>
+              <w:rPr>
+                <w:rFonts w:ascii="Times New Roman" w:hAnsi="Times New Roman" w:eastAsia="Times New Roman"/>
+                <w:b/>
+                <w:i w:val="0"/>
+                <w:sz w:val="19"/>
+              </w:rPr>
+              <w:t>MRR@10</w:t>
+            </w:r>
+          </w:p>
+        </w:tc>
+        <w:tc>
+          <w:tcPr>
+            <w:tcW w:type="dxa" w:w="1701"/>
+            <w:shd w:fill="EDEDED"/>
+            <w:vAlign w:val="top"/>
+            <w:tcMar>
+              <w:top w:w="80" w:type="dxa"/>
+              <w:left w:w="80" w:type="dxa"/>
+              <w:bottom w:w="80" w:type="dxa"/>
+              <w:right w:w="80" w:type="dxa"/>
+            </w:tcMar>
+          </w:tcPr>
+          <w:p>
+            <w:pPr>
+              <w:spacing w:before="0" w:after="0" w:line="220" w:lineRule="exact"/>
+              <w:ind w:firstLine="0" w:left="0"/>
+            </w:pPr>
+            <w:r>
+              <w:rPr>
+                <w:rFonts w:ascii="Times New Roman" w:hAnsi="Times New Roman" w:eastAsia="Times New Roman"/>
+                <w:b/>
+                <w:i w:val="0"/>
+                <w:sz w:val="19"/>
+              </w:rPr>
+              <w:t>nDCG@10</w:t>
+            </w:r>
+          </w:p>
+        </w:tc>
+        <w:tc>
+          <w:tcPr>
+            <w:tcW w:type="dxa" w:w="1701"/>
+            <w:shd w:fill="EDEDED"/>
+            <w:vAlign w:val="top"/>
+            <w:tcMar>
+              <w:top w:w="80" w:type="dxa"/>
+              <w:left w:w="80" w:type="dxa"/>
+              <w:bottom w:w="80" w:type="dxa"/>
+              <w:right w:w="80" w:type="dxa"/>
+            </w:tcMar>
+          </w:tcPr>
+          <w:p>
+            <w:pPr>
+              <w:spacing w:before="0" w:after="0" w:line="220" w:lineRule="exact"/>
+              <w:ind w:firstLine="0" w:left="0"/>
+            </w:pPr>
+            <w:r>
+              <w:rPr>
+                <w:rFonts w:ascii="Times New Roman" w:hAnsi="Times New Roman" w:eastAsia="Times New Roman"/>
+                <w:b/>
+                <w:i w:val="0"/>
+                <w:sz w:val="19"/>
+              </w:rPr>
+              <w:t>p95 latency</w:t>
+            </w:r>
+          </w:p>
+        </w:tc>
+      </w:tr>
+      <w:tr>
+        <w:tc>
+          <w:tcPr>
+            <w:tcW w:type="dxa" w:w="1701"/>
+            <w:vAlign w:val="top"/>
+            <w:tcMar>
+              <w:top w:w="80" w:type="dxa"/>
+              <w:left w:w="80" w:type="dxa"/>
+              <w:bottom w:w="80" w:type="dxa"/>
+              <w:right w:w="80" w:type="dxa"/>
+            </w:tcMar>
+          </w:tcPr>
+          <w:p>
+            <w:pPr>
+              <w:spacing w:before="0" w:after="0" w:line="220" w:lineRule="exact"/>
+              <w:ind w:firstLine="0" w:left="0"/>
+            </w:pPr>
+            <w:r>
+              <w:rPr>
+                <w:rFonts w:ascii="Times New Roman" w:hAnsi="Times New Roman" w:eastAsia="Times New Roman"/>
+                <w:b w:val="0"/>
+                <w:i w:val="0"/>
+                <w:sz w:val="19"/>
+              </w:rPr>
+              <w:t>es_bm25</w:t>
+            </w:r>
+          </w:p>
+        </w:tc>
+        <w:tc>
+          <w:tcPr>
+            <w:tcW w:type="dxa" w:w="1701"/>
+            <w:vAlign w:val="top"/>
+            <w:tcMar>
+              <w:top w:w="80" w:type="dxa"/>
+              <w:left w:w="80" w:type="dxa"/>
+              <w:bottom w:w="80" w:type="dxa"/>
+              <w:right w:w="80" w:type="dxa"/>
+            </w:tcMar>
+          </w:tcPr>
+          <w:p>
+            <w:pPr>
+              <w:spacing w:before="0" w:after="0" w:line="220" w:lineRule="exact"/>
+              <w:ind w:firstLine="0" w:left="0"/>
+            </w:pPr>
+            <w:r>
+              <w:rPr>
+                <w:rFonts w:ascii="Times New Roman" w:hAnsi="Times New Roman" w:eastAsia="Times New Roman"/>
+                <w:b w:val="0"/>
+                <w:i w:val="0"/>
+                <w:sz w:val="19"/>
+              </w:rPr>
+              <w:t>36.50%</w:t>
+            </w:r>
+          </w:p>
+        </w:tc>
+        <w:tc>
+          <w:tcPr>
+            <w:tcW w:type="dxa" w:w="1701"/>
+            <w:vAlign w:val="top"/>
+            <w:tcMar>
+              <w:top w:w="80" w:type="dxa"/>
+              <w:left w:w="80" w:type="dxa"/>
+              <w:bottom w:w="80" w:type="dxa"/>
+              <w:right w:w="80" w:type="dxa"/>
+            </w:tcMar>
+          </w:tcPr>
+          <w:p>
+            <w:pPr>
+              <w:spacing w:before="0" w:after="0" w:line="220" w:lineRule="exact"/>
+              <w:ind w:firstLine="0" w:left="0"/>
+            </w:pPr>
+            <w:r>
+              <w:rPr>
+                <w:rFonts w:ascii="Times New Roman" w:hAnsi="Times New Roman" w:eastAsia="Times New Roman"/>
+                <w:b w:val="0"/>
+                <w:i w:val="0"/>
+                <w:sz w:val="19"/>
+              </w:rPr>
+              <w:t>60.25%</w:t>
+            </w:r>
+          </w:p>
+        </w:tc>
+        <w:tc>
+          <w:tcPr>
+            <w:tcW w:type="dxa" w:w="1701"/>
+            <w:vAlign w:val="top"/>
+            <w:tcMar>
+              <w:top w:w="80" w:type="dxa"/>
+              <w:left w:w="80" w:type="dxa"/>
+              <w:bottom w:w="80" w:type="dxa"/>
+              <w:right w:w="80" w:type="dxa"/>
+            </w:tcMar>
+          </w:tcPr>
+          <w:p>
+            <w:pPr>
+              <w:spacing w:before="0" w:after="0" w:line="220" w:lineRule="exact"/>
+              <w:ind w:firstLine="0" w:left="0"/>
+            </w:pPr>
+            <w:r>
+              <w:rPr>
+                <w:rFonts w:ascii="Times New Roman" w:hAnsi="Times New Roman" w:eastAsia="Times New Roman"/>
+                <w:b w:val="0"/>
+                <w:i w:val="0"/>
+                <w:sz w:val="19"/>
+              </w:rPr>
+              <w:t>71.08%</w:t>
+            </w:r>
+          </w:p>
+        </w:tc>
+        <w:tc>
+          <w:tcPr>
+            <w:tcW w:type="dxa" w:w="1701"/>
+            <w:vAlign w:val="top"/>
+            <w:tcMar>
+              <w:top w:w="80" w:type="dxa"/>
+              <w:left w:w="80" w:type="dxa"/>
+              <w:bottom w:w="80" w:type="dxa"/>
+              <w:right w:w="80" w:type="dxa"/>
+            </w:tcMar>
+          </w:tcPr>
+          <w:p>
+            <w:pPr>
+              <w:spacing w:before="0" w:after="0" w:line="220" w:lineRule="exact"/>
+              <w:ind w:firstLine="0" w:left="0"/>
+            </w:pPr>
+            <w:r>
+              <w:rPr>
+                <w:rFonts w:ascii="Times New Roman" w:hAnsi="Times New Roman" w:eastAsia="Times New Roman"/>
+                <w:b w:val="0"/>
+                <w:i w:val="0"/>
+                <w:sz w:val="19"/>
+              </w:rPr>
+              <w:t>57.27%</w:t>
+            </w:r>
+          </w:p>
+        </w:tc>
+        <w:tc>
+          <w:tcPr>
+            <w:tcW w:type="dxa" w:w="1701"/>
+            <w:vAlign w:val="top"/>
+            <w:tcMar>
+              <w:top w:w="80" w:type="dxa"/>
+              <w:left w:w="80" w:type="dxa"/>
+              <w:bottom w:w="80" w:type="dxa"/>
+              <w:right w:w="80" w:type="dxa"/>
+            </w:tcMar>
+          </w:tcPr>
+          <w:p>
+            <w:pPr>
+              <w:spacing w:before="0" w:after="0" w:line="220" w:lineRule="exact"/>
+              <w:ind w:firstLine="0" w:left="0"/>
+            </w:pPr>
+            <w:r>
+              <w:rPr>
+                <w:rFonts w:ascii="Times New Roman" w:hAnsi="Times New Roman" w:eastAsia="Times New Roman"/>
+                <w:b w:val="0"/>
+                <w:i w:val="0"/>
+                <w:sz w:val="19"/>
+              </w:rPr>
+              <w:t>359.63 ms</w:t>
+            </w:r>
+          </w:p>
+        </w:tc>
+      </w:tr>
+      <w:tr>
+        <w:tc>
+          <w:tcPr>
+            <w:tcW w:type="dxa" w:w="1701"/>
+            <w:vAlign w:val="top"/>
+            <w:tcMar>
+              <w:top w:w="80" w:type="dxa"/>
+              <w:left w:w="80" w:type="dxa"/>
+              <w:bottom w:w="80" w:type="dxa"/>
+              <w:right w:w="80" w:type="dxa"/>
+            </w:tcMar>
+          </w:tcPr>
+          <w:p>
+            <w:pPr>
+              <w:spacing w:before="0" w:after="0" w:line="220" w:lineRule="exact"/>
+              <w:ind w:firstLine="0" w:left="0"/>
+            </w:pPr>
+            <w:r>
+              <w:rPr>
+                <w:rFonts w:ascii="Times New Roman" w:hAnsi="Times New Roman" w:eastAsia="Times New Roman"/>
+                <w:b w:val="0"/>
+                <w:i w:val="0"/>
+                <w:sz w:val="19"/>
+              </w:rPr>
+              <w:t>es_bm25_title</w:t>
+            </w:r>
+          </w:p>
+        </w:tc>
+        <w:tc>
+          <w:tcPr>
+            <w:tcW w:type="dxa" w:w="1701"/>
+            <w:vAlign w:val="top"/>
+            <w:tcMar>
+              <w:top w:w="80" w:type="dxa"/>
+              <w:left w:w="80" w:type="dxa"/>
+              <w:bottom w:w="80" w:type="dxa"/>
+              <w:right w:w="80" w:type="dxa"/>
+            </w:tcMar>
+          </w:tcPr>
+          <w:p>
+            <w:pPr>
+              <w:spacing w:before="0" w:after="0" w:line="220" w:lineRule="exact"/>
+              <w:ind w:firstLine="0" w:left="0"/>
+            </w:pPr>
+            <w:r>
+              <w:rPr>
+                <w:rFonts w:ascii="Times New Roman" w:hAnsi="Times New Roman" w:eastAsia="Times New Roman"/>
+                <w:b w:val="0"/>
+                <w:i w:val="0"/>
+                <w:sz w:val="19"/>
+              </w:rPr>
+              <w:t>36.50%</w:t>
+            </w:r>
+          </w:p>
+        </w:tc>
+        <w:tc>
+          <w:tcPr>
+            <w:tcW w:type="dxa" w:w="1701"/>
+            <w:vAlign w:val="top"/>
+            <w:tcMar>
+              <w:top w:w="80" w:type="dxa"/>
+              <w:left w:w="80" w:type="dxa"/>
+              <w:bottom w:w="80" w:type="dxa"/>
+              <w:right w:w="80" w:type="dxa"/>
+            </w:tcMar>
+          </w:tcPr>
+          <w:p>
+            <w:pPr>
+              <w:spacing w:before="0" w:after="0" w:line="220" w:lineRule="exact"/>
+              <w:ind w:firstLine="0" w:left="0"/>
+            </w:pPr>
+            <w:r>
+              <w:rPr>
+                <w:rFonts w:ascii="Times New Roman" w:hAnsi="Times New Roman" w:eastAsia="Times New Roman"/>
+                <w:b w:val="0"/>
+                <w:i w:val="0"/>
+                <w:sz w:val="19"/>
+              </w:rPr>
+              <w:t>60.50%</w:t>
+            </w:r>
+          </w:p>
+        </w:tc>
+        <w:tc>
+          <w:tcPr>
+            <w:tcW w:type="dxa" w:w="1701"/>
+            <w:vAlign w:val="top"/>
+            <w:tcMar>
+              <w:top w:w="80" w:type="dxa"/>
+              <w:left w:w="80" w:type="dxa"/>
+              <w:bottom w:w="80" w:type="dxa"/>
+              <w:right w:w="80" w:type="dxa"/>
+            </w:tcMar>
+          </w:tcPr>
+          <w:p>
+            <w:pPr>
+              <w:spacing w:before="0" w:after="0" w:line="220" w:lineRule="exact"/>
+              <w:ind w:firstLine="0" w:left="0"/>
+            </w:pPr>
+            <w:r>
+              <w:rPr>
+                <w:rFonts w:ascii="Times New Roman" w:hAnsi="Times New Roman" w:eastAsia="Times New Roman"/>
+                <w:b w:val="0"/>
+                <w:i w:val="0"/>
+                <w:sz w:val="19"/>
+              </w:rPr>
+              <w:t>71.59%</w:t>
+            </w:r>
+          </w:p>
+        </w:tc>
+        <w:tc>
+          <w:tcPr>
+            <w:tcW w:type="dxa" w:w="1701"/>
+            <w:vAlign w:val="top"/>
+            <w:tcMar>
+              <w:top w:w="80" w:type="dxa"/>
+              <w:left w:w="80" w:type="dxa"/>
+              <w:bottom w:w="80" w:type="dxa"/>
+              <w:right w:w="80" w:type="dxa"/>
+            </w:tcMar>
+          </w:tcPr>
+          <w:p>
+            <w:pPr>
+              <w:spacing w:before="0" w:after="0" w:line="220" w:lineRule="exact"/>
+              <w:ind w:firstLine="0" w:left="0"/>
+            </w:pPr>
+            <w:r>
+              <w:rPr>
+                <w:rFonts w:ascii="Times New Roman" w:hAnsi="Times New Roman" w:eastAsia="Times New Roman"/>
+                <w:b w:val="0"/>
+                <w:i w:val="0"/>
+                <w:sz w:val="19"/>
+              </w:rPr>
+              <w:t>57.86%</w:t>
+            </w:r>
+          </w:p>
+        </w:tc>
+        <w:tc>
+          <w:tcPr>
+            <w:tcW w:type="dxa" w:w="1701"/>
+            <w:vAlign w:val="top"/>
+            <w:tcMar>
+              <w:top w:w="80" w:type="dxa"/>
+              <w:left w:w="80" w:type="dxa"/>
+              <w:bottom w:w="80" w:type="dxa"/>
+              <w:right w:w="80" w:type="dxa"/>
+            </w:tcMar>
+          </w:tcPr>
+          <w:p>
+            <w:pPr>
+              <w:spacing w:before="0" w:after="0" w:line="220" w:lineRule="exact"/>
+              <w:ind w:firstLine="0" w:left="0"/>
+            </w:pPr>
+            <w:r>
+              <w:rPr>
+                <w:rFonts w:ascii="Times New Roman" w:hAnsi="Times New Roman" w:eastAsia="Times New Roman"/>
+                <w:b w:val="0"/>
+                <w:i w:val="0"/>
+                <w:sz w:val="19"/>
+              </w:rPr>
+              <w:t>316.95 ms</w:t>
+            </w:r>
+          </w:p>
+        </w:tc>
+      </w:tr>
+    </w:tbl>
+    <w:p>
+      <w:pPr>
+        <w:spacing w:after="40"/>
+        <w:ind w:firstLine="0"/>
+      </w:pPr>
+    </w:p>
+    <w:p>
+      <w:pPr>
+        <w:spacing w:line="280" w:lineRule="exact" w:after="40"/>
+        <w:ind w:firstLine="283"/>
+        <w:jc w:val="left"/>
+      </w:pPr>
+      <w:r>
+        <w:rPr>
+          <w:rFonts w:ascii="Times New Roman" w:hAnsi="Times New Roman" w:eastAsia="Times New Roman"/>
+          <w:b w:val="0"/>
+          <w:i w:val="0"/>
+          <w:sz w:val="24"/>
+        </w:rPr>
+        <w:t>Reranker ablation dùng cross-encoder cross-encoder/ms-marco-MiniLM-L-6-v2 để rerank top-100 candidates. Reranker cải thiện MRR/nDCG nhẹ nhưng không tạo net win ở full-support.</w:t>
+      </w:r>
+    </w:p>
+    <w:tbl>
+      <w:tblPr>
+        <w:tblStyle w:val="TableGrid"/>
+        <w:tblW w:type="auto" w:w="0"/>
+        <w:jc w:val="center"/>
+        <w:tblLayout w:type="autofit"/>
+        <w:tblLook w:firstColumn="1" w:firstRow="1" w:lastColumn="0" w:lastRow="0" w:noHBand="0" w:noVBand="1" w:val="04A0"/>
+      </w:tblPr>
+      <w:tblGrid>
+        <w:gridCol w:w="1458"/>
+        <w:gridCol w:w="1458"/>
+        <w:gridCol w:w="1458"/>
+        <w:gridCol w:w="1458"/>
+        <w:gridCol w:w="1458"/>
+        <w:gridCol w:w="1458"/>
+        <w:gridCol w:w="1458"/>
+      </w:tblGrid>
+      <w:tr>
+        <w:tc>
+          <w:tcPr>
+            <w:tcW w:type="dxa" w:w="1458"/>
+            <w:shd w:fill="EDEDED"/>
+            <w:vAlign w:val="top"/>
+            <w:tcMar>
+              <w:top w:w="80" w:type="dxa"/>
+              <w:left w:w="80" w:type="dxa"/>
+              <w:bottom w:w="80" w:type="dxa"/>
+              <w:right w:w="80" w:type="dxa"/>
+            </w:tcMar>
+          </w:tcPr>
+          <w:p>
+            <w:pPr>
+              <w:spacing w:before="0" w:after="0" w:line="220" w:lineRule="exact"/>
+              <w:ind w:firstLine="0" w:left="0"/>
+            </w:pPr>
+            <w:r>
+              <w:rPr>
+                <w:rFonts w:ascii="Times New Roman" w:hAnsi="Times New Roman" w:eastAsia="Times New Roman"/>
+                <w:b/>
+                <w:i w:val="0"/>
+                <w:sz w:val="19"/>
+              </w:rPr>
+              <w:t>Phương pháp</w:t>
+            </w:r>
+          </w:p>
+        </w:tc>
+        <w:tc>
+          <w:tcPr>
+            <w:tcW w:type="dxa" w:w="1458"/>
+            <w:shd w:fill="EDEDED"/>
+            <w:vAlign w:val="top"/>
+            <w:tcMar>
+              <w:top w:w="80" w:type="dxa"/>
+              <w:left w:w="80" w:type="dxa"/>
+              <w:bottom w:w="80" w:type="dxa"/>
+              <w:right w:w="80" w:type="dxa"/>
+            </w:tcMar>
+          </w:tcPr>
+          <w:p>
+            <w:pPr>
+              <w:spacing w:before="0" w:after="0" w:line="220" w:lineRule="exact"/>
+              <w:ind w:firstLine="0" w:left="0"/>
+            </w:pPr>
+            <w:r>
+              <w:rPr>
+                <w:rFonts w:ascii="Times New Roman" w:hAnsi="Times New Roman" w:eastAsia="Times New Roman"/>
+                <w:b/>
+                <w:i w:val="0"/>
+                <w:sz w:val="19"/>
+              </w:rPr>
+              <w:t>Full-support@10</w:t>
+            </w:r>
+          </w:p>
+        </w:tc>
+        <w:tc>
+          <w:tcPr>
+            <w:tcW w:type="dxa" w:w="1458"/>
+            <w:shd w:fill="EDEDED"/>
+            <w:vAlign w:val="top"/>
+            <w:tcMar>
+              <w:top w:w="80" w:type="dxa"/>
+              <w:left w:w="80" w:type="dxa"/>
+              <w:bottom w:w="80" w:type="dxa"/>
+              <w:right w:w="80" w:type="dxa"/>
+            </w:tcMar>
+          </w:tcPr>
+          <w:p>
+            <w:pPr>
+              <w:spacing w:before="0" w:after="0" w:line="220" w:lineRule="exact"/>
+              <w:ind w:firstLine="0" w:left="0"/>
+            </w:pPr>
+            <w:r>
+              <w:rPr>
+                <w:rFonts w:ascii="Times New Roman" w:hAnsi="Times New Roman" w:eastAsia="Times New Roman"/>
+                <w:b/>
+                <w:i w:val="0"/>
+                <w:sz w:val="19"/>
+              </w:rPr>
+              <w:t>Recall@10</w:t>
+            </w:r>
+          </w:p>
+        </w:tc>
+        <w:tc>
+          <w:tcPr>
+            <w:tcW w:type="dxa" w:w="1458"/>
+            <w:shd w:fill="EDEDED"/>
+            <w:vAlign w:val="top"/>
+            <w:tcMar>
+              <w:top w:w="80" w:type="dxa"/>
+              <w:left w:w="80" w:type="dxa"/>
+              <w:bottom w:w="80" w:type="dxa"/>
+              <w:right w:w="80" w:type="dxa"/>
+            </w:tcMar>
+          </w:tcPr>
+          <w:p>
+            <w:pPr>
+              <w:spacing w:before="0" w:after="0" w:line="220" w:lineRule="exact"/>
+              <w:ind w:firstLine="0" w:left="0"/>
+            </w:pPr>
+            <w:r>
+              <w:rPr>
+                <w:rFonts w:ascii="Times New Roman" w:hAnsi="Times New Roman" w:eastAsia="Times New Roman"/>
+                <w:b/>
+                <w:i w:val="0"/>
+                <w:sz w:val="19"/>
+              </w:rPr>
+              <w:t>MRR@10</w:t>
+            </w:r>
+          </w:p>
+        </w:tc>
+        <w:tc>
+          <w:tcPr>
+            <w:tcW w:type="dxa" w:w="1458"/>
+            <w:shd w:fill="EDEDED"/>
+            <w:vAlign w:val="top"/>
+            <w:tcMar>
+              <w:top w:w="80" w:type="dxa"/>
+              <w:left w:w="80" w:type="dxa"/>
+              <w:bottom w:w="80" w:type="dxa"/>
+              <w:right w:w="80" w:type="dxa"/>
+            </w:tcMar>
+          </w:tcPr>
+          <w:p>
+            <w:pPr>
+              <w:spacing w:before="0" w:after="0" w:line="220" w:lineRule="exact"/>
+              <w:ind w:firstLine="0" w:left="0"/>
+            </w:pPr>
+            <w:r>
+              <w:rPr>
+                <w:rFonts w:ascii="Times New Roman" w:hAnsi="Times New Roman" w:eastAsia="Times New Roman"/>
+                <w:b/>
+                <w:i w:val="0"/>
+                <w:sz w:val="19"/>
+              </w:rPr>
+              <w:t>nDCG@10</w:t>
+            </w:r>
+          </w:p>
+        </w:tc>
+        <w:tc>
+          <w:tcPr>
+            <w:tcW w:type="dxa" w:w="1458"/>
+            <w:shd w:fill="EDEDED"/>
+            <w:vAlign w:val="top"/>
+            <w:tcMar>
+              <w:top w:w="80" w:type="dxa"/>
+              <w:left w:w="80" w:type="dxa"/>
+              <w:bottom w:w="80" w:type="dxa"/>
+              <w:right w:w="80" w:type="dxa"/>
+            </w:tcMar>
+          </w:tcPr>
+          <w:p>
+            <w:pPr>
+              <w:spacing w:before="0" w:after="0" w:line="220" w:lineRule="exact"/>
+              <w:ind w:firstLine="0" w:left="0"/>
+            </w:pPr>
+            <w:r>
+              <w:rPr>
+                <w:rFonts w:ascii="Times New Roman" w:hAnsi="Times New Roman" w:eastAsia="Times New Roman"/>
+                <w:b/>
+                <w:i w:val="0"/>
+                <w:sz w:val="19"/>
+              </w:rPr>
+              <w:t>p95 latency</w:t>
+            </w:r>
+          </w:p>
+        </w:tc>
+        <w:tc>
+          <w:tcPr>
+            <w:tcW w:type="dxa" w:w="1458"/>
+            <w:shd w:fill="EDEDED"/>
+            <w:vAlign w:val="top"/>
+            <w:tcMar>
+              <w:top w:w="80" w:type="dxa"/>
+              <w:left w:w="80" w:type="dxa"/>
+              <w:bottom w:w="80" w:type="dxa"/>
+              <w:right w:w="80" w:type="dxa"/>
+            </w:tcMar>
+          </w:tcPr>
+          <w:p>
+            <w:pPr>
+              <w:spacing w:before="0" w:after="0" w:line="220" w:lineRule="exact"/>
+              <w:ind w:firstLine="0" w:left="0"/>
+            </w:pPr>
+            <w:r>
+              <w:rPr>
+                <w:rFonts w:ascii="Times New Roman" w:hAnsi="Times New Roman" w:eastAsia="Times New Roman"/>
+                <w:b/>
+                <w:i w:val="0"/>
+                <w:sz w:val="19"/>
+              </w:rPr>
+              <w:t>Paired full-support</w:t>
+            </w:r>
+          </w:p>
+        </w:tc>
+      </w:tr>
+      <w:tr>
+        <w:tc>
+          <w:tcPr>
+            <w:tcW w:type="dxa" w:w="1458"/>
+            <w:vAlign w:val="top"/>
+            <w:tcMar>
+              <w:top w:w="80" w:type="dxa"/>
+              <w:left w:w="80" w:type="dxa"/>
+              <w:bottom w:w="80" w:type="dxa"/>
+              <w:right w:w="80" w:type="dxa"/>
+            </w:tcMar>
+          </w:tcPr>
+          <w:p>
+            <w:pPr>
+              <w:spacing w:before="0" w:after="0" w:line="220" w:lineRule="exact"/>
+              <w:ind w:firstLine="0" w:left="0"/>
+            </w:pPr>
+            <w:r>
+              <w:rPr>
+                <w:rFonts w:ascii="Times New Roman" w:hAnsi="Times New Roman" w:eastAsia="Times New Roman"/>
+                <w:b w:val="0"/>
+                <w:i w:val="0"/>
+                <w:sz w:val="19"/>
+              </w:rPr>
+              <w:t>tv_hybrid</w:t>
+            </w:r>
+          </w:p>
+        </w:tc>
+        <w:tc>
+          <w:tcPr>
+            <w:tcW w:type="dxa" w:w="1458"/>
+            <w:vAlign w:val="top"/>
+            <w:tcMar>
+              <w:top w:w="80" w:type="dxa"/>
+              <w:left w:w="80" w:type="dxa"/>
+              <w:bottom w:w="80" w:type="dxa"/>
+              <w:right w:w="80" w:type="dxa"/>
+            </w:tcMar>
+          </w:tcPr>
+          <w:p>
+            <w:pPr>
+              <w:spacing w:before="0" w:after="0" w:line="220" w:lineRule="exact"/>
+              <w:ind w:firstLine="0" w:left="0"/>
+            </w:pPr>
+            <w:r>
+              <w:rPr>
+                <w:rFonts w:ascii="Times New Roman" w:hAnsi="Times New Roman" w:eastAsia="Times New Roman"/>
+                <w:b w:val="0"/>
+                <w:i w:val="0"/>
+                <w:sz w:val="19"/>
+              </w:rPr>
+              <w:t>54.50%</w:t>
+            </w:r>
+          </w:p>
+        </w:tc>
+        <w:tc>
+          <w:tcPr>
+            <w:tcW w:type="dxa" w:w="1458"/>
+            <w:vAlign w:val="top"/>
+            <w:tcMar>
+              <w:top w:w="80" w:type="dxa"/>
+              <w:left w:w="80" w:type="dxa"/>
+              <w:bottom w:w="80" w:type="dxa"/>
+              <w:right w:w="80" w:type="dxa"/>
+            </w:tcMar>
+          </w:tcPr>
+          <w:p>
+            <w:pPr>
+              <w:spacing w:before="0" w:after="0" w:line="220" w:lineRule="exact"/>
+              <w:ind w:firstLine="0" w:left="0"/>
+            </w:pPr>
+            <w:r>
+              <w:rPr>
+                <w:rFonts w:ascii="Times New Roman" w:hAnsi="Times New Roman" w:eastAsia="Times New Roman"/>
+                <w:b w:val="0"/>
+                <w:i w:val="0"/>
+                <w:sz w:val="19"/>
+              </w:rPr>
+              <w:t>75.00%</w:t>
+            </w:r>
+          </w:p>
+        </w:tc>
+        <w:tc>
+          <w:tcPr>
+            <w:tcW w:type="dxa" w:w="1458"/>
+            <w:vAlign w:val="top"/>
+            <w:tcMar>
+              <w:top w:w="80" w:type="dxa"/>
+              <w:left w:w="80" w:type="dxa"/>
+              <w:bottom w:w="80" w:type="dxa"/>
+              <w:right w:w="80" w:type="dxa"/>
+            </w:tcMar>
+          </w:tcPr>
+          <w:p>
+            <w:pPr>
+              <w:spacing w:before="0" w:after="0" w:line="220" w:lineRule="exact"/>
+              <w:ind w:firstLine="0" w:left="0"/>
+            </w:pPr>
+            <w:r>
+              <w:rPr>
+                <w:rFonts w:ascii="Times New Roman" w:hAnsi="Times New Roman" w:eastAsia="Times New Roman"/>
+                <w:b w:val="0"/>
+                <w:i w:val="0"/>
+                <w:sz w:val="19"/>
+              </w:rPr>
+              <w:t>86.91%</w:t>
+            </w:r>
+          </w:p>
+        </w:tc>
+        <w:tc>
+          <w:tcPr>
+            <w:tcW w:type="dxa" w:w="1458"/>
+            <w:vAlign w:val="top"/>
+            <w:tcMar>
+              <w:top w:w="80" w:type="dxa"/>
+              <w:left w:w="80" w:type="dxa"/>
+              <w:bottom w:w="80" w:type="dxa"/>
+              <w:right w:w="80" w:type="dxa"/>
+            </w:tcMar>
+          </w:tcPr>
+          <w:p>
+            <w:pPr>
+              <w:spacing w:before="0" w:after="0" w:line="220" w:lineRule="exact"/>
+              <w:ind w:firstLine="0" w:left="0"/>
+            </w:pPr>
+            <w:r>
+              <w:rPr>
+                <w:rFonts w:ascii="Times New Roman" w:hAnsi="Times New Roman" w:eastAsia="Times New Roman"/>
+                <w:b w:val="0"/>
+                <w:i w:val="0"/>
+                <w:sz w:val="19"/>
+              </w:rPr>
+              <w:t>72.91%</w:t>
+            </w:r>
+          </w:p>
+        </w:tc>
+        <w:tc>
+          <w:tcPr>
+            <w:tcW w:type="dxa" w:w="1458"/>
+            <w:vAlign w:val="top"/>
+            <w:tcMar>
+              <w:top w:w="80" w:type="dxa"/>
+              <w:left w:w="80" w:type="dxa"/>
+              <w:bottom w:w="80" w:type="dxa"/>
+              <w:right w:w="80" w:type="dxa"/>
+            </w:tcMar>
+          </w:tcPr>
+          <w:p>
+            <w:pPr>
+              <w:spacing w:before="0" w:after="0" w:line="220" w:lineRule="exact"/>
+              <w:ind w:firstLine="0" w:left="0"/>
+            </w:pPr>
+            <w:r>
+              <w:rPr>
+                <w:rFonts w:ascii="Times New Roman" w:hAnsi="Times New Roman" w:eastAsia="Times New Roman"/>
+                <w:b w:val="0"/>
+                <w:i w:val="0"/>
+                <w:sz w:val="19"/>
+              </w:rPr>
+              <w:t>2061.44 ms</w:t>
+            </w:r>
+          </w:p>
+        </w:tc>
+        <w:tc>
+          <w:tcPr>
+            <w:tcW w:type="dxa" w:w="1458"/>
+            <w:vAlign w:val="top"/>
+            <w:tcMar>
+              <w:top w:w="80" w:type="dxa"/>
+              <w:left w:w="80" w:type="dxa"/>
+              <w:bottom w:w="80" w:type="dxa"/>
+              <w:right w:w="80" w:type="dxa"/>
+            </w:tcMar>
+          </w:tcPr>
+          <w:p>
+            <w:pPr>
+              <w:spacing w:before="0" w:after="0" w:line="220" w:lineRule="exact"/>
+              <w:ind w:firstLine="0" w:left="0"/>
+            </w:pPr>
+            <w:r>
+              <w:rPr>
+                <w:rFonts w:ascii="Times New Roman" w:hAnsi="Times New Roman" w:eastAsia="Times New Roman"/>
+                <w:b w:val="0"/>
+                <w:i w:val="0"/>
+                <w:sz w:val="19"/>
+              </w:rPr>
+              <w:t>14 RRF-only wins</w:t>
+            </w:r>
+          </w:p>
+        </w:tc>
+      </w:tr>
+      <w:tr>
+        <w:tc>
+          <w:tcPr>
+            <w:tcW w:type="dxa" w:w="1458"/>
+            <w:vAlign w:val="top"/>
+            <w:tcMar>
+              <w:top w:w="80" w:type="dxa"/>
+              <w:left w:w="80" w:type="dxa"/>
+              <w:bottom w:w="80" w:type="dxa"/>
+              <w:right w:w="80" w:type="dxa"/>
+            </w:tcMar>
+          </w:tcPr>
+          <w:p>
+            <w:pPr>
+              <w:spacing w:before="0" w:after="0" w:line="220" w:lineRule="exact"/>
+              <w:ind w:firstLine="0" w:left="0"/>
+            </w:pPr>
+            <w:r>
+              <w:rPr>
+                <w:rFonts w:ascii="Times New Roman" w:hAnsi="Times New Roman" w:eastAsia="Times New Roman"/>
+                <w:b w:val="0"/>
+                <w:i w:val="0"/>
+                <w:sz w:val="19"/>
+              </w:rPr>
+              <w:t>tv_hybrid_rerank</w:t>
+            </w:r>
+          </w:p>
+        </w:tc>
+        <w:tc>
+          <w:tcPr>
+            <w:tcW w:type="dxa" w:w="1458"/>
+            <w:vAlign w:val="top"/>
+            <w:tcMar>
+              <w:top w:w="80" w:type="dxa"/>
+              <w:left w:w="80" w:type="dxa"/>
+              <w:bottom w:w="80" w:type="dxa"/>
+              <w:right w:w="80" w:type="dxa"/>
+            </w:tcMar>
+          </w:tcPr>
+          <w:p>
+            <w:pPr>
+              <w:spacing w:before="0" w:after="0" w:line="220" w:lineRule="exact"/>
+              <w:ind w:firstLine="0" w:left="0"/>
+            </w:pPr>
+            <w:r>
+              <w:rPr>
+                <w:rFonts w:ascii="Times New Roman" w:hAnsi="Times New Roman" w:eastAsia="Times New Roman"/>
+                <w:b w:val="0"/>
+                <w:i w:val="0"/>
+                <w:sz w:val="19"/>
+              </w:rPr>
+              <w:t>54.50%</w:t>
+            </w:r>
+          </w:p>
+        </w:tc>
+        <w:tc>
+          <w:tcPr>
+            <w:tcW w:type="dxa" w:w="1458"/>
+            <w:vAlign w:val="top"/>
+            <w:tcMar>
+              <w:top w:w="80" w:type="dxa"/>
+              <w:left w:w="80" w:type="dxa"/>
+              <w:bottom w:w="80" w:type="dxa"/>
+              <w:right w:w="80" w:type="dxa"/>
+            </w:tcMar>
+          </w:tcPr>
+          <w:p>
+            <w:pPr>
+              <w:spacing w:before="0" w:after="0" w:line="220" w:lineRule="exact"/>
+              <w:ind w:firstLine="0" w:left="0"/>
+            </w:pPr>
+            <w:r>
+              <w:rPr>
+                <w:rFonts w:ascii="Times New Roman" w:hAnsi="Times New Roman" w:eastAsia="Times New Roman"/>
+                <w:b w:val="0"/>
+                <w:i w:val="0"/>
+                <w:sz w:val="19"/>
+              </w:rPr>
+              <w:t>75.50%</w:t>
+            </w:r>
+          </w:p>
+        </w:tc>
+        <w:tc>
+          <w:tcPr>
+            <w:tcW w:type="dxa" w:w="1458"/>
+            <w:vAlign w:val="top"/>
+            <w:tcMar>
+              <w:top w:w="80" w:type="dxa"/>
+              <w:left w:w="80" w:type="dxa"/>
+              <w:bottom w:w="80" w:type="dxa"/>
+              <w:right w:w="80" w:type="dxa"/>
+            </w:tcMar>
+          </w:tcPr>
+          <w:p>
+            <w:pPr>
+              <w:spacing w:before="0" w:after="0" w:line="220" w:lineRule="exact"/>
+              <w:ind w:firstLine="0" w:left="0"/>
+            </w:pPr>
+            <w:r>
+              <w:rPr>
+                <w:rFonts w:ascii="Times New Roman" w:hAnsi="Times New Roman" w:eastAsia="Times New Roman"/>
+                <w:b w:val="0"/>
+                <w:i w:val="0"/>
+                <w:sz w:val="19"/>
+              </w:rPr>
+              <w:t>92.68%</w:t>
+            </w:r>
+          </w:p>
+        </w:tc>
+        <w:tc>
+          <w:tcPr>
+            <w:tcW w:type="dxa" w:w="1458"/>
+            <w:vAlign w:val="top"/>
+            <w:tcMar>
+              <w:top w:w="80" w:type="dxa"/>
+              <w:left w:w="80" w:type="dxa"/>
+              <w:bottom w:w="80" w:type="dxa"/>
+              <w:right w:w="80" w:type="dxa"/>
+            </w:tcMar>
+          </w:tcPr>
+          <w:p>
+            <w:pPr>
+              <w:spacing w:before="0" w:after="0" w:line="220" w:lineRule="exact"/>
+              <w:ind w:firstLine="0" w:left="0"/>
+            </w:pPr>
+            <w:r>
+              <w:rPr>
+                <w:rFonts w:ascii="Times New Roman" w:hAnsi="Times New Roman" w:eastAsia="Times New Roman"/>
+                <w:b w:val="0"/>
+                <w:i w:val="0"/>
+                <w:sz w:val="19"/>
+              </w:rPr>
+              <w:t>74.64%</w:t>
+            </w:r>
+          </w:p>
+        </w:tc>
+        <w:tc>
+          <w:tcPr>
+            <w:tcW w:type="dxa" w:w="1458"/>
+            <w:vAlign w:val="top"/>
+            <w:tcMar>
+              <w:top w:w="80" w:type="dxa"/>
+              <w:left w:w="80" w:type="dxa"/>
+              <w:bottom w:w="80" w:type="dxa"/>
+              <w:right w:w="80" w:type="dxa"/>
+            </w:tcMar>
+          </w:tcPr>
+          <w:p>
+            <w:pPr>
+              <w:spacing w:before="0" w:after="0" w:line="220" w:lineRule="exact"/>
+              <w:ind w:firstLine="0" w:left="0"/>
+            </w:pPr>
+            <w:r>
+              <w:rPr>
+                <w:rFonts w:ascii="Times New Roman" w:hAnsi="Times New Roman" w:eastAsia="Times New Roman"/>
+                <w:b w:val="0"/>
+                <w:i w:val="0"/>
+                <w:sz w:val="19"/>
+              </w:rPr>
+              <w:t>1304.28 ms</w:t>
+            </w:r>
+          </w:p>
+        </w:tc>
+        <w:tc>
+          <w:tcPr>
+            <w:tcW w:type="dxa" w:w="1458"/>
+            <w:vAlign w:val="top"/>
+            <w:tcMar>
+              <w:top w:w="80" w:type="dxa"/>
+              <w:left w:w="80" w:type="dxa"/>
+              <w:bottom w:w="80" w:type="dxa"/>
+              <w:right w:w="80" w:type="dxa"/>
+            </w:tcMar>
+          </w:tcPr>
+          <w:p>
+            <w:pPr>
+              <w:spacing w:before="0" w:after="0" w:line="220" w:lineRule="exact"/>
+              <w:ind w:firstLine="0" w:left="0"/>
+            </w:pPr>
+            <w:r>
+              <w:rPr>
+                <w:rFonts w:ascii="Times New Roman" w:hAnsi="Times New Roman" w:eastAsia="Times New Roman"/>
+                <w:b w:val="0"/>
+                <w:i w:val="0"/>
+                <w:sz w:val="19"/>
+              </w:rPr>
+              <w:t>14 reranker-only wins</w:t>
+            </w:r>
+          </w:p>
+        </w:tc>
+      </w:tr>
+    </w:tbl>
+    <w:p>
+      <w:pPr>
+        <w:spacing w:after="40"/>
+        <w:ind w:firstLine="0"/>
+      </w:pPr>
+    </w:p>
+    <w:p>
+      <w:pPr>
+        <w:spacing w:line="280" w:lineRule="exact" w:after="40"/>
+        <w:ind w:firstLine="283"/>
+        <w:jc w:val="left"/>
+      </w:pPr>
+      <w:r>
+        <w:rPr>
+          <w:rFonts w:ascii="Times New Roman" w:hAnsi="Times New Roman" w:eastAsia="Times New Roman"/>
+          <w:b w:val="0"/>
+          <w:i w:val="0"/>
+          <w:sz w:val="24"/>
+        </w:rPr>
+        <w:t>Kết luận từ reranker là bottleneck không nằm chủ yếu ở xếp hạng lại nếu tài liệu đúng đã có trong candidates. Diagnostics cho thấy cần cải thiện candidate generation, đặc biệt là tìm support document thứ hai, trước khi đầu tư thêm vào reranking.</w:t>
       </w:r>
     </w:p>
     <w:p>
@@ -1395,7 +3854,818 @@
           <w:i w:val="0"/>
           <w:sz w:val="24"/>
         </w:rPr>
-        <w:t>Semantic metadata search đã hoạt động trên API/UI. Ví dụ truy vấn "tài liệu về lịch sử Việt Nam của Nguyen An trước 31/01/2024" được tách thành effective_query = lịch sử Việt Nam, author = Nguyen An, created_at_to = 2024-01-31. Metadata filter có thể thu hẹp không gian ứng viên rất mạnh: kịch bản tác giả + ngày tạo giảm từ 5,233,329 tài liệu xuống 1,793 tài liệu, tương đương 99.9657%.</w:t>
+        <w:t>Bridge ablation 200 truy vấn cho thấy phương pháp title/entity bridge là bước đầu tiên tăng rõ metric chính.</w:t>
+      </w:r>
+    </w:p>
+    <w:tbl>
+      <w:tblPr>
+        <w:tblStyle w:val="TableGrid"/>
+        <w:tblW w:type="auto" w:w="0"/>
+        <w:jc w:val="center"/>
+        <w:tblLayout w:type="autofit"/>
+        <w:tblLook w:firstColumn="1" w:firstRow="1" w:lastColumn="0" w:lastRow="0" w:noHBand="0" w:noVBand="1" w:val="04A0"/>
+      </w:tblPr>
+      <w:tblGrid>
+        <w:gridCol w:w="1458"/>
+        <w:gridCol w:w="1458"/>
+        <w:gridCol w:w="1458"/>
+        <w:gridCol w:w="1458"/>
+        <w:gridCol w:w="1458"/>
+        <w:gridCol w:w="1458"/>
+        <w:gridCol w:w="1458"/>
+      </w:tblGrid>
+      <w:tr>
+        <w:tc>
+          <w:tcPr>
+            <w:tcW w:type="dxa" w:w="1458"/>
+            <w:shd w:fill="EDEDED"/>
+            <w:vAlign w:val="top"/>
+            <w:tcMar>
+              <w:top w:w="80" w:type="dxa"/>
+              <w:left w:w="80" w:type="dxa"/>
+              <w:bottom w:w="80" w:type="dxa"/>
+              <w:right w:w="80" w:type="dxa"/>
+            </w:tcMar>
+          </w:tcPr>
+          <w:p>
+            <w:pPr>
+              <w:spacing w:before="0" w:after="0" w:line="220" w:lineRule="exact"/>
+              <w:ind w:firstLine="0" w:left="0"/>
+            </w:pPr>
+            <w:r>
+              <w:rPr>
+                <w:rFonts w:ascii="Times New Roman" w:hAnsi="Times New Roman" w:eastAsia="Times New Roman"/>
+                <w:b/>
+                <w:i w:val="0"/>
+                <w:sz w:val="19"/>
+              </w:rPr>
+              <w:t>Phương pháp</w:t>
+            </w:r>
+          </w:p>
+        </w:tc>
+        <w:tc>
+          <w:tcPr>
+            <w:tcW w:type="dxa" w:w="1458"/>
+            <w:shd w:fill="EDEDED"/>
+            <w:vAlign w:val="top"/>
+            <w:tcMar>
+              <w:top w:w="80" w:type="dxa"/>
+              <w:left w:w="80" w:type="dxa"/>
+              <w:bottom w:w="80" w:type="dxa"/>
+              <w:right w:w="80" w:type="dxa"/>
+            </w:tcMar>
+          </w:tcPr>
+          <w:p>
+            <w:pPr>
+              <w:spacing w:before="0" w:after="0" w:line="220" w:lineRule="exact"/>
+              <w:ind w:firstLine="0" w:left="0"/>
+            </w:pPr>
+            <w:r>
+              <w:rPr>
+                <w:rFonts w:ascii="Times New Roman" w:hAnsi="Times New Roman" w:eastAsia="Times New Roman"/>
+                <w:b/>
+                <w:i w:val="0"/>
+                <w:sz w:val="19"/>
+              </w:rPr>
+              <w:t>Full-support@10</w:t>
+            </w:r>
+          </w:p>
+        </w:tc>
+        <w:tc>
+          <w:tcPr>
+            <w:tcW w:type="dxa" w:w="1458"/>
+            <w:shd w:fill="EDEDED"/>
+            <w:vAlign w:val="top"/>
+            <w:tcMar>
+              <w:top w:w="80" w:type="dxa"/>
+              <w:left w:w="80" w:type="dxa"/>
+              <w:bottom w:w="80" w:type="dxa"/>
+              <w:right w:w="80" w:type="dxa"/>
+            </w:tcMar>
+          </w:tcPr>
+          <w:p>
+            <w:pPr>
+              <w:spacing w:before="0" w:after="0" w:line="220" w:lineRule="exact"/>
+              <w:ind w:firstLine="0" w:left="0"/>
+            </w:pPr>
+            <w:r>
+              <w:rPr>
+                <w:rFonts w:ascii="Times New Roman" w:hAnsi="Times New Roman" w:eastAsia="Times New Roman"/>
+                <w:b/>
+                <w:i w:val="0"/>
+                <w:sz w:val="19"/>
+              </w:rPr>
+              <w:t>Recall@10</w:t>
+            </w:r>
+          </w:p>
+        </w:tc>
+        <w:tc>
+          <w:tcPr>
+            <w:tcW w:type="dxa" w:w="1458"/>
+            <w:shd w:fill="EDEDED"/>
+            <w:vAlign w:val="top"/>
+            <w:tcMar>
+              <w:top w:w="80" w:type="dxa"/>
+              <w:left w:w="80" w:type="dxa"/>
+              <w:bottom w:w="80" w:type="dxa"/>
+              <w:right w:w="80" w:type="dxa"/>
+            </w:tcMar>
+          </w:tcPr>
+          <w:p>
+            <w:pPr>
+              <w:spacing w:before="0" w:after="0" w:line="220" w:lineRule="exact"/>
+              <w:ind w:firstLine="0" w:left="0"/>
+            </w:pPr>
+            <w:r>
+              <w:rPr>
+                <w:rFonts w:ascii="Times New Roman" w:hAnsi="Times New Roman" w:eastAsia="Times New Roman"/>
+                <w:b/>
+                <w:i w:val="0"/>
+                <w:sz w:val="19"/>
+              </w:rPr>
+              <w:t>nDCG@10</w:t>
+            </w:r>
+          </w:p>
+        </w:tc>
+        <w:tc>
+          <w:tcPr>
+            <w:tcW w:type="dxa" w:w="1458"/>
+            <w:shd w:fill="EDEDED"/>
+            <w:vAlign w:val="top"/>
+            <w:tcMar>
+              <w:top w:w="80" w:type="dxa"/>
+              <w:left w:w="80" w:type="dxa"/>
+              <w:bottom w:w="80" w:type="dxa"/>
+              <w:right w:w="80" w:type="dxa"/>
+            </w:tcMar>
+          </w:tcPr>
+          <w:p>
+            <w:pPr>
+              <w:spacing w:before="0" w:after="0" w:line="220" w:lineRule="exact"/>
+              <w:ind w:firstLine="0" w:left="0"/>
+            </w:pPr>
+            <w:r>
+              <w:rPr>
+                <w:rFonts w:ascii="Times New Roman" w:hAnsi="Times New Roman" w:eastAsia="Times New Roman"/>
+                <w:b/>
+                <w:i w:val="0"/>
+                <w:sz w:val="19"/>
+              </w:rPr>
+              <w:t>p95 latency</w:t>
+            </w:r>
+          </w:p>
+        </w:tc>
+        <w:tc>
+          <w:tcPr>
+            <w:tcW w:type="dxa" w:w="1458"/>
+            <w:shd w:fill="EDEDED"/>
+            <w:vAlign w:val="top"/>
+            <w:tcMar>
+              <w:top w:w="80" w:type="dxa"/>
+              <w:left w:w="80" w:type="dxa"/>
+              <w:bottom w:w="80" w:type="dxa"/>
+              <w:right w:w="80" w:type="dxa"/>
+            </w:tcMar>
+          </w:tcPr>
+          <w:p>
+            <w:pPr>
+              <w:spacing w:before="0" w:after="0" w:line="220" w:lineRule="exact"/>
+              <w:ind w:firstLine="0" w:left="0"/>
+            </w:pPr>
+            <w:r>
+              <w:rPr>
+                <w:rFonts w:ascii="Times New Roman" w:hAnsi="Times New Roman" w:eastAsia="Times New Roman"/>
+                <w:b/>
+                <w:i w:val="0"/>
+                <w:sz w:val="19"/>
+              </w:rPr>
+              <w:t>Success / 200</w:t>
+            </w:r>
+          </w:p>
+        </w:tc>
+        <w:tc>
+          <w:tcPr>
+            <w:tcW w:type="dxa" w:w="1458"/>
+            <w:shd w:fill="EDEDED"/>
+            <w:vAlign w:val="top"/>
+            <w:tcMar>
+              <w:top w:w="80" w:type="dxa"/>
+              <w:left w:w="80" w:type="dxa"/>
+              <w:bottom w:w="80" w:type="dxa"/>
+              <w:right w:w="80" w:type="dxa"/>
+            </w:tcMar>
+          </w:tcPr>
+          <w:p>
+            <w:pPr>
+              <w:spacing w:before="0" w:after="0" w:line="220" w:lineRule="exact"/>
+              <w:ind w:firstLine="0" w:left="0"/>
+            </w:pPr>
+            <w:r>
+              <w:rPr>
+                <w:rFonts w:ascii="Times New Roman" w:hAnsi="Times New Roman" w:eastAsia="Times New Roman"/>
+                <w:b/>
+                <w:i w:val="0"/>
+                <w:sz w:val="19"/>
+              </w:rPr>
+              <w:t>Partial support</w:t>
+            </w:r>
+          </w:p>
+        </w:tc>
+      </w:tr>
+      <w:tr>
+        <w:tc>
+          <w:tcPr>
+            <w:tcW w:type="dxa" w:w="1458"/>
+            <w:vAlign w:val="top"/>
+            <w:tcMar>
+              <w:top w:w="80" w:type="dxa"/>
+              <w:left w:w="80" w:type="dxa"/>
+              <w:bottom w:w="80" w:type="dxa"/>
+              <w:right w:w="80" w:type="dxa"/>
+            </w:tcMar>
+          </w:tcPr>
+          <w:p>
+            <w:pPr>
+              <w:spacing w:before="0" w:after="0" w:line="220" w:lineRule="exact"/>
+              <w:ind w:firstLine="0" w:left="0"/>
+            </w:pPr>
+            <w:r>
+              <w:rPr>
+                <w:rFonts w:ascii="Times New Roman" w:hAnsi="Times New Roman" w:eastAsia="Times New Roman"/>
+                <w:b w:val="0"/>
+                <w:i w:val="0"/>
+                <w:sz w:val="19"/>
+              </w:rPr>
+              <w:t>tv_hybrid</w:t>
+            </w:r>
+          </w:p>
+        </w:tc>
+        <w:tc>
+          <w:tcPr>
+            <w:tcW w:type="dxa" w:w="1458"/>
+            <w:vAlign w:val="top"/>
+            <w:tcMar>
+              <w:top w:w="80" w:type="dxa"/>
+              <w:left w:w="80" w:type="dxa"/>
+              <w:bottom w:w="80" w:type="dxa"/>
+              <w:right w:w="80" w:type="dxa"/>
+            </w:tcMar>
+          </w:tcPr>
+          <w:p>
+            <w:pPr>
+              <w:spacing w:before="0" w:after="0" w:line="220" w:lineRule="exact"/>
+              <w:ind w:firstLine="0" w:left="0"/>
+            </w:pPr>
+            <w:r>
+              <w:rPr>
+                <w:rFonts w:ascii="Times New Roman" w:hAnsi="Times New Roman" w:eastAsia="Times New Roman"/>
+                <w:b w:val="0"/>
+                <w:i w:val="0"/>
+                <w:sz w:val="19"/>
+              </w:rPr>
+              <w:t>54.50%</w:t>
+            </w:r>
+          </w:p>
+        </w:tc>
+        <w:tc>
+          <w:tcPr>
+            <w:tcW w:type="dxa" w:w="1458"/>
+            <w:vAlign w:val="top"/>
+            <w:tcMar>
+              <w:top w:w="80" w:type="dxa"/>
+              <w:left w:w="80" w:type="dxa"/>
+              <w:bottom w:w="80" w:type="dxa"/>
+              <w:right w:w="80" w:type="dxa"/>
+            </w:tcMar>
+          </w:tcPr>
+          <w:p>
+            <w:pPr>
+              <w:spacing w:before="0" w:after="0" w:line="220" w:lineRule="exact"/>
+              <w:ind w:firstLine="0" w:left="0"/>
+            </w:pPr>
+            <w:r>
+              <w:rPr>
+                <w:rFonts w:ascii="Times New Roman" w:hAnsi="Times New Roman" w:eastAsia="Times New Roman"/>
+                <w:b w:val="0"/>
+                <w:i w:val="0"/>
+                <w:sz w:val="19"/>
+              </w:rPr>
+              <w:t>75.00%</w:t>
+            </w:r>
+          </w:p>
+        </w:tc>
+        <w:tc>
+          <w:tcPr>
+            <w:tcW w:type="dxa" w:w="1458"/>
+            <w:vAlign w:val="top"/>
+            <w:tcMar>
+              <w:top w:w="80" w:type="dxa"/>
+              <w:left w:w="80" w:type="dxa"/>
+              <w:bottom w:w="80" w:type="dxa"/>
+              <w:right w:w="80" w:type="dxa"/>
+            </w:tcMar>
+          </w:tcPr>
+          <w:p>
+            <w:pPr>
+              <w:spacing w:before="0" w:after="0" w:line="220" w:lineRule="exact"/>
+              <w:ind w:firstLine="0" w:left="0"/>
+            </w:pPr>
+            <w:r>
+              <w:rPr>
+                <w:rFonts w:ascii="Times New Roman" w:hAnsi="Times New Roman" w:eastAsia="Times New Roman"/>
+                <w:b w:val="0"/>
+                <w:i w:val="0"/>
+                <w:sz w:val="19"/>
+              </w:rPr>
+              <w:t>72.91%</w:t>
+            </w:r>
+          </w:p>
+        </w:tc>
+        <w:tc>
+          <w:tcPr>
+            <w:tcW w:type="dxa" w:w="1458"/>
+            <w:vAlign w:val="top"/>
+            <w:tcMar>
+              <w:top w:w="80" w:type="dxa"/>
+              <w:left w:w="80" w:type="dxa"/>
+              <w:bottom w:w="80" w:type="dxa"/>
+              <w:right w:w="80" w:type="dxa"/>
+            </w:tcMar>
+          </w:tcPr>
+          <w:p>
+            <w:pPr>
+              <w:spacing w:before="0" w:after="0" w:line="220" w:lineRule="exact"/>
+              <w:ind w:firstLine="0" w:left="0"/>
+            </w:pPr>
+            <w:r>
+              <w:rPr>
+                <w:rFonts w:ascii="Times New Roman" w:hAnsi="Times New Roman" w:eastAsia="Times New Roman"/>
+                <w:b w:val="0"/>
+                <w:i w:val="0"/>
+                <w:sz w:val="19"/>
+              </w:rPr>
+              <w:t>1146.58 ms</w:t>
+            </w:r>
+          </w:p>
+        </w:tc>
+        <w:tc>
+          <w:tcPr>
+            <w:tcW w:type="dxa" w:w="1458"/>
+            <w:vAlign w:val="top"/>
+            <w:tcMar>
+              <w:top w:w="80" w:type="dxa"/>
+              <w:left w:w="80" w:type="dxa"/>
+              <w:bottom w:w="80" w:type="dxa"/>
+              <w:right w:w="80" w:type="dxa"/>
+            </w:tcMar>
+          </w:tcPr>
+          <w:p>
+            <w:pPr>
+              <w:spacing w:before="0" w:after="0" w:line="220" w:lineRule="exact"/>
+              <w:ind w:firstLine="0" w:left="0"/>
+            </w:pPr>
+            <w:r>
+              <w:rPr>
+                <w:rFonts w:ascii="Times New Roman" w:hAnsi="Times New Roman" w:eastAsia="Times New Roman"/>
+                <w:b w:val="0"/>
+                <w:i w:val="0"/>
+                <w:sz w:val="19"/>
+              </w:rPr>
+              <w:t>109</w:t>
+            </w:r>
+          </w:p>
+        </w:tc>
+        <w:tc>
+          <w:tcPr>
+            <w:tcW w:type="dxa" w:w="1458"/>
+            <w:vAlign w:val="top"/>
+            <w:tcMar>
+              <w:top w:w="80" w:type="dxa"/>
+              <w:left w:w="80" w:type="dxa"/>
+              <w:bottom w:w="80" w:type="dxa"/>
+              <w:right w:w="80" w:type="dxa"/>
+            </w:tcMar>
+          </w:tcPr>
+          <w:p>
+            <w:pPr>
+              <w:spacing w:before="0" w:after="0" w:line="220" w:lineRule="exact"/>
+              <w:ind w:firstLine="0" w:left="0"/>
+            </w:pPr>
+            <w:r>
+              <w:rPr>
+                <w:rFonts w:ascii="Times New Roman" w:hAnsi="Times New Roman" w:eastAsia="Times New Roman"/>
+                <w:b w:val="0"/>
+                <w:i w:val="0"/>
+                <w:sz w:val="19"/>
+              </w:rPr>
+              <w:t>82</w:t>
+            </w:r>
+          </w:p>
+        </w:tc>
+      </w:tr>
+      <w:tr>
+        <w:tc>
+          <w:tcPr>
+            <w:tcW w:type="dxa" w:w="1458"/>
+            <w:vAlign w:val="top"/>
+            <w:tcMar>
+              <w:top w:w="80" w:type="dxa"/>
+              <w:left w:w="80" w:type="dxa"/>
+              <w:bottom w:w="80" w:type="dxa"/>
+              <w:right w:w="80" w:type="dxa"/>
+            </w:tcMar>
+          </w:tcPr>
+          <w:p>
+            <w:pPr>
+              <w:spacing w:before="0" w:after="0" w:line="220" w:lineRule="exact"/>
+              <w:ind w:firstLine="0" w:left="0"/>
+            </w:pPr>
+            <w:r>
+              <w:rPr>
+                <w:rFonts w:ascii="Times New Roman" w:hAnsi="Times New Roman" w:eastAsia="Times New Roman"/>
+                <w:b w:val="0"/>
+                <w:i w:val="0"/>
+                <w:sz w:val="19"/>
+              </w:rPr>
+              <w:t>tv_two_hop_bridge_rrf</w:t>
+            </w:r>
+          </w:p>
+        </w:tc>
+        <w:tc>
+          <w:tcPr>
+            <w:tcW w:type="dxa" w:w="1458"/>
+            <w:vAlign w:val="top"/>
+            <w:tcMar>
+              <w:top w:w="80" w:type="dxa"/>
+              <w:left w:w="80" w:type="dxa"/>
+              <w:bottom w:w="80" w:type="dxa"/>
+              <w:right w:w="80" w:type="dxa"/>
+            </w:tcMar>
+          </w:tcPr>
+          <w:p>
+            <w:pPr>
+              <w:spacing w:before="0" w:after="0" w:line="220" w:lineRule="exact"/>
+              <w:ind w:firstLine="0" w:left="0"/>
+            </w:pPr>
+            <w:r>
+              <w:rPr>
+                <w:rFonts w:ascii="Times New Roman" w:hAnsi="Times New Roman" w:eastAsia="Times New Roman"/>
+                <w:b w:val="0"/>
+                <w:i w:val="0"/>
+                <w:sz w:val="19"/>
+              </w:rPr>
+              <w:t>56.00%</w:t>
+            </w:r>
+          </w:p>
+        </w:tc>
+        <w:tc>
+          <w:tcPr>
+            <w:tcW w:type="dxa" w:w="1458"/>
+            <w:vAlign w:val="top"/>
+            <w:tcMar>
+              <w:top w:w="80" w:type="dxa"/>
+              <w:left w:w="80" w:type="dxa"/>
+              <w:bottom w:w="80" w:type="dxa"/>
+              <w:right w:w="80" w:type="dxa"/>
+            </w:tcMar>
+          </w:tcPr>
+          <w:p>
+            <w:pPr>
+              <w:spacing w:before="0" w:after="0" w:line="220" w:lineRule="exact"/>
+              <w:ind w:firstLine="0" w:left="0"/>
+            </w:pPr>
+            <w:r>
+              <w:rPr>
+                <w:rFonts w:ascii="Times New Roman" w:hAnsi="Times New Roman" w:eastAsia="Times New Roman"/>
+                <w:b w:val="0"/>
+                <w:i w:val="0"/>
+                <w:sz w:val="19"/>
+              </w:rPr>
+              <w:t>74.50%</w:t>
+            </w:r>
+          </w:p>
+        </w:tc>
+        <w:tc>
+          <w:tcPr>
+            <w:tcW w:type="dxa" w:w="1458"/>
+            <w:vAlign w:val="top"/>
+            <w:tcMar>
+              <w:top w:w="80" w:type="dxa"/>
+              <w:left w:w="80" w:type="dxa"/>
+              <w:bottom w:w="80" w:type="dxa"/>
+              <w:right w:w="80" w:type="dxa"/>
+            </w:tcMar>
+          </w:tcPr>
+          <w:p>
+            <w:pPr>
+              <w:spacing w:before="0" w:after="0" w:line="220" w:lineRule="exact"/>
+              <w:ind w:firstLine="0" w:left="0"/>
+            </w:pPr>
+            <w:r>
+              <w:rPr>
+                <w:rFonts w:ascii="Times New Roman" w:hAnsi="Times New Roman" w:eastAsia="Times New Roman"/>
+                <w:b w:val="0"/>
+                <w:i w:val="0"/>
+                <w:sz w:val="19"/>
+              </w:rPr>
+              <w:t>69.99%</w:t>
+            </w:r>
+          </w:p>
+        </w:tc>
+        <w:tc>
+          <w:tcPr>
+            <w:tcW w:type="dxa" w:w="1458"/>
+            <w:vAlign w:val="top"/>
+            <w:tcMar>
+              <w:top w:w="80" w:type="dxa"/>
+              <w:left w:w="80" w:type="dxa"/>
+              <w:bottom w:w="80" w:type="dxa"/>
+              <w:right w:w="80" w:type="dxa"/>
+            </w:tcMar>
+          </w:tcPr>
+          <w:p>
+            <w:pPr>
+              <w:spacing w:before="0" w:after="0" w:line="220" w:lineRule="exact"/>
+              <w:ind w:firstLine="0" w:left="0"/>
+            </w:pPr>
+            <w:r>
+              <w:rPr>
+                <w:rFonts w:ascii="Times New Roman" w:hAnsi="Times New Roman" w:eastAsia="Times New Roman"/>
+                <w:b w:val="0"/>
+                <w:i w:val="0"/>
+                <w:sz w:val="19"/>
+              </w:rPr>
+              <w:t>2773.59 ms</w:t>
+            </w:r>
+          </w:p>
+        </w:tc>
+        <w:tc>
+          <w:tcPr>
+            <w:tcW w:type="dxa" w:w="1458"/>
+            <w:vAlign w:val="top"/>
+            <w:tcMar>
+              <w:top w:w="80" w:type="dxa"/>
+              <w:left w:w="80" w:type="dxa"/>
+              <w:bottom w:w="80" w:type="dxa"/>
+              <w:right w:w="80" w:type="dxa"/>
+            </w:tcMar>
+          </w:tcPr>
+          <w:p>
+            <w:pPr>
+              <w:spacing w:before="0" w:after="0" w:line="220" w:lineRule="exact"/>
+              <w:ind w:firstLine="0" w:left="0"/>
+            </w:pPr>
+            <w:r>
+              <w:rPr>
+                <w:rFonts w:ascii="Times New Roman" w:hAnsi="Times New Roman" w:eastAsia="Times New Roman"/>
+                <w:b w:val="0"/>
+                <w:i w:val="0"/>
+                <w:sz w:val="19"/>
+              </w:rPr>
+              <w:t>112</w:t>
+            </w:r>
+          </w:p>
+        </w:tc>
+        <w:tc>
+          <w:tcPr>
+            <w:tcW w:type="dxa" w:w="1458"/>
+            <w:vAlign w:val="top"/>
+            <w:tcMar>
+              <w:top w:w="80" w:type="dxa"/>
+              <w:left w:w="80" w:type="dxa"/>
+              <w:bottom w:w="80" w:type="dxa"/>
+              <w:right w:w="80" w:type="dxa"/>
+            </w:tcMar>
+          </w:tcPr>
+          <w:p>
+            <w:pPr>
+              <w:spacing w:before="0" w:after="0" w:line="220" w:lineRule="exact"/>
+              <w:ind w:firstLine="0" w:left="0"/>
+            </w:pPr>
+            <w:r>
+              <w:rPr>
+                <w:rFonts w:ascii="Times New Roman" w:hAnsi="Times New Roman" w:eastAsia="Times New Roman"/>
+                <w:b w:val="0"/>
+                <w:i w:val="0"/>
+                <w:sz w:val="19"/>
+              </w:rPr>
+              <w:t>74</w:t>
+            </w:r>
+          </w:p>
+        </w:tc>
+      </w:tr>
+      <w:tr>
+        <w:tc>
+          <w:tcPr>
+            <w:tcW w:type="dxa" w:w="1458"/>
+            <w:vAlign w:val="top"/>
+            <w:tcMar>
+              <w:top w:w="80" w:type="dxa"/>
+              <w:left w:w="80" w:type="dxa"/>
+              <w:bottom w:w="80" w:type="dxa"/>
+              <w:right w:w="80" w:type="dxa"/>
+            </w:tcMar>
+          </w:tcPr>
+          <w:p>
+            <w:pPr>
+              <w:spacing w:before="0" w:after="0" w:line="220" w:lineRule="exact"/>
+              <w:ind w:firstLine="0" w:left="0"/>
+            </w:pPr>
+            <w:r>
+              <w:rPr>
+                <w:rFonts w:ascii="Times New Roman" w:hAnsi="Times New Roman" w:eastAsia="Times New Roman"/>
+                <w:b w:val="0"/>
+                <w:i w:val="0"/>
+                <w:sz w:val="19"/>
+              </w:rPr>
+              <w:t>tv_bridge_title_entities_rrf</w:t>
+            </w:r>
+          </w:p>
+        </w:tc>
+        <w:tc>
+          <w:tcPr>
+            <w:tcW w:type="dxa" w:w="1458"/>
+            <w:vAlign w:val="top"/>
+            <w:tcMar>
+              <w:top w:w="80" w:type="dxa"/>
+              <w:left w:w="80" w:type="dxa"/>
+              <w:bottom w:w="80" w:type="dxa"/>
+              <w:right w:w="80" w:type="dxa"/>
+            </w:tcMar>
+          </w:tcPr>
+          <w:p>
+            <w:pPr>
+              <w:spacing w:before="0" w:after="0" w:line="220" w:lineRule="exact"/>
+              <w:ind w:firstLine="0" w:left="0"/>
+            </w:pPr>
+            <w:r>
+              <w:rPr>
+                <w:rFonts w:ascii="Times New Roman" w:hAnsi="Times New Roman" w:eastAsia="Times New Roman"/>
+                <w:b w:val="0"/>
+                <w:i w:val="0"/>
+                <w:sz w:val="19"/>
+              </w:rPr>
+              <w:t>62.00%</w:t>
+            </w:r>
+          </w:p>
+        </w:tc>
+        <w:tc>
+          <w:tcPr>
+            <w:tcW w:type="dxa" w:w="1458"/>
+            <w:vAlign w:val="top"/>
+            <w:tcMar>
+              <w:top w:w="80" w:type="dxa"/>
+              <w:left w:w="80" w:type="dxa"/>
+              <w:bottom w:w="80" w:type="dxa"/>
+              <w:right w:w="80" w:type="dxa"/>
+            </w:tcMar>
+          </w:tcPr>
+          <w:p>
+            <w:pPr>
+              <w:spacing w:before="0" w:after="0" w:line="220" w:lineRule="exact"/>
+              <w:ind w:firstLine="0" w:left="0"/>
+            </w:pPr>
+            <w:r>
+              <w:rPr>
+                <w:rFonts w:ascii="Times New Roman" w:hAnsi="Times New Roman" w:eastAsia="Times New Roman"/>
+                <w:b w:val="0"/>
+                <w:i w:val="0"/>
+                <w:sz w:val="19"/>
+              </w:rPr>
+              <w:t>78.50%</w:t>
+            </w:r>
+          </w:p>
+        </w:tc>
+        <w:tc>
+          <w:tcPr>
+            <w:tcW w:type="dxa" w:w="1458"/>
+            <w:vAlign w:val="top"/>
+            <w:tcMar>
+              <w:top w:w="80" w:type="dxa"/>
+              <w:left w:w="80" w:type="dxa"/>
+              <w:bottom w:w="80" w:type="dxa"/>
+              <w:right w:w="80" w:type="dxa"/>
+            </w:tcMar>
+          </w:tcPr>
+          <w:p>
+            <w:pPr>
+              <w:spacing w:before="0" w:after="0" w:line="220" w:lineRule="exact"/>
+              <w:ind w:firstLine="0" w:left="0"/>
+            </w:pPr>
+            <w:r>
+              <w:rPr>
+                <w:rFonts w:ascii="Times New Roman" w:hAnsi="Times New Roman" w:eastAsia="Times New Roman"/>
+                <w:b w:val="0"/>
+                <w:i w:val="0"/>
+                <w:sz w:val="19"/>
+              </w:rPr>
+              <w:t>73.98%</w:t>
+            </w:r>
+          </w:p>
+        </w:tc>
+        <w:tc>
+          <w:tcPr>
+            <w:tcW w:type="dxa" w:w="1458"/>
+            <w:vAlign w:val="top"/>
+            <w:tcMar>
+              <w:top w:w="80" w:type="dxa"/>
+              <w:left w:w="80" w:type="dxa"/>
+              <w:bottom w:w="80" w:type="dxa"/>
+              <w:right w:w="80" w:type="dxa"/>
+            </w:tcMar>
+          </w:tcPr>
+          <w:p>
+            <w:pPr>
+              <w:spacing w:before="0" w:after="0" w:line="220" w:lineRule="exact"/>
+              <w:ind w:firstLine="0" w:left="0"/>
+            </w:pPr>
+            <w:r>
+              <w:rPr>
+                <w:rFonts w:ascii="Times New Roman" w:hAnsi="Times New Roman" w:eastAsia="Times New Roman"/>
+                <w:b w:val="0"/>
+                <w:i w:val="0"/>
+                <w:sz w:val="19"/>
+              </w:rPr>
+              <w:t>2670.36 ms</w:t>
+            </w:r>
+          </w:p>
+        </w:tc>
+        <w:tc>
+          <w:tcPr>
+            <w:tcW w:type="dxa" w:w="1458"/>
+            <w:vAlign w:val="top"/>
+            <w:tcMar>
+              <w:top w:w="80" w:type="dxa"/>
+              <w:left w:w="80" w:type="dxa"/>
+              <w:bottom w:w="80" w:type="dxa"/>
+              <w:right w:w="80" w:type="dxa"/>
+            </w:tcMar>
+          </w:tcPr>
+          <w:p>
+            <w:pPr>
+              <w:spacing w:before="0" w:after="0" w:line="220" w:lineRule="exact"/>
+              <w:ind w:firstLine="0" w:left="0"/>
+            </w:pPr>
+            <w:r>
+              <w:rPr>
+                <w:rFonts w:ascii="Times New Roman" w:hAnsi="Times New Roman" w:eastAsia="Times New Roman"/>
+                <w:b w:val="0"/>
+                <w:i w:val="0"/>
+                <w:sz w:val="19"/>
+              </w:rPr>
+              <w:t>124</w:t>
+            </w:r>
+          </w:p>
+        </w:tc>
+        <w:tc>
+          <w:tcPr>
+            <w:tcW w:type="dxa" w:w="1458"/>
+            <w:vAlign w:val="top"/>
+            <w:tcMar>
+              <w:top w:w="80" w:type="dxa"/>
+              <w:left w:w="80" w:type="dxa"/>
+              <w:bottom w:w="80" w:type="dxa"/>
+              <w:right w:w="80" w:type="dxa"/>
+            </w:tcMar>
+          </w:tcPr>
+          <w:p>
+            <w:pPr>
+              <w:spacing w:before="0" w:after="0" w:line="220" w:lineRule="exact"/>
+              <w:ind w:firstLine="0" w:left="0"/>
+            </w:pPr>
+            <w:r>
+              <w:rPr>
+                <w:rFonts w:ascii="Times New Roman" w:hAnsi="Times New Roman" w:eastAsia="Times New Roman"/>
+                <w:b w:val="0"/>
+                <w:i w:val="0"/>
+                <w:sz w:val="19"/>
+              </w:rPr>
+              <w:t>66</w:t>
+            </w:r>
+          </w:p>
+        </w:tc>
+      </w:tr>
+    </w:tbl>
+    <w:p>
+      <w:pPr>
+        <w:spacing w:after="40"/>
+        <w:ind w:firstLine="0"/>
+      </w:pPr>
+    </w:p>
+    <w:p>
+      <w:pPr>
+        <w:spacing w:line="280" w:lineRule="exact" w:after="40"/>
+        <w:ind w:firstLine="283"/>
+        <w:jc w:val="left"/>
+      </w:pPr>
+      <w:r>
+        <w:rPr>
+          <w:rFonts w:ascii="Times New Roman" w:hAnsi="Times New Roman" w:eastAsia="Times New Roman"/>
+          <w:b w:val="0"/>
+          <w:i w:val="0"/>
+          <w:sz w:val="24"/>
+        </w:rPr>
+        <w:t>So với tv_hybrid, tv_bridge_title_entities_rrf chuyển thêm 15/200 truy vấn thành full-support success và giảm 16 partial-support failures. Đây là bằng chứng đúng với giả thuyết: lỗi quan trọng nhất là thiếu tài liệu hỗ trợ thứ hai, không chỉ là rank tài liệu đầu tiên.</w:t>
       </w:r>
     </w:p>
     <w:p>
@@ -1411,7 +4681,1364 @@
           <w:i w:val="0"/>
           <w:sz w:val="24"/>
         </w:rPr>
-        <w:t>Mã nguồn, cấu hình chạy, benchmark artifact, report mentor và bản submission được lưu trong repository vdt-meeting-search. Các artifact chính gồm artifacts/hotpotqa_full/staging, artifacts/hotpotqa_full/turbovec, evaluation/results/hotpotqa_full, evaluation/results/vimqa và dashboard React/FastAPI.</w:t>
+        <w:t>Bridge tuning tiếp tục giảm độ trễ. Cấu hình beam1_terms6 giữ full_support@10=62.00% như beam rộng, nhưng p95 giảm mạnh.</w:t>
+      </w:r>
+    </w:p>
+    <w:tbl>
+      <w:tblPr>
+        <w:tblStyle w:val="TableGrid"/>
+        <w:tblW w:type="auto" w:w="0"/>
+        <w:jc w:val="center"/>
+        <w:tblLayout w:type="autofit"/>
+        <w:tblLook w:firstColumn="1" w:firstRow="1" w:lastColumn="0" w:lastRow="0" w:noHBand="0" w:noVBand="1" w:val="04A0"/>
+      </w:tblPr>
+      <w:tblGrid>
+        <w:gridCol w:w="1276"/>
+        <w:gridCol w:w="1276"/>
+        <w:gridCol w:w="1276"/>
+        <w:gridCol w:w="1276"/>
+        <w:gridCol w:w="1276"/>
+        <w:gridCol w:w="1276"/>
+        <w:gridCol w:w="1276"/>
+        <w:gridCol w:w="1276"/>
+      </w:tblGrid>
+      <w:tr>
+        <w:tc>
+          <w:tcPr>
+            <w:tcW w:type="dxa" w:w="1276"/>
+            <w:shd w:fill="EDEDED"/>
+            <w:vAlign w:val="top"/>
+            <w:tcMar>
+              <w:top w:w="80" w:type="dxa"/>
+              <w:left w:w="80" w:type="dxa"/>
+              <w:bottom w:w="80" w:type="dxa"/>
+              <w:right w:w="80" w:type="dxa"/>
+            </w:tcMar>
+          </w:tcPr>
+          <w:p>
+            <w:pPr>
+              <w:spacing w:before="0" w:after="0" w:line="220" w:lineRule="exact"/>
+              <w:ind w:firstLine="0" w:left="0"/>
+            </w:pPr>
+            <w:r>
+              <w:rPr>
+                <w:rFonts w:ascii="Times New Roman" w:hAnsi="Times New Roman" w:eastAsia="Times New Roman"/>
+                <w:b/>
+                <w:i w:val="0"/>
+                <w:sz w:val="19"/>
+              </w:rPr>
+              <w:t>Cấu hình</w:t>
+            </w:r>
+          </w:p>
+        </w:tc>
+        <w:tc>
+          <w:tcPr>
+            <w:tcW w:type="dxa" w:w="1276"/>
+            <w:shd w:fill="EDEDED"/>
+            <w:vAlign w:val="top"/>
+            <w:tcMar>
+              <w:top w:w="80" w:type="dxa"/>
+              <w:left w:w="80" w:type="dxa"/>
+              <w:bottom w:w="80" w:type="dxa"/>
+              <w:right w:w="80" w:type="dxa"/>
+            </w:tcMar>
+          </w:tcPr>
+          <w:p>
+            <w:pPr>
+              <w:spacing w:before="0" w:after="0" w:line="220" w:lineRule="exact"/>
+              <w:ind w:firstLine="0" w:left="0"/>
+            </w:pPr>
+            <w:r>
+              <w:rPr>
+                <w:rFonts w:ascii="Times New Roman" w:hAnsi="Times New Roman" w:eastAsia="Times New Roman"/>
+                <w:b/>
+                <w:i w:val="0"/>
+                <w:sz w:val="19"/>
+              </w:rPr>
+              <w:t>Beam</w:t>
+            </w:r>
+          </w:p>
+        </w:tc>
+        <w:tc>
+          <w:tcPr>
+            <w:tcW w:type="dxa" w:w="1276"/>
+            <w:shd w:fill="EDEDED"/>
+            <w:vAlign w:val="top"/>
+            <w:tcMar>
+              <w:top w:w="80" w:type="dxa"/>
+              <w:left w:w="80" w:type="dxa"/>
+              <w:bottom w:w="80" w:type="dxa"/>
+              <w:right w:w="80" w:type="dxa"/>
+            </w:tcMar>
+          </w:tcPr>
+          <w:p>
+            <w:pPr>
+              <w:spacing w:before="0" w:after="0" w:line="220" w:lineRule="exact"/>
+              <w:ind w:firstLine="0" w:left="0"/>
+            </w:pPr>
+            <w:r>
+              <w:rPr>
+                <w:rFonts w:ascii="Times New Roman" w:hAnsi="Times New Roman" w:eastAsia="Times New Roman"/>
+                <w:b/>
+                <w:i w:val="0"/>
+                <w:sz w:val="19"/>
+              </w:rPr>
+              <w:t>Terms</w:t>
+            </w:r>
+          </w:p>
+        </w:tc>
+        <w:tc>
+          <w:tcPr>
+            <w:tcW w:type="dxa" w:w="1276"/>
+            <w:shd w:fill="EDEDED"/>
+            <w:vAlign w:val="top"/>
+            <w:tcMar>
+              <w:top w:w="80" w:type="dxa"/>
+              <w:left w:w="80" w:type="dxa"/>
+              <w:bottom w:w="80" w:type="dxa"/>
+              <w:right w:w="80" w:type="dxa"/>
+            </w:tcMar>
+          </w:tcPr>
+          <w:p>
+            <w:pPr>
+              <w:spacing w:before="0" w:after="0" w:line="220" w:lineRule="exact"/>
+              <w:ind w:firstLine="0" w:left="0"/>
+            </w:pPr>
+            <w:r>
+              <w:rPr>
+                <w:rFonts w:ascii="Times New Roman" w:hAnsi="Times New Roman" w:eastAsia="Times New Roman"/>
+                <w:b/>
+                <w:i w:val="0"/>
+                <w:sz w:val="19"/>
+              </w:rPr>
+              <w:t>Full-support@10</w:t>
+            </w:r>
+          </w:p>
+        </w:tc>
+        <w:tc>
+          <w:tcPr>
+            <w:tcW w:type="dxa" w:w="1276"/>
+            <w:shd w:fill="EDEDED"/>
+            <w:vAlign w:val="top"/>
+            <w:tcMar>
+              <w:top w:w="80" w:type="dxa"/>
+              <w:left w:w="80" w:type="dxa"/>
+              <w:bottom w:w="80" w:type="dxa"/>
+              <w:right w:w="80" w:type="dxa"/>
+            </w:tcMar>
+          </w:tcPr>
+          <w:p>
+            <w:pPr>
+              <w:spacing w:before="0" w:after="0" w:line="220" w:lineRule="exact"/>
+              <w:ind w:firstLine="0" w:left="0"/>
+            </w:pPr>
+            <w:r>
+              <w:rPr>
+                <w:rFonts w:ascii="Times New Roman" w:hAnsi="Times New Roman" w:eastAsia="Times New Roman"/>
+                <w:b/>
+                <w:i w:val="0"/>
+                <w:sz w:val="19"/>
+              </w:rPr>
+              <w:t>Recall@10</w:t>
+            </w:r>
+          </w:p>
+        </w:tc>
+        <w:tc>
+          <w:tcPr>
+            <w:tcW w:type="dxa" w:w="1276"/>
+            <w:shd w:fill="EDEDED"/>
+            <w:vAlign w:val="top"/>
+            <w:tcMar>
+              <w:top w:w="80" w:type="dxa"/>
+              <w:left w:w="80" w:type="dxa"/>
+              <w:bottom w:w="80" w:type="dxa"/>
+              <w:right w:w="80" w:type="dxa"/>
+            </w:tcMar>
+          </w:tcPr>
+          <w:p>
+            <w:pPr>
+              <w:spacing w:before="0" w:after="0" w:line="220" w:lineRule="exact"/>
+              <w:ind w:firstLine="0" w:left="0"/>
+            </w:pPr>
+            <w:r>
+              <w:rPr>
+                <w:rFonts w:ascii="Times New Roman" w:hAnsi="Times New Roman" w:eastAsia="Times New Roman"/>
+                <w:b/>
+                <w:i w:val="0"/>
+                <w:sz w:val="19"/>
+              </w:rPr>
+              <w:t>nDCG@10</w:t>
+            </w:r>
+          </w:p>
+        </w:tc>
+        <w:tc>
+          <w:tcPr>
+            <w:tcW w:type="dxa" w:w="1276"/>
+            <w:shd w:fill="EDEDED"/>
+            <w:vAlign w:val="top"/>
+            <w:tcMar>
+              <w:top w:w="80" w:type="dxa"/>
+              <w:left w:w="80" w:type="dxa"/>
+              <w:bottom w:w="80" w:type="dxa"/>
+              <w:right w:w="80" w:type="dxa"/>
+            </w:tcMar>
+          </w:tcPr>
+          <w:p>
+            <w:pPr>
+              <w:spacing w:before="0" w:after="0" w:line="220" w:lineRule="exact"/>
+              <w:ind w:firstLine="0" w:left="0"/>
+            </w:pPr>
+            <w:r>
+              <w:rPr>
+                <w:rFonts w:ascii="Times New Roman" w:hAnsi="Times New Roman" w:eastAsia="Times New Roman"/>
+                <w:b/>
+                <w:i w:val="0"/>
+                <w:sz w:val="19"/>
+              </w:rPr>
+              <w:t>p95 latency</w:t>
+            </w:r>
+          </w:p>
+        </w:tc>
+        <w:tc>
+          <w:tcPr>
+            <w:tcW w:type="dxa" w:w="1276"/>
+            <w:shd w:fill="EDEDED"/>
+            <w:vAlign w:val="top"/>
+            <w:tcMar>
+              <w:top w:w="80" w:type="dxa"/>
+              <w:left w:w="80" w:type="dxa"/>
+              <w:bottom w:w="80" w:type="dxa"/>
+              <w:right w:w="80" w:type="dxa"/>
+            </w:tcMar>
+          </w:tcPr>
+          <w:p>
+            <w:pPr>
+              <w:spacing w:before="0" w:after="0" w:line="220" w:lineRule="exact"/>
+              <w:ind w:firstLine="0" w:left="0"/>
+            </w:pPr>
+            <w:r>
+              <w:rPr>
+                <w:rFonts w:ascii="Times New Roman" w:hAnsi="Times New Roman" w:eastAsia="Times New Roman"/>
+                <w:b/>
+                <w:i w:val="0"/>
+                <w:sz w:val="19"/>
+              </w:rPr>
+              <w:t>QPS</w:t>
+            </w:r>
+          </w:p>
+        </w:tc>
+      </w:tr>
+      <w:tr>
+        <w:tc>
+          <w:tcPr>
+            <w:tcW w:type="dxa" w:w="1276"/>
+            <w:vAlign w:val="top"/>
+            <w:tcMar>
+              <w:top w:w="80" w:type="dxa"/>
+              <w:left w:w="80" w:type="dxa"/>
+              <w:bottom w:w="80" w:type="dxa"/>
+              <w:right w:w="80" w:type="dxa"/>
+            </w:tcMar>
+          </w:tcPr>
+          <w:p>
+            <w:pPr>
+              <w:spacing w:before="0" w:after="0" w:line="220" w:lineRule="exact"/>
+              <w:ind w:firstLine="0" w:left="0"/>
+            </w:pPr>
+            <w:r>
+              <w:rPr>
+                <w:rFonts w:ascii="Times New Roman" w:hAnsi="Times New Roman" w:eastAsia="Times New Roman"/>
+                <w:b w:val="0"/>
+                <w:i w:val="0"/>
+                <w:sz w:val="19"/>
+              </w:rPr>
+              <w:t>beam1_terms6</w:t>
+            </w:r>
+          </w:p>
+        </w:tc>
+        <w:tc>
+          <w:tcPr>
+            <w:tcW w:type="dxa" w:w="1276"/>
+            <w:vAlign w:val="top"/>
+            <w:tcMar>
+              <w:top w:w="80" w:type="dxa"/>
+              <w:left w:w="80" w:type="dxa"/>
+              <w:bottom w:w="80" w:type="dxa"/>
+              <w:right w:w="80" w:type="dxa"/>
+            </w:tcMar>
+          </w:tcPr>
+          <w:p>
+            <w:pPr>
+              <w:spacing w:before="0" w:after="0" w:line="220" w:lineRule="exact"/>
+              <w:ind w:firstLine="0" w:left="0"/>
+            </w:pPr>
+            <w:r>
+              <w:rPr>
+                <w:rFonts w:ascii="Times New Roman" w:hAnsi="Times New Roman" w:eastAsia="Times New Roman"/>
+                <w:b w:val="0"/>
+                <w:i w:val="0"/>
+                <w:sz w:val="19"/>
+              </w:rPr>
+              <w:t>1</w:t>
+            </w:r>
+          </w:p>
+        </w:tc>
+        <w:tc>
+          <w:tcPr>
+            <w:tcW w:type="dxa" w:w="1276"/>
+            <w:vAlign w:val="top"/>
+            <w:tcMar>
+              <w:top w:w="80" w:type="dxa"/>
+              <w:left w:w="80" w:type="dxa"/>
+              <w:bottom w:w="80" w:type="dxa"/>
+              <w:right w:w="80" w:type="dxa"/>
+            </w:tcMar>
+          </w:tcPr>
+          <w:p>
+            <w:pPr>
+              <w:spacing w:before="0" w:after="0" w:line="220" w:lineRule="exact"/>
+              <w:ind w:firstLine="0" w:left="0"/>
+            </w:pPr>
+            <w:r>
+              <w:rPr>
+                <w:rFonts w:ascii="Times New Roman" w:hAnsi="Times New Roman" w:eastAsia="Times New Roman"/>
+                <w:b w:val="0"/>
+                <w:i w:val="0"/>
+                <w:sz w:val="19"/>
+              </w:rPr>
+              <w:t>6</w:t>
+            </w:r>
+          </w:p>
+        </w:tc>
+        <w:tc>
+          <w:tcPr>
+            <w:tcW w:type="dxa" w:w="1276"/>
+            <w:vAlign w:val="top"/>
+            <w:tcMar>
+              <w:top w:w="80" w:type="dxa"/>
+              <w:left w:w="80" w:type="dxa"/>
+              <w:bottom w:w="80" w:type="dxa"/>
+              <w:right w:w="80" w:type="dxa"/>
+            </w:tcMar>
+          </w:tcPr>
+          <w:p>
+            <w:pPr>
+              <w:spacing w:before="0" w:after="0" w:line="220" w:lineRule="exact"/>
+              <w:ind w:firstLine="0" w:left="0"/>
+            </w:pPr>
+            <w:r>
+              <w:rPr>
+                <w:rFonts w:ascii="Times New Roman" w:hAnsi="Times New Roman" w:eastAsia="Times New Roman"/>
+                <w:b w:val="0"/>
+                <w:i w:val="0"/>
+                <w:sz w:val="19"/>
+              </w:rPr>
+              <w:t>62.00%</w:t>
+            </w:r>
+          </w:p>
+        </w:tc>
+        <w:tc>
+          <w:tcPr>
+            <w:tcW w:type="dxa" w:w="1276"/>
+            <w:vAlign w:val="top"/>
+            <w:tcMar>
+              <w:top w:w="80" w:type="dxa"/>
+              <w:left w:w="80" w:type="dxa"/>
+              <w:bottom w:w="80" w:type="dxa"/>
+              <w:right w:w="80" w:type="dxa"/>
+            </w:tcMar>
+          </w:tcPr>
+          <w:p>
+            <w:pPr>
+              <w:spacing w:before="0" w:after="0" w:line="220" w:lineRule="exact"/>
+              <w:ind w:firstLine="0" w:left="0"/>
+            </w:pPr>
+            <w:r>
+              <w:rPr>
+                <w:rFonts w:ascii="Times New Roman" w:hAnsi="Times New Roman" w:eastAsia="Times New Roman"/>
+                <w:b w:val="0"/>
+                <w:i w:val="0"/>
+                <w:sz w:val="19"/>
+              </w:rPr>
+              <w:t>77.75%</w:t>
+            </w:r>
+          </w:p>
+        </w:tc>
+        <w:tc>
+          <w:tcPr>
+            <w:tcW w:type="dxa" w:w="1276"/>
+            <w:vAlign w:val="top"/>
+            <w:tcMar>
+              <w:top w:w="80" w:type="dxa"/>
+              <w:left w:w="80" w:type="dxa"/>
+              <w:bottom w:w="80" w:type="dxa"/>
+              <w:right w:w="80" w:type="dxa"/>
+            </w:tcMar>
+          </w:tcPr>
+          <w:p>
+            <w:pPr>
+              <w:spacing w:before="0" w:after="0" w:line="220" w:lineRule="exact"/>
+              <w:ind w:firstLine="0" w:left="0"/>
+            </w:pPr>
+            <w:r>
+              <w:rPr>
+                <w:rFonts w:ascii="Times New Roman" w:hAnsi="Times New Roman" w:eastAsia="Times New Roman"/>
+                <w:b w:val="0"/>
+                <w:i w:val="0"/>
+                <w:sz w:val="19"/>
+              </w:rPr>
+              <w:t>73.82%</w:t>
+            </w:r>
+          </w:p>
+        </w:tc>
+        <w:tc>
+          <w:tcPr>
+            <w:tcW w:type="dxa" w:w="1276"/>
+            <w:vAlign w:val="top"/>
+            <w:tcMar>
+              <w:top w:w="80" w:type="dxa"/>
+              <w:left w:w="80" w:type="dxa"/>
+              <w:bottom w:w="80" w:type="dxa"/>
+              <w:right w:w="80" w:type="dxa"/>
+            </w:tcMar>
+          </w:tcPr>
+          <w:p>
+            <w:pPr>
+              <w:spacing w:before="0" w:after="0" w:line="220" w:lineRule="exact"/>
+              <w:ind w:firstLine="0" w:left="0"/>
+            </w:pPr>
+            <w:r>
+              <w:rPr>
+                <w:rFonts w:ascii="Times New Roman" w:hAnsi="Times New Roman" w:eastAsia="Times New Roman"/>
+                <w:b w:val="0"/>
+                <w:i w:val="0"/>
+                <w:sz w:val="19"/>
+              </w:rPr>
+              <w:t>1224.99 ms</w:t>
+            </w:r>
+          </w:p>
+        </w:tc>
+        <w:tc>
+          <w:tcPr>
+            <w:tcW w:type="dxa" w:w="1276"/>
+            <w:vAlign w:val="top"/>
+            <w:tcMar>
+              <w:top w:w="80" w:type="dxa"/>
+              <w:left w:w="80" w:type="dxa"/>
+              <w:bottom w:w="80" w:type="dxa"/>
+              <w:right w:w="80" w:type="dxa"/>
+            </w:tcMar>
+          </w:tcPr>
+          <w:p>
+            <w:pPr>
+              <w:spacing w:before="0" w:after="0" w:line="220" w:lineRule="exact"/>
+              <w:ind w:firstLine="0" w:left="0"/>
+            </w:pPr>
+            <w:r>
+              <w:rPr>
+                <w:rFonts w:ascii="Times New Roman" w:hAnsi="Times New Roman" w:eastAsia="Times New Roman"/>
+                <w:b w:val="0"/>
+                <w:i w:val="0"/>
+                <w:sz w:val="19"/>
+              </w:rPr>
+              <w:t>1.1034</w:t>
+            </w:r>
+          </w:p>
+        </w:tc>
+      </w:tr>
+      <w:tr>
+        <w:tc>
+          <w:tcPr>
+            <w:tcW w:type="dxa" w:w="1276"/>
+            <w:vAlign w:val="top"/>
+            <w:tcMar>
+              <w:top w:w="80" w:type="dxa"/>
+              <w:left w:w="80" w:type="dxa"/>
+              <w:bottom w:w="80" w:type="dxa"/>
+              <w:right w:w="80" w:type="dxa"/>
+            </w:tcMar>
+          </w:tcPr>
+          <w:p>
+            <w:pPr>
+              <w:spacing w:before="0" w:after="0" w:line="220" w:lineRule="exact"/>
+              <w:ind w:firstLine="0" w:left="0"/>
+            </w:pPr>
+            <w:r>
+              <w:rPr>
+                <w:rFonts w:ascii="Times New Roman" w:hAnsi="Times New Roman" w:eastAsia="Times New Roman"/>
+                <w:b w:val="0"/>
+                <w:i w:val="0"/>
+                <w:sz w:val="19"/>
+              </w:rPr>
+              <w:t>beam2_terms4</w:t>
+            </w:r>
+          </w:p>
+        </w:tc>
+        <w:tc>
+          <w:tcPr>
+            <w:tcW w:type="dxa" w:w="1276"/>
+            <w:vAlign w:val="top"/>
+            <w:tcMar>
+              <w:top w:w="80" w:type="dxa"/>
+              <w:left w:w="80" w:type="dxa"/>
+              <w:bottom w:w="80" w:type="dxa"/>
+              <w:right w:w="80" w:type="dxa"/>
+            </w:tcMar>
+          </w:tcPr>
+          <w:p>
+            <w:pPr>
+              <w:spacing w:before="0" w:after="0" w:line="220" w:lineRule="exact"/>
+              <w:ind w:firstLine="0" w:left="0"/>
+            </w:pPr>
+            <w:r>
+              <w:rPr>
+                <w:rFonts w:ascii="Times New Roman" w:hAnsi="Times New Roman" w:eastAsia="Times New Roman"/>
+                <w:b w:val="0"/>
+                <w:i w:val="0"/>
+                <w:sz w:val="19"/>
+              </w:rPr>
+              <w:t>2</w:t>
+            </w:r>
+          </w:p>
+        </w:tc>
+        <w:tc>
+          <w:tcPr>
+            <w:tcW w:type="dxa" w:w="1276"/>
+            <w:vAlign w:val="top"/>
+            <w:tcMar>
+              <w:top w:w="80" w:type="dxa"/>
+              <w:left w:w="80" w:type="dxa"/>
+              <w:bottom w:w="80" w:type="dxa"/>
+              <w:right w:w="80" w:type="dxa"/>
+            </w:tcMar>
+          </w:tcPr>
+          <w:p>
+            <w:pPr>
+              <w:spacing w:before="0" w:after="0" w:line="220" w:lineRule="exact"/>
+              <w:ind w:firstLine="0" w:left="0"/>
+            </w:pPr>
+            <w:r>
+              <w:rPr>
+                <w:rFonts w:ascii="Times New Roman" w:hAnsi="Times New Roman" w:eastAsia="Times New Roman"/>
+                <w:b w:val="0"/>
+                <w:i w:val="0"/>
+                <w:sz w:val="19"/>
+              </w:rPr>
+              <w:t>4</w:t>
+            </w:r>
+          </w:p>
+        </w:tc>
+        <w:tc>
+          <w:tcPr>
+            <w:tcW w:type="dxa" w:w="1276"/>
+            <w:vAlign w:val="top"/>
+            <w:tcMar>
+              <w:top w:w="80" w:type="dxa"/>
+              <w:left w:w="80" w:type="dxa"/>
+              <w:bottom w:w="80" w:type="dxa"/>
+              <w:right w:w="80" w:type="dxa"/>
+            </w:tcMar>
+          </w:tcPr>
+          <w:p>
+            <w:pPr>
+              <w:spacing w:before="0" w:after="0" w:line="220" w:lineRule="exact"/>
+              <w:ind w:firstLine="0" w:left="0"/>
+            </w:pPr>
+            <w:r>
+              <w:rPr>
+                <w:rFonts w:ascii="Times New Roman" w:hAnsi="Times New Roman" w:eastAsia="Times New Roman"/>
+                <w:b w:val="0"/>
+                <w:i w:val="0"/>
+                <w:sz w:val="19"/>
+              </w:rPr>
+              <w:t>61.00%</w:t>
+            </w:r>
+          </w:p>
+        </w:tc>
+        <w:tc>
+          <w:tcPr>
+            <w:tcW w:type="dxa" w:w="1276"/>
+            <w:vAlign w:val="top"/>
+            <w:tcMar>
+              <w:top w:w="80" w:type="dxa"/>
+              <w:left w:w="80" w:type="dxa"/>
+              <w:bottom w:w="80" w:type="dxa"/>
+              <w:right w:w="80" w:type="dxa"/>
+            </w:tcMar>
+          </w:tcPr>
+          <w:p>
+            <w:pPr>
+              <w:spacing w:before="0" w:after="0" w:line="220" w:lineRule="exact"/>
+              <w:ind w:firstLine="0" w:left="0"/>
+            </w:pPr>
+            <w:r>
+              <w:rPr>
+                <w:rFonts w:ascii="Times New Roman" w:hAnsi="Times New Roman" w:eastAsia="Times New Roman"/>
+                <w:b w:val="0"/>
+                <w:i w:val="0"/>
+                <w:sz w:val="19"/>
+              </w:rPr>
+              <w:t>78.25%</w:t>
+            </w:r>
+          </w:p>
+        </w:tc>
+        <w:tc>
+          <w:tcPr>
+            <w:tcW w:type="dxa" w:w="1276"/>
+            <w:vAlign w:val="top"/>
+            <w:tcMar>
+              <w:top w:w="80" w:type="dxa"/>
+              <w:left w:w="80" w:type="dxa"/>
+              <w:bottom w:w="80" w:type="dxa"/>
+              <w:right w:w="80" w:type="dxa"/>
+            </w:tcMar>
+          </w:tcPr>
+          <w:p>
+            <w:pPr>
+              <w:spacing w:before="0" w:after="0" w:line="220" w:lineRule="exact"/>
+              <w:ind w:firstLine="0" w:left="0"/>
+            </w:pPr>
+            <w:r>
+              <w:rPr>
+                <w:rFonts w:ascii="Times New Roman" w:hAnsi="Times New Roman" w:eastAsia="Times New Roman"/>
+                <w:b w:val="0"/>
+                <w:i w:val="0"/>
+                <w:sz w:val="19"/>
+              </w:rPr>
+              <w:t>74.30%</w:t>
+            </w:r>
+          </w:p>
+        </w:tc>
+        <w:tc>
+          <w:tcPr>
+            <w:tcW w:type="dxa" w:w="1276"/>
+            <w:vAlign w:val="top"/>
+            <w:tcMar>
+              <w:top w:w="80" w:type="dxa"/>
+              <w:left w:w="80" w:type="dxa"/>
+              <w:bottom w:w="80" w:type="dxa"/>
+              <w:right w:w="80" w:type="dxa"/>
+            </w:tcMar>
+          </w:tcPr>
+          <w:p>
+            <w:pPr>
+              <w:spacing w:before="0" w:after="0" w:line="220" w:lineRule="exact"/>
+              <w:ind w:firstLine="0" w:left="0"/>
+            </w:pPr>
+            <w:r>
+              <w:rPr>
+                <w:rFonts w:ascii="Times New Roman" w:hAnsi="Times New Roman" w:eastAsia="Times New Roman"/>
+                <w:b w:val="0"/>
+                <w:i w:val="0"/>
+                <w:sz w:val="19"/>
+              </w:rPr>
+              <w:t>1758.89 ms</w:t>
+            </w:r>
+          </w:p>
+        </w:tc>
+        <w:tc>
+          <w:tcPr>
+            <w:tcW w:type="dxa" w:w="1276"/>
+            <w:vAlign w:val="top"/>
+            <w:tcMar>
+              <w:top w:w="80" w:type="dxa"/>
+              <w:left w:w="80" w:type="dxa"/>
+              <w:bottom w:w="80" w:type="dxa"/>
+              <w:right w:w="80" w:type="dxa"/>
+            </w:tcMar>
+          </w:tcPr>
+          <w:p>
+            <w:pPr>
+              <w:spacing w:before="0" w:after="0" w:line="220" w:lineRule="exact"/>
+              <w:ind w:firstLine="0" w:left="0"/>
+            </w:pPr>
+            <w:r>
+              <w:rPr>
+                <w:rFonts w:ascii="Times New Roman" w:hAnsi="Times New Roman" w:eastAsia="Times New Roman"/>
+                <w:b w:val="0"/>
+                <w:i w:val="0"/>
+                <w:sz w:val="19"/>
+              </w:rPr>
+              <w:t>0.7452</w:t>
+            </w:r>
+          </w:p>
+        </w:tc>
+      </w:tr>
+      <w:tr>
+        <w:tc>
+          <w:tcPr>
+            <w:tcW w:type="dxa" w:w="1276"/>
+            <w:vAlign w:val="top"/>
+            <w:tcMar>
+              <w:top w:w="80" w:type="dxa"/>
+              <w:left w:w="80" w:type="dxa"/>
+              <w:bottom w:w="80" w:type="dxa"/>
+              <w:right w:w="80" w:type="dxa"/>
+            </w:tcMar>
+          </w:tcPr>
+          <w:p>
+            <w:pPr>
+              <w:spacing w:before="0" w:after="0" w:line="220" w:lineRule="exact"/>
+              <w:ind w:firstLine="0" w:left="0"/>
+            </w:pPr>
+            <w:r>
+              <w:rPr>
+                <w:rFonts w:ascii="Times New Roman" w:hAnsi="Times New Roman" w:eastAsia="Times New Roman"/>
+                <w:b w:val="0"/>
+                <w:i w:val="0"/>
+                <w:sz w:val="19"/>
+              </w:rPr>
+              <w:t>beam2_terms6</w:t>
+            </w:r>
+          </w:p>
+        </w:tc>
+        <w:tc>
+          <w:tcPr>
+            <w:tcW w:type="dxa" w:w="1276"/>
+            <w:vAlign w:val="top"/>
+            <w:tcMar>
+              <w:top w:w="80" w:type="dxa"/>
+              <w:left w:w="80" w:type="dxa"/>
+              <w:bottom w:w="80" w:type="dxa"/>
+              <w:right w:w="80" w:type="dxa"/>
+            </w:tcMar>
+          </w:tcPr>
+          <w:p>
+            <w:pPr>
+              <w:spacing w:before="0" w:after="0" w:line="220" w:lineRule="exact"/>
+              <w:ind w:firstLine="0" w:left="0"/>
+            </w:pPr>
+            <w:r>
+              <w:rPr>
+                <w:rFonts w:ascii="Times New Roman" w:hAnsi="Times New Roman" w:eastAsia="Times New Roman"/>
+                <w:b w:val="0"/>
+                <w:i w:val="0"/>
+                <w:sz w:val="19"/>
+              </w:rPr>
+              <w:t>2</w:t>
+            </w:r>
+          </w:p>
+        </w:tc>
+        <w:tc>
+          <w:tcPr>
+            <w:tcW w:type="dxa" w:w="1276"/>
+            <w:vAlign w:val="top"/>
+            <w:tcMar>
+              <w:top w:w="80" w:type="dxa"/>
+              <w:left w:w="80" w:type="dxa"/>
+              <w:bottom w:w="80" w:type="dxa"/>
+              <w:right w:w="80" w:type="dxa"/>
+            </w:tcMar>
+          </w:tcPr>
+          <w:p>
+            <w:pPr>
+              <w:spacing w:before="0" w:after="0" w:line="220" w:lineRule="exact"/>
+              <w:ind w:firstLine="0" w:left="0"/>
+            </w:pPr>
+            <w:r>
+              <w:rPr>
+                <w:rFonts w:ascii="Times New Roman" w:hAnsi="Times New Roman" w:eastAsia="Times New Roman"/>
+                <w:b w:val="0"/>
+                <w:i w:val="0"/>
+                <w:sz w:val="19"/>
+              </w:rPr>
+              <w:t>6</w:t>
+            </w:r>
+          </w:p>
+        </w:tc>
+        <w:tc>
+          <w:tcPr>
+            <w:tcW w:type="dxa" w:w="1276"/>
+            <w:vAlign w:val="top"/>
+            <w:tcMar>
+              <w:top w:w="80" w:type="dxa"/>
+              <w:left w:w="80" w:type="dxa"/>
+              <w:bottom w:w="80" w:type="dxa"/>
+              <w:right w:w="80" w:type="dxa"/>
+            </w:tcMar>
+          </w:tcPr>
+          <w:p>
+            <w:pPr>
+              <w:spacing w:before="0" w:after="0" w:line="220" w:lineRule="exact"/>
+              <w:ind w:firstLine="0" w:left="0"/>
+            </w:pPr>
+            <w:r>
+              <w:rPr>
+                <w:rFonts w:ascii="Times New Roman" w:hAnsi="Times New Roman" w:eastAsia="Times New Roman"/>
+                <w:b w:val="0"/>
+                <w:i w:val="0"/>
+                <w:sz w:val="19"/>
+              </w:rPr>
+              <w:t>62.00%</w:t>
+            </w:r>
+          </w:p>
+        </w:tc>
+        <w:tc>
+          <w:tcPr>
+            <w:tcW w:type="dxa" w:w="1276"/>
+            <w:vAlign w:val="top"/>
+            <w:tcMar>
+              <w:top w:w="80" w:type="dxa"/>
+              <w:left w:w="80" w:type="dxa"/>
+              <w:bottom w:w="80" w:type="dxa"/>
+              <w:right w:w="80" w:type="dxa"/>
+            </w:tcMar>
+          </w:tcPr>
+          <w:p>
+            <w:pPr>
+              <w:spacing w:before="0" w:after="0" w:line="220" w:lineRule="exact"/>
+              <w:ind w:firstLine="0" w:left="0"/>
+            </w:pPr>
+            <w:r>
+              <w:rPr>
+                <w:rFonts w:ascii="Times New Roman" w:hAnsi="Times New Roman" w:eastAsia="Times New Roman"/>
+                <w:b w:val="0"/>
+                <w:i w:val="0"/>
+                <w:sz w:val="19"/>
+              </w:rPr>
+              <w:t>78.50%</w:t>
+            </w:r>
+          </w:p>
+        </w:tc>
+        <w:tc>
+          <w:tcPr>
+            <w:tcW w:type="dxa" w:w="1276"/>
+            <w:vAlign w:val="top"/>
+            <w:tcMar>
+              <w:top w:w="80" w:type="dxa"/>
+              <w:left w:w="80" w:type="dxa"/>
+              <w:bottom w:w="80" w:type="dxa"/>
+              <w:right w:w="80" w:type="dxa"/>
+            </w:tcMar>
+          </w:tcPr>
+          <w:p>
+            <w:pPr>
+              <w:spacing w:before="0" w:after="0" w:line="220" w:lineRule="exact"/>
+              <w:ind w:firstLine="0" w:left="0"/>
+            </w:pPr>
+            <w:r>
+              <w:rPr>
+                <w:rFonts w:ascii="Times New Roman" w:hAnsi="Times New Roman" w:eastAsia="Times New Roman"/>
+                <w:b w:val="0"/>
+                <w:i w:val="0"/>
+                <w:sz w:val="19"/>
+              </w:rPr>
+              <w:t>74.23%</w:t>
+            </w:r>
+          </w:p>
+        </w:tc>
+        <w:tc>
+          <w:tcPr>
+            <w:tcW w:type="dxa" w:w="1276"/>
+            <w:vAlign w:val="top"/>
+            <w:tcMar>
+              <w:top w:w="80" w:type="dxa"/>
+              <w:left w:w="80" w:type="dxa"/>
+              <w:bottom w:w="80" w:type="dxa"/>
+              <w:right w:w="80" w:type="dxa"/>
+            </w:tcMar>
+          </w:tcPr>
+          <w:p>
+            <w:pPr>
+              <w:spacing w:before="0" w:after="0" w:line="220" w:lineRule="exact"/>
+              <w:ind w:firstLine="0" w:left="0"/>
+            </w:pPr>
+            <w:r>
+              <w:rPr>
+                <w:rFonts w:ascii="Times New Roman" w:hAnsi="Times New Roman" w:eastAsia="Times New Roman"/>
+                <w:b w:val="0"/>
+                <w:i w:val="0"/>
+                <w:sz w:val="19"/>
+              </w:rPr>
+              <w:t>2593.46 ms</w:t>
+            </w:r>
+          </w:p>
+        </w:tc>
+        <w:tc>
+          <w:tcPr>
+            <w:tcW w:type="dxa" w:w="1276"/>
+            <w:vAlign w:val="top"/>
+            <w:tcMar>
+              <w:top w:w="80" w:type="dxa"/>
+              <w:left w:w="80" w:type="dxa"/>
+              <w:bottom w:w="80" w:type="dxa"/>
+              <w:right w:w="80" w:type="dxa"/>
+            </w:tcMar>
+          </w:tcPr>
+          <w:p>
+            <w:pPr>
+              <w:spacing w:before="0" w:after="0" w:line="220" w:lineRule="exact"/>
+              <w:ind w:firstLine="0" w:left="0"/>
+            </w:pPr>
+            <w:r>
+              <w:rPr>
+                <w:rFonts w:ascii="Times New Roman" w:hAnsi="Times New Roman" w:eastAsia="Times New Roman"/>
+                <w:b w:val="0"/>
+                <w:i w:val="0"/>
+                <w:sz w:val="19"/>
+              </w:rPr>
+              <w:t>0.6062</w:t>
+            </w:r>
+          </w:p>
+        </w:tc>
+      </w:tr>
+      <w:tr>
+        <w:tc>
+          <w:tcPr>
+            <w:tcW w:type="dxa" w:w="1276"/>
+            <w:vAlign w:val="top"/>
+            <w:tcMar>
+              <w:top w:w="80" w:type="dxa"/>
+              <w:left w:w="80" w:type="dxa"/>
+              <w:bottom w:w="80" w:type="dxa"/>
+              <w:right w:w="80" w:type="dxa"/>
+            </w:tcMar>
+          </w:tcPr>
+          <w:p>
+            <w:pPr>
+              <w:spacing w:before="0" w:after="0" w:line="220" w:lineRule="exact"/>
+              <w:ind w:firstLine="0" w:left="0"/>
+            </w:pPr>
+            <w:r>
+              <w:rPr>
+                <w:rFonts w:ascii="Times New Roman" w:hAnsi="Times New Roman" w:eastAsia="Times New Roman"/>
+                <w:b w:val="0"/>
+                <w:i w:val="0"/>
+                <w:sz w:val="19"/>
+              </w:rPr>
+              <w:t>beam2_terms8</w:t>
+            </w:r>
+          </w:p>
+        </w:tc>
+        <w:tc>
+          <w:tcPr>
+            <w:tcW w:type="dxa" w:w="1276"/>
+            <w:vAlign w:val="top"/>
+            <w:tcMar>
+              <w:top w:w="80" w:type="dxa"/>
+              <w:left w:w="80" w:type="dxa"/>
+              <w:bottom w:w="80" w:type="dxa"/>
+              <w:right w:w="80" w:type="dxa"/>
+            </w:tcMar>
+          </w:tcPr>
+          <w:p>
+            <w:pPr>
+              <w:spacing w:before="0" w:after="0" w:line="220" w:lineRule="exact"/>
+              <w:ind w:firstLine="0" w:left="0"/>
+            </w:pPr>
+            <w:r>
+              <w:rPr>
+                <w:rFonts w:ascii="Times New Roman" w:hAnsi="Times New Roman" w:eastAsia="Times New Roman"/>
+                <w:b w:val="0"/>
+                <w:i w:val="0"/>
+                <w:sz w:val="19"/>
+              </w:rPr>
+              <w:t>2</w:t>
+            </w:r>
+          </w:p>
+        </w:tc>
+        <w:tc>
+          <w:tcPr>
+            <w:tcW w:type="dxa" w:w="1276"/>
+            <w:vAlign w:val="top"/>
+            <w:tcMar>
+              <w:top w:w="80" w:type="dxa"/>
+              <w:left w:w="80" w:type="dxa"/>
+              <w:bottom w:w="80" w:type="dxa"/>
+              <w:right w:w="80" w:type="dxa"/>
+            </w:tcMar>
+          </w:tcPr>
+          <w:p>
+            <w:pPr>
+              <w:spacing w:before="0" w:after="0" w:line="220" w:lineRule="exact"/>
+              <w:ind w:firstLine="0" w:left="0"/>
+            </w:pPr>
+            <w:r>
+              <w:rPr>
+                <w:rFonts w:ascii="Times New Roman" w:hAnsi="Times New Roman" w:eastAsia="Times New Roman"/>
+                <w:b w:val="0"/>
+                <w:i w:val="0"/>
+                <w:sz w:val="19"/>
+              </w:rPr>
+              <w:t>8</w:t>
+            </w:r>
+          </w:p>
+        </w:tc>
+        <w:tc>
+          <w:tcPr>
+            <w:tcW w:type="dxa" w:w="1276"/>
+            <w:vAlign w:val="top"/>
+            <w:tcMar>
+              <w:top w:w="80" w:type="dxa"/>
+              <w:left w:w="80" w:type="dxa"/>
+              <w:bottom w:w="80" w:type="dxa"/>
+              <w:right w:w="80" w:type="dxa"/>
+            </w:tcMar>
+          </w:tcPr>
+          <w:p>
+            <w:pPr>
+              <w:spacing w:before="0" w:after="0" w:line="220" w:lineRule="exact"/>
+              <w:ind w:firstLine="0" w:left="0"/>
+            </w:pPr>
+            <w:r>
+              <w:rPr>
+                <w:rFonts w:ascii="Times New Roman" w:hAnsi="Times New Roman" w:eastAsia="Times New Roman"/>
+                <w:b w:val="0"/>
+                <w:i w:val="0"/>
+                <w:sz w:val="19"/>
+              </w:rPr>
+              <w:t>62.00%</w:t>
+            </w:r>
+          </w:p>
+        </w:tc>
+        <w:tc>
+          <w:tcPr>
+            <w:tcW w:type="dxa" w:w="1276"/>
+            <w:vAlign w:val="top"/>
+            <w:tcMar>
+              <w:top w:w="80" w:type="dxa"/>
+              <w:left w:w="80" w:type="dxa"/>
+              <w:bottom w:w="80" w:type="dxa"/>
+              <w:right w:w="80" w:type="dxa"/>
+            </w:tcMar>
+          </w:tcPr>
+          <w:p>
+            <w:pPr>
+              <w:spacing w:before="0" w:after="0" w:line="220" w:lineRule="exact"/>
+              <w:ind w:firstLine="0" w:left="0"/>
+            </w:pPr>
+            <w:r>
+              <w:rPr>
+                <w:rFonts w:ascii="Times New Roman" w:hAnsi="Times New Roman" w:eastAsia="Times New Roman"/>
+                <w:b w:val="0"/>
+                <w:i w:val="0"/>
+                <w:sz w:val="19"/>
+              </w:rPr>
+              <w:t>78.50%</w:t>
+            </w:r>
+          </w:p>
+        </w:tc>
+        <w:tc>
+          <w:tcPr>
+            <w:tcW w:type="dxa" w:w="1276"/>
+            <w:vAlign w:val="top"/>
+            <w:tcMar>
+              <w:top w:w="80" w:type="dxa"/>
+              <w:left w:w="80" w:type="dxa"/>
+              <w:bottom w:w="80" w:type="dxa"/>
+              <w:right w:w="80" w:type="dxa"/>
+            </w:tcMar>
+          </w:tcPr>
+          <w:p>
+            <w:pPr>
+              <w:spacing w:before="0" w:after="0" w:line="220" w:lineRule="exact"/>
+              <w:ind w:firstLine="0" w:left="0"/>
+            </w:pPr>
+            <w:r>
+              <w:rPr>
+                <w:rFonts w:ascii="Times New Roman" w:hAnsi="Times New Roman" w:eastAsia="Times New Roman"/>
+                <w:b w:val="0"/>
+                <w:i w:val="0"/>
+                <w:sz w:val="19"/>
+              </w:rPr>
+              <w:t>73.99%</w:t>
+            </w:r>
+          </w:p>
+        </w:tc>
+        <w:tc>
+          <w:tcPr>
+            <w:tcW w:type="dxa" w:w="1276"/>
+            <w:vAlign w:val="top"/>
+            <w:tcMar>
+              <w:top w:w="80" w:type="dxa"/>
+              <w:left w:w="80" w:type="dxa"/>
+              <w:bottom w:w="80" w:type="dxa"/>
+              <w:right w:w="80" w:type="dxa"/>
+            </w:tcMar>
+          </w:tcPr>
+          <w:p>
+            <w:pPr>
+              <w:spacing w:before="0" w:after="0" w:line="220" w:lineRule="exact"/>
+              <w:ind w:firstLine="0" w:left="0"/>
+            </w:pPr>
+            <w:r>
+              <w:rPr>
+                <w:rFonts w:ascii="Times New Roman" w:hAnsi="Times New Roman" w:eastAsia="Times New Roman"/>
+                <w:b w:val="0"/>
+                <w:i w:val="0"/>
+                <w:sz w:val="19"/>
+              </w:rPr>
+              <w:t>1827.80 ms</w:t>
+            </w:r>
+          </w:p>
+        </w:tc>
+        <w:tc>
+          <w:tcPr>
+            <w:tcW w:type="dxa" w:w="1276"/>
+            <w:vAlign w:val="top"/>
+            <w:tcMar>
+              <w:top w:w="80" w:type="dxa"/>
+              <w:left w:w="80" w:type="dxa"/>
+              <w:bottom w:w="80" w:type="dxa"/>
+              <w:right w:w="80" w:type="dxa"/>
+            </w:tcMar>
+          </w:tcPr>
+          <w:p>
+            <w:pPr>
+              <w:spacing w:before="0" w:after="0" w:line="220" w:lineRule="exact"/>
+              <w:ind w:firstLine="0" w:left="0"/>
+            </w:pPr>
+            <w:r>
+              <w:rPr>
+                <w:rFonts w:ascii="Times New Roman" w:hAnsi="Times New Roman" w:eastAsia="Times New Roman"/>
+                <w:b w:val="0"/>
+                <w:i w:val="0"/>
+                <w:sz w:val="19"/>
+              </w:rPr>
+              <w:t>0.6896</w:t>
+            </w:r>
+          </w:p>
+        </w:tc>
+      </w:tr>
+      <w:tr>
+        <w:tc>
+          <w:tcPr>
+            <w:tcW w:type="dxa" w:w="1276"/>
+            <w:vAlign w:val="top"/>
+            <w:tcMar>
+              <w:top w:w="80" w:type="dxa"/>
+              <w:left w:w="80" w:type="dxa"/>
+              <w:bottom w:w="80" w:type="dxa"/>
+              <w:right w:w="80" w:type="dxa"/>
+            </w:tcMar>
+          </w:tcPr>
+          <w:p>
+            <w:pPr>
+              <w:spacing w:before="0" w:after="0" w:line="220" w:lineRule="exact"/>
+              <w:ind w:firstLine="0" w:left="0"/>
+            </w:pPr>
+            <w:r>
+              <w:rPr>
+                <w:rFonts w:ascii="Times New Roman" w:hAnsi="Times New Roman" w:eastAsia="Times New Roman"/>
+                <w:b w:val="0"/>
+                <w:i w:val="0"/>
+                <w:sz w:val="19"/>
+              </w:rPr>
+              <w:t>beam3_terms8</w:t>
+            </w:r>
+          </w:p>
+        </w:tc>
+        <w:tc>
+          <w:tcPr>
+            <w:tcW w:type="dxa" w:w="1276"/>
+            <w:vAlign w:val="top"/>
+            <w:tcMar>
+              <w:top w:w="80" w:type="dxa"/>
+              <w:left w:w="80" w:type="dxa"/>
+              <w:bottom w:w="80" w:type="dxa"/>
+              <w:right w:w="80" w:type="dxa"/>
+            </w:tcMar>
+          </w:tcPr>
+          <w:p>
+            <w:pPr>
+              <w:spacing w:before="0" w:after="0" w:line="220" w:lineRule="exact"/>
+              <w:ind w:firstLine="0" w:left="0"/>
+            </w:pPr>
+            <w:r>
+              <w:rPr>
+                <w:rFonts w:ascii="Times New Roman" w:hAnsi="Times New Roman" w:eastAsia="Times New Roman"/>
+                <w:b w:val="0"/>
+                <w:i w:val="0"/>
+                <w:sz w:val="19"/>
+              </w:rPr>
+              <w:t>3</w:t>
+            </w:r>
+          </w:p>
+        </w:tc>
+        <w:tc>
+          <w:tcPr>
+            <w:tcW w:type="dxa" w:w="1276"/>
+            <w:vAlign w:val="top"/>
+            <w:tcMar>
+              <w:top w:w="80" w:type="dxa"/>
+              <w:left w:w="80" w:type="dxa"/>
+              <w:bottom w:w="80" w:type="dxa"/>
+              <w:right w:w="80" w:type="dxa"/>
+            </w:tcMar>
+          </w:tcPr>
+          <w:p>
+            <w:pPr>
+              <w:spacing w:before="0" w:after="0" w:line="220" w:lineRule="exact"/>
+              <w:ind w:firstLine="0" w:left="0"/>
+            </w:pPr>
+            <w:r>
+              <w:rPr>
+                <w:rFonts w:ascii="Times New Roman" w:hAnsi="Times New Roman" w:eastAsia="Times New Roman"/>
+                <w:b w:val="0"/>
+                <w:i w:val="0"/>
+                <w:sz w:val="19"/>
+              </w:rPr>
+              <w:t>8</w:t>
+            </w:r>
+          </w:p>
+        </w:tc>
+        <w:tc>
+          <w:tcPr>
+            <w:tcW w:type="dxa" w:w="1276"/>
+            <w:vAlign w:val="top"/>
+            <w:tcMar>
+              <w:top w:w="80" w:type="dxa"/>
+              <w:left w:w="80" w:type="dxa"/>
+              <w:bottom w:w="80" w:type="dxa"/>
+              <w:right w:w="80" w:type="dxa"/>
+            </w:tcMar>
+          </w:tcPr>
+          <w:p>
+            <w:pPr>
+              <w:spacing w:before="0" w:after="0" w:line="220" w:lineRule="exact"/>
+              <w:ind w:firstLine="0" w:left="0"/>
+            </w:pPr>
+            <w:r>
+              <w:rPr>
+                <w:rFonts w:ascii="Times New Roman" w:hAnsi="Times New Roman" w:eastAsia="Times New Roman"/>
+                <w:b w:val="0"/>
+                <w:i w:val="0"/>
+                <w:sz w:val="19"/>
+              </w:rPr>
+              <w:t>62.00%</w:t>
+            </w:r>
+          </w:p>
+        </w:tc>
+        <w:tc>
+          <w:tcPr>
+            <w:tcW w:type="dxa" w:w="1276"/>
+            <w:vAlign w:val="top"/>
+            <w:tcMar>
+              <w:top w:w="80" w:type="dxa"/>
+              <w:left w:w="80" w:type="dxa"/>
+              <w:bottom w:w="80" w:type="dxa"/>
+              <w:right w:w="80" w:type="dxa"/>
+            </w:tcMar>
+          </w:tcPr>
+          <w:p>
+            <w:pPr>
+              <w:spacing w:before="0" w:after="0" w:line="220" w:lineRule="exact"/>
+              <w:ind w:firstLine="0" w:left="0"/>
+            </w:pPr>
+            <w:r>
+              <w:rPr>
+                <w:rFonts w:ascii="Times New Roman" w:hAnsi="Times New Roman" w:eastAsia="Times New Roman"/>
+                <w:b w:val="0"/>
+                <w:i w:val="0"/>
+                <w:sz w:val="19"/>
+              </w:rPr>
+              <w:t>78.50%</w:t>
+            </w:r>
+          </w:p>
+        </w:tc>
+        <w:tc>
+          <w:tcPr>
+            <w:tcW w:type="dxa" w:w="1276"/>
+            <w:vAlign w:val="top"/>
+            <w:tcMar>
+              <w:top w:w="80" w:type="dxa"/>
+              <w:left w:w="80" w:type="dxa"/>
+              <w:bottom w:w="80" w:type="dxa"/>
+              <w:right w:w="80" w:type="dxa"/>
+            </w:tcMar>
+          </w:tcPr>
+          <w:p>
+            <w:pPr>
+              <w:spacing w:before="0" w:after="0" w:line="220" w:lineRule="exact"/>
+              <w:ind w:firstLine="0" w:left="0"/>
+            </w:pPr>
+            <w:r>
+              <w:rPr>
+                <w:rFonts w:ascii="Times New Roman" w:hAnsi="Times New Roman" w:eastAsia="Times New Roman"/>
+                <w:b w:val="0"/>
+                <w:i w:val="0"/>
+                <w:sz w:val="19"/>
+              </w:rPr>
+              <w:t>73.98%</w:t>
+            </w:r>
+          </w:p>
+        </w:tc>
+        <w:tc>
+          <w:tcPr>
+            <w:tcW w:type="dxa" w:w="1276"/>
+            <w:vAlign w:val="top"/>
+            <w:tcMar>
+              <w:top w:w="80" w:type="dxa"/>
+              <w:left w:w="80" w:type="dxa"/>
+              <w:bottom w:w="80" w:type="dxa"/>
+              <w:right w:w="80" w:type="dxa"/>
+            </w:tcMar>
+          </w:tcPr>
+          <w:p>
+            <w:pPr>
+              <w:spacing w:before="0" w:after="0" w:line="220" w:lineRule="exact"/>
+              <w:ind w:firstLine="0" w:left="0"/>
+            </w:pPr>
+            <w:r>
+              <w:rPr>
+                <w:rFonts w:ascii="Times New Roman" w:hAnsi="Times New Roman" w:eastAsia="Times New Roman"/>
+                <w:b w:val="0"/>
+                <w:i w:val="0"/>
+                <w:sz w:val="19"/>
+              </w:rPr>
+              <w:t>2670.36 ms</w:t>
+            </w:r>
+          </w:p>
+        </w:tc>
+        <w:tc>
+          <w:tcPr>
+            <w:tcW w:type="dxa" w:w="1276"/>
+            <w:vAlign w:val="top"/>
+            <w:tcMar>
+              <w:top w:w="80" w:type="dxa"/>
+              <w:left w:w="80" w:type="dxa"/>
+              <w:bottom w:w="80" w:type="dxa"/>
+              <w:right w:w="80" w:type="dxa"/>
+            </w:tcMar>
+          </w:tcPr>
+          <w:p>
+            <w:pPr>
+              <w:spacing w:before="0" w:after="0" w:line="220" w:lineRule="exact"/>
+              <w:ind w:firstLine="0" w:left="0"/>
+            </w:pPr>
+            <w:r>
+              <w:rPr>
+                <w:rFonts w:ascii="Times New Roman" w:hAnsi="Times New Roman" w:eastAsia="Times New Roman"/>
+                <w:b w:val="0"/>
+                <w:i w:val="0"/>
+                <w:sz w:val="19"/>
+              </w:rPr>
+              <w:t>0.5206</w:t>
+            </w:r>
+          </w:p>
+        </w:tc>
+      </w:tr>
+    </w:tbl>
+    <w:p>
+      <w:pPr>
+        <w:spacing w:after="40"/>
+        <w:ind w:firstLine="0"/>
+      </w:pPr>
+    </w:p>
+    <w:p>
+      <w:pPr>
+        <w:spacing w:line="280" w:lineRule="exact" w:after="40"/>
+        <w:ind w:firstLine="283"/>
+        <w:jc w:val="left"/>
+      </w:pPr>
+      <w:r>
+        <w:rPr>
+          <w:rFonts w:ascii="Times New Roman" w:hAnsi="Times New Roman" w:eastAsia="Times New Roman"/>
+          <w:b w:val="0"/>
+          <w:i w:val="0"/>
+          <w:sz w:val="24"/>
+        </w:rPr>
+        <w:t>Các ablation bổ sung cũng cho thấy phạm vi ứng dụng của hệ thống. Paraphrase lexical-strong làm BM25 giảm mạnh hơn dense/hybrid, xác nhận dense retrieval bền hơn khi query đổi từ vựng. Metadata search có thể thu hẹp không gian ứng viên rất mạnh: kịch bản tác giả + ngày tạo giảm từ 5,233,329 tài liệu xuống 1,793 tài liệu, tương đương 99.9657%. Với VimQA, BM25 là phương pháp tốt nhất về cân bằng chất lượng và độ trễ: recall@10=96.27%, MRR@10=86.06%, nDCG@10=88.59%, p95 khoảng 84.42 ms; điều này cho thấy lựa chọn retrieval method phụ thuộc vào đặc tính dataset.</w:t>
       </w:r>
     </w:p>
     <w:p>
@@ -1443,7 +6070,7 @@
           <w:i w:val="0"/>
           <w:sz w:val="24"/>
         </w:rPr>
-        <w:t>Hiệu quả của giải pháp được đánh giá theo ba nhóm tiêu chí: chất lượng truy xuất, độ trễ runtime và khả năng giải thích. Về chất lượng, benchmark full test cho thấy bridge-aware retrieval tăng complete evidence coverage từ full_support@10=0.5175 của tv_hybrid lên 0.6008, tức +8.33 điểm tuyệt đối. Đây là cải tiến quan trọng nhất vì nó xử lý đúng lỗi multi-hop phổ biến: đã tìm được một support document nhưng thiếu support document còn lại. Reranker không tạo net win trong ablation, nên kết quả chỉ ra rằng vấn đề chính nằm ở candidate generation hơn là chỉ xếp hạng lại.</w:t>
+        <w:t>Hiệu quả của giải pháp được đánh giá theo bốn nhóm: chất lượng truy xuất, độ trễ, khả năng giải thích, và vị trí so với các benchmark/paper liên quan.</w:t>
       </w:r>
     </w:p>
     <w:p>
@@ -1459,7 +6086,7 @@
           <w:i w:val="0"/>
           <w:sz w:val="24"/>
         </w:rPr>
-        <w:t>Về độ trễ, tv_hybrid vẫn phù hợp hơn cho interactive default vì p95 full test khoảng 760.92 ms, trong khi bridge-aware retrieval đạt p95 khoảng 1598.34 ms. Bridge method vì vậy nên được trình bày là quality-first benchmark path: tăng coverage bằng chứng hoàn chỉnh, đổi lại latency cao hơn. Các số này là số đo cục bộ trên laptop, không phải SLA production.</w:t>
+        <w:t>Về chất lượng, kết quả quan trọng nhất là bridge-aware retrieval tăng full_support@10 trên full test từ 51.75% lên 60.08%. Vì HotpotQA cần đủ evidence chain, mức tăng +8.33 điểm phần trăm này có ý nghĩa hơn việc tăng nhẹ một metric document-level thông thường. Bridge method cũng tăng recall@10 và nDCG@10, nhưng giảm nhẹ MRR@10, phản ánh trade-off hợp lý: hệ thống ưu tiên lấy đủ cặp support hơn là chỉ đẩy support đầu tiên lên thật cao.</w:t>
       </w:r>
     </w:p>
     <w:p>
@@ -1475,7 +6102,7 @@
           <w:i w:val="0"/>
           <w:sz w:val="24"/>
         </w:rPr>
-        <w:t>Về khả năng ứng dụng, hệ thống đã có dataset-first API/UI, Redis cache, search history, benchmark dashboard, support overlay, query highlighting và parsed metadata chips. Các lớp giải thích này giúp người xem hiểu kết quả nào là gold support hit, tài liệu hỗ trợ nào còn thiếu, và lỗi nằm ở sinh ứng viên hay xếp hạng. Với metadata search, người dùng không cần tách thủ công content query và filter form, phù hợp kỳ vọng của bài toán meeting/document search.</w:t>
+        <w:t>Về độ trễ, tv_hybrid vẫn tốt hơn cho demo tương tác vì p95 khoảng 0.76 giây trên full test, trong khi tv_bridge_title_entities_rrf khoảng 1.60 giây. Bridge method chậm hơn vì phải chạy second-hop retrieval và xử lý evidence chains. Kết quả tuning cho thấy có thể giảm đáng kể latency bằng beam1_terms6, nhưng để đưa bridge thành default runtime cần tiếp tục tối ưu caching, embedding call, hydration và song song hóa.</w:t>
       </w:r>
     </w:p>
     <w:p>
@@ -1491,7 +6118,55 @@
           <w:i w:val="0"/>
           <w:sz w:val="24"/>
         </w:rPr>
-        <w:t>So với phương pháp trước đây chỉ dùng BM25 hoặc hybrid một lượt, giải pháp mới có ba giá trị nổi bật: chạy được trên toàn bộ corpus thay vì subset nhỏ; đánh giá đúng bài toán multi-hop bằng full-support; và bổ sung bridge-aware retrieval cùng semantic metadata search để tăng khả năng tìm đủ bằng chứng và điều khiển không gian tìm kiếm.</w:t>
+        <w:t>Về khả năng giải thích, hệ thống không chỉ trả danh sách document. Dashboard có query browser, support overlay, highlight query terms, benchmark surface, parsed metadata chips và search history. Các artifact diagnostics phân tách success, partial support, missing candidate và candidate-ranked-low. Điều này giúp giải thích vì sao reranker không thắng, vì sao title-aware BM25 chưa đủ, và vì sao bridge-aware candidate generation mới tạo gain chính.</w:t>
+      </w:r>
+    </w:p>
+    <w:p>
+      <w:pPr>
+        <w:spacing w:line="280" w:lineRule="exact" w:after="40"/>
+        <w:ind w:firstLine="283"/>
+        <w:jc w:val="left"/>
+      </w:pPr>
+      <w:r>
+        <w:rPr>
+          <w:rFonts w:ascii="Times New Roman" w:hAnsi="Times New Roman" w:eastAsia="Times New Roman"/>
+          <w:b w:val="0"/>
+          <w:i w:val="0"/>
+          <w:sz w:val="24"/>
+        </w:rPr>
+        <w:t>So sánh với benchmark/paper cần phân biệt rõ loại metric. Với BEIR/Pyserini, có thể so sánh tương đối bằng nDCG@10 trên HotpotQA retrieval. Bảng Pyserini BEIR công bố các baseline như BM25, SPLADE++, Contriever và BGE-base. Trong bối cảnh đó, tv_bridge_title_entities_rrf đạt nDCG@10=71.20%, cao hơn các baseline Pyserini được ghi nhận như BM25 multifield khoảng 60.3%, Contriever khoảng 63.8% và SPLADE++ khoảng 68.7%, đồng thời gần BGE-base khoảng 72.6%. Tuy nhiên đây không phải leaderboard claim tuyệt đối vì khác biệt về index construction, model size, quantization, latency environment và implementation details.</w:t>
+      </w:r>
+    </w:p>
+    <w:p>
+      <w:pPr>
+        <w:spacing w:line="280" w:lineRule="exact" w:after="40"/>
+        <w:ind w:firstLine="283"/>
+        <w:jc w:val="left"/>
+      </w:pPr>
+      <w:r>
+        <w:rPr>
+          <w:rFonts w:ascii="Times New Roman" w:hAnsi="Times New Roman" w:eastAsia="Times New Roman"/>
+          <w:b w:val="0"/>
+          <w:i w:val="0"/>
+          <w:sz w:val="24"/>
+        </w:rPr>
+        <w:t>Với HotpotQA original paper, MDR, Beam Retrieval và IRCoT, so sánh an toàn nhất là so sánh về mục tiêu và thiết kế, không so sánh trực tiếp metric. HotpotQA paper báo cáo answer EM/F1, supporting-fact EM/F1 và joint EM/F1 cho hệ QA end-to-end; báo cáo này chỉ đánh giá retrieval evidence coverage trước reader/answer stage. MDR là learned multi-hop dense retriever, có metric chain/path riêng trên setup của họ. Beam Retrieval đánh giá trong môi trường candidate passage/reading-comprehension nhỏ hơn full-corpus retrieval. IRCoT interleave chain-of-thought với retrieval bằng LLM, trong khi hệ thống này dùng bridge heuristic không cần LLM. Vì vậy full_support@10 không được so trực tiếp với answer F1 hoặc supporting-fact F1; nó là điều kiện tiền đề để reader phía sau có đủ bằng chứng.</w:t>
+      </w:r>
+    </w:p>
+    <w:p>
+      <w:pPr>
+        <w:spacing w:line="280" w:lineRule="exact" w:after="40"/>
+        <w:ind w:firstLine="283"/>
+        <w:jc w:val="left"/>
+      </w:pPr>
+      <w:r>
+        <w:rPr>
+          <w:rFonts w:ascii="Times New Roman" w:hAnsi="Times New Roman" w:eastAsia="Times New Roman"/>
+          <w:b w:val="0"/>
+          <w:i w:val="0"/>
+          <w:sz w:val="24"/>
+        </w:rPr>
+        <w:t>Tổng hợp lại, điểm mạnh của đề tài là chạy được full corpus thay vì subset nhỏ, kết hợp lexical và dense retrieval đúng vai trò, dùng metric phù hợp với multi-hop QA, và có ablation chứng minh candidate generation quan trọng hơn reranking trong bối cảnh hiện tại. Giới hạn chính là bridge retrieval còn chậm, metadata hiện là synthetic/demo metadata, và hệ thống chưa có reader/answer stage để so sánh với QA papers theo EM/F1.</w:t>
       </w:r>
     </w:p>
     <w:p>
@@ -1523,7 +6198,7 @@
           <w:i w:val="0"/>
           <w:sz w:val="24"/>
         </w:rPr>
-        <w:t>Đề tài đã xây dựng được một hệ thống truy xuất bằng chứng full-corpus cho HotpotQA và mở rộng runtime sang VimQA. Hệ thống tách rõ pipeline ingest offline và retrieval online, kết hợp Elasticsearch BM25 với TurboVec dense retrieval, hỗ trợ nhiều phương pháp retrieval và có benchmark/ablation để giải thích vì sao chọn từng hướng. Kết quả quan trọng nhất là tv_bridge_title_entities_rrf đạt full_support@10=0.6008 trên 7,405 truy vấn full test, cao hơn tv_hybrid=0.5175, đồng thời semantic metadata search chứng minh khả năng thu hẹp không gian ứng viên có kiểm soát.</w:t>
+        <w:t>Đề tài đã xây dựng được hệ thống truy xuất bằng chứng full-corpus cho HotpotQA và mở rộng runtime sang VimQA. Hệ thống tách rõ pipeline offline và online, dùng Elasticsearch cho BM25/filter/document store, dùng TurboVec cho dense retrieval full-corpus cục bộ, và dùng FastAPI/React để tạo workspace quan sát kết quả. Hai phương pháp chính là tv_hybrid và tv_bridge_title_entities_rrf.</w:t>
       </w:r>
     </w:p>
     <w:p>
@@ -1539,7 +6214,7 @@
           <w:i w:val="0"/>
           <w:sz w:val="24"/>
         </w:rPr>
-        <w:t>Tính mới của đề tài nằm ở cách nhìn retrieval như một bài toán tìm đủ bằng chứng thay vì chỉ tìm tài liệu liên quan đơn lẻ. Tính sáng tạo nằm ở bridge-aware retrieval cho support thứ hai, semantic metadata parser opt-in, và runtime dataset-first cho HotpotQA/VimQA. Tính hiệu quả được thể hiện bằng các số benchmark, latency, ablation và khả năng demo trực tiếp qua API/UI.</w:t>
+        <w:t>Kết quả full test cho thấy tv_bridge_title_entities_rrf đạt full_support@10=60.08%, cao hơn tv_hybrid=51.75%, tương đương +8.33 điểm phần trăm và +16.1% tương đối. Các ablation 200 truy vấn giải thích đường đi đến kết quả này: BM25 nhanh nhưng thiếu semantic support; dense và hybrid cải thiện rõ; title-aware BM25 không tăng full-support; reranker không tạo net win; bridge-aware title/entity retrieval mới xử lý trực tiếp lỗi thiếu support thứ hai.</w:t>
       </w:r>
     </w:p>
     <w:p>
@@ -1555,7 +6230,23 @@
           <w:i w:val="0"/>
           <w:sz w:val="24"/>
         </w:rPr>
-        <w:t>Giới hạn hiện tại là benchmark này mới đánh giá retrieval evidence coverage, không phải answer EM/F1 hay supporting-fact F1 của hệ QA end-to-end; metadata của HotpotQA/VimQA là metadata tổng hợp, chưa phải metadata meeting thật; và chưa khẳng định chất lượng/độ trễ production. Hướng phát triển tiếp theo là tối ưu latency cho bridge-aware retrieval, định nghĩa metadata schema thật cho meeting search, mở rộng semantic metadata evaluation và thêm reader/answer stage nếu muốn so sánh với HotpotQA QA papers.</w:t>
+        <w:t>Tính mới của đề tài nằm ở cách coi retrieval là bài toán tìm đủ bằng chứng thay vì chỉ tìm tài liệu liên quan đơn lẻ. Tính sáng tạo nằm ở bridge-aware retrieval cho support thứ hai, semantic metadata parser opt-in, và runtime dataset-first cho HotpotQA/VimQA. Tính hiệu quả được thể hiện bằng benchmark full test, ablation 200-query, latency trade-off và khả năng demo trực tiếp qua API/UI.</w:t>
+      </w:r>
+    </w:p>
+    <w:p>
+      <w:pPr>
+        <w:spacing w:line="280" w:lineRule="exact" w:after="40"/>
+        <w:ind w:firstLine="283"/>
+        <w:jc w:val="left"/>
+      </w:pPr>
+      <w:r>
+        <w:rPr>
+          <w:rFonts w:ascii="Times New Roman" w:hAnsi="Times New Roman" w:eastAsia="Times New Roman"/>
+          <w:b w:val="0"/>
+          <w:i w:val="0"/>
+          <w:sz w:val="24"/>
+        </w:rPr>
+        <w:t>Hướng phát triển tiếp theo gồm: tối ưu latency cho bridge retrieval; cache và song song hóa second-hop; thêm diagnostics full test sâu hơn; dùng metadata thật cho meeting search; mở rộng semantic metadata evaluation; và thêm reader/LLM answer stage nếu muốn so sánh với HotpotQA QA papers bằng answer EM/F1, supporting-fact F1 và joint metrics.</w:t>
       </w:r>
     </w:p>
     <w:p>
@@ -1587,7 +6278,7 @@
           <w:i w:val="0"/>
           <w:sz w:val="24"/>
         </w:rPr>
-        <w:t>[1] BEIR HotpotQA dataset, beir/hotpotqa.</w:t>
+        <w:t>[1] Yang et al., HotpotQA: A Dataset for Diverse, Explainable Multi-hop Question Answering, EMNLP 2018, https://aclanthology.org/D18-1259/.</w:t>
       </w:r>
     </w:p>
     <w:p>
@@ -1603,7 +6294,7 @@
           <w:i w:val="0"/>
           <w:sz w:val="24"/>
         </w:rPr>
-        <w:t>[2] Elasticsearch documentation, BM25 retrieval and index management.</w:t>
+        <w:t>[2] Thakur et al., BEIR: A Heterogeneous Benchmark for Zero-shot Evaluation of Information Retrieval Models, 2021, https://arxiv.org/abs/2104.08663.</w:t>
       </w:r>
     </w:p>
     <w:p>
@@ -1619,7 +6310,7 @@
           <w:i w:val="0"/>
           <w:sz w:val="24"/>
         </w:rPr>
-        <w:t>[3] TurboVec project/artifact used for compressed dense retrieval.</w:t>
+        <w:t>[3] Pyserini BEIR regression table and HotpotQA retrieval baselines, https://castorini.github.io/pyserini/2cr/beir.html.</w:t>
       </w:r>
     </w:p>
     <w:p>
@@ -1635,7 +6326,7 @@
           <w:i w:val="0"/>
           <w:sz w:val="24"/>
         </w:rPr>
-        <w:t>[4] BAAI, bge-small-en-v1.5 embedding model.</w:t>
+        <w:t>[4] Cormack, Clarke, and Buettcher, Reciprocal Rank Fusion Outperforms Condorcet and Individual Rank Learning Methods, SIGIR 2009.</w:t>
       </w:r>
     </w:p>
     <w:p>
@@ -1651,7 +6342,7 @@
           <w:i w:val="0"/>
           <w:sz w:val="24"/>
         </w:rPr>
-        <w:t>[5] BKAI Foundation Models, vietnamese-bi-encoder.</w:t>
+        <w:t>[5] BAAI, bge-small-en-v1.5 embedding model, https://huggingface.co/BAAI/bge-small-en-v1.5.</w:t>
       </w:r>
     </w:p>
     <w:p>
@@ -1667,7 +6358,7 @@
           <w:i w:val="0"/>
           <w:sz w:val="24"/>
         </w:rPr>
-        <w:t>[6] Reciprocal Rank Fusion and cross-encoder reranking references used in retrieval ablations.</w:t>
+        <w:t>[6] Elasticsearch documentation, BM25 retrieval, index management, and dense vector search, https://www.elastic.co/guide/.</w:t>
       </w:r>
     </w:p>
     <w:p>
@@ -1683,7 +6374,87 @@
           <w:i w:val="0"/>
           <w:sz w:val="24"/>
         </w:rPr>
-        <w:t>[7] Project repository reports: Sprint 3 full-corpus retrieval report; Sprint 4 paraphrase, metadata and VimQA reports; Sprint 5 reranker, bridge-aware, title-aware BM25 and tuning reports.</w:t>
+        <w:t>[7] TurboVec dense retrieval backend and project artifact hotpotqa_bge_small_4bit.tvim; design decision docs/decisions/0006-sprint3-dense-backend.md.</w:t>
+      </w:r>
+    </w:p>
+    <w:p>
+      <w:pPr>
+        <w:spacing w:line="280" w:lineRule="exact" w:after="40"/>
+        <w:ind w:firstLine="283"/>
+        <w:jc w:val="left"/>
+      </w:pPr>
+      <w:r>
+        <w:rPr>
+          <w:rFonts w:ascii="Times New Roman" w:hAnsi="Times New Roman" w:eastAsia="Times New Roman"/>
+          <w:b w:val="0"/>
+          <w:i w:val="0"/>
+          <w:sz w:val="24"/>
+        </w:rPr>
+        <w:t>[8] Xiong et al., Answering Complex Open-Domain Questions with Multi-Hop Dense Retrieval, https://arxiv.org/abs/2009.12756.</w:t>
+      </w:r>
+    </w:p>
+    <w:p>
+      <w:pPr>
+        <w:spacing w:line="280" w:lineRule="exact" w:after="40"/>
+        <w:ind w:firstLine="283"/>
+        <w:jc w:val="left"/>
+      </w:pPr>
+      <w:r>
+        <w:rPr>
+          <w:rFonts w:ascii="Times New Roman" w:hAnsi="Times New Roman" w:eastAsia="Times New Roman"/>
+          <w:b w:val="0"/>
+          <w:i w:val="0"/>
+          <w:sz w:val="24"/>
+        </w:rPr>
+        <w:t>[9] Facebook Research, Multi-Hop Dense Retrieval repository, https://github.com/facebookresearch/multihop_dense_retrieval.</w:t>
+      </w:r>
+    </w:p>
+    <w:p>
+      <w:pPr>
+        <w:spacing w:line="280" w:lineRule="exact" w:after="40"/>
+        <w:ind w:firstLine="283"/>
+        <w:jc w:val="left"/>
+      </w:pPr>
+      <w:r>
+        <w:rPr>
+          <w:rFonts w:ascii="Times New Roman" w:hAnsi="Times New Roman" w:eastAsia="Times New Roman"/>
+          <w:b w:val="0"/>
+          <w:i w:val="0"/>
+          <w:sz w:val="24"/>
+        </w:rPr>
+        <w:t>[10] Zhang et al., End-to-End Beam Retrieval for Multi-Hop Question Answering, https://arxiv.org/html/2308.08973v2.</w:t>
+      </w:r>
+    </w:p>
+    <w:p>
+      <w:pPr>
+        <w:spacing w:line="280" w:lineRule="exact" w:after="40"/>
+        <w:ind w:firstLine="283"/>
+        <w:jc w:val="left"/>
+      </w:pPr>
+      <w:r>
+        <w:rPr>
+          <w:rFonts w:ascii="Times New Roman" w:hAnsi="Times New Roman" w:eastAsia="Times New Roman"/>
+          <w:b w:val="0"/>
+          <w:i w:val="0"/>
+          <w:sz w:val="24"/>
+        </w:rPr>
+        <w:t>[11] Trivedi et al., Interleaving Retrieval with Chain-of-Thought Reasoning for Knowledge-Intensive Multi-Step Questions, ACL 2023, https://aclanthology.org/2023.acl-long.557/.</w:t>
+      </w:r>
+    </w:p>
+    <w:p>
+      <w:pPr>
+        <w:spacing w:line="280" w:lineRule="exact" w:after="40"/>
+        <w:ind w:firstLine="283"/>
+        <w:jc w:val="left"/>
+      </w:pPr>
+      <w:r>
+        <w:rPr>
+          <w:rFonts w:ascii="Times New Roman" w:hAnsi="Times New Roman" w:eastAsia="Times New Roman"/>
+          <w:b w:val="0"/>
+          <w:i w:val="0"/>
+          <w:sz w:val="24"/>
+        </w:rPr>
+        <w:t>[12] Project reports and artifacts: Sprint 3 full-corpus retrieval report; Sprint 4 paraphrase, metadata and VimQA reports; Sprint 5 reranker, title-aware BM25, bridge-aware retrieval, bridge tuning, HotpotQA full-test benchmark, and evaluation/results/hotpotqa_full.</w:t>
       </w:r>
     </w:p>
     <w:p>
